--- a/assets/CV_Zhihan_Zhang.docx
+++ b/assets/CV_Zhihan_Zhang.docx
@@ -3889,7 +3889,26 @@
           <w:szCs w:val="20"/>
         </w:rPr>
         <w:tab/>
-        <w:t xml:space="preserve"> Nov 2019-Present</w:t>
+        <w:t xml:space="preserve"> </w:t>
+      </w:r>
+      <w:r>
+        <w:rPr>
+          <w:rFonts w:ascii="Times New Roman" w:hAnsi="Times New Roman"/>
+          <w:sz w:val="22"/>
+          <w:szCs w:val="20"/>
+        </w:rPr>
+        <w:tab/>
+        <w:t xml:space="preserve"> </w:t>
+      </w:r>
+      <w:bookmarkStart w:id="7" w:name="_GoBack"/>
+      <w:bookmarkEnd w:id="7"/>
+      <w:r>
+        <w:rPr>
+          <w:rFonts w:ascii="Times New Roman" w:hAnsi="Times New Roman"/>
+          <w:sz w:val="22"/>
+          <w:szCs w:val="20"/>
+        </w:rPr>
+        <w:t>Nov 2019-Present</w:t>
       </w:r>
     </w:p>
     <w:p>
@@ -3933,8 +3952,6 @@
           <w:szCs w:val="20"/>
         </w:rPr>
       </w:pPr>
-      <w:bookmarkStart w:id="7" w:name="_GoBack"/>
-      <w:bookmarkEnd w:id="7"/>
     </w:p>
     <w:p>
       <w:pPr>
@@ -8358,7 +8375,7 @@
 </file>
 
 <file path=customXml/itemProps1.xml><?xml version="1.0" encoding="utf-8"?>
-<ds:datastoreItem xmlns:ds="http://schemas.openxmlformats.org/officeDocument/2006/customXml" ds:itemID="{AD35D949-5217-4415-BBE3-200AEBC6BCC7}">
+<ds:datastoreItem xmlns:ds="http://schemas.openxmlformats.org/officeDocument/2006/customXml" ds:itemID="{C4BFAF5E-9CFE-491C-870D-B4F1FD2A2216}">
   <ds:schemaRefs>
     <ds:schemaRef ds:uri="http://schemas.openxmlformats.org/officeDocument/2006/bibliography"/>
   </ds:schemaRefs>

--- a/assets/CV_Zhihan_Zhang.docx
+++ b/assets/CV_Zhihan_Zhang.docx
@@ -245,7 +245,6 @@
         </w:rPr>
         <w:t>-</w:t>
       </w:r>
-      <w:proofErr w:type="gramStart"/>
       <w:r>
         <w:rPr>
           <w:rFonts w:ascii="Times New Roman" w:hAnsi="Times New Roman"/>
@@ -276,16 +275,7 @@
           <w:sz w:val="22"/>
           <w:szCs w:val="20"/>
         </w:rPr>
-        <w:t>Email</w:t>
-      </w:r>
-      <w:proofErr w:type="gramEnd"/>
-      <w:r>
-        <w:rPr>
-          <w:rFonts w:ascii="Times New Roman" w:hAnsi="Times New Roman"/>
-          <w:sz w:val="22"/>
-          <w:szCs w:val="20"/>
-        </w:rPr>
-        <w:t xml:space="preserve">: </w:t>
+        <w:t xml:space="preserve">Email: </w:t>
       </w:r>
       <w:hyperlink r:id="rId8" w:history="1">
         <w:r>
@@ -1096,20 +1086,15 @@
       <w:r>
         <w:rPr>
           <w:rFonts w:ascii="Times New Roman" w:hAnsi="Times New Roman"/>
-          <w:sz w:val="22"/>
-        </w:rPr>
-        <w:t xml:space="preserve"> </w:t>
-      </w:r>
-      <w:r>
-        <w:rPr>
-          <w:rFonts w:ascii="Times New Roman" w:hAnsi="Times New Roman"/>
-          <w:sz w:val="22"/>
-        </w:rPr>
-        <w:t>(Oral paper</w:t>
-      </w:r>
-      <w:r>
-        <w:rPr>
-          <w:rFonts w:ascii="Times New Roman" w:hAnsi="Times New Roman"/>
+          <w:b/>
+          <w:sz w:val="22"/>
+        </w:rPr>
+        <w:t xml:space="preserve"> (Oral paper</w:t>
+      </w:r>
+      <w:r>
+        <w:rPr>
+          <w:rFonts w:ascii="Times New Roman" w:hAnsi="Times New Roman"/>
+          <w:b/>
           <w:sz w:val="22"/>
         </w:rPr>
         <w:t>, Acceptance Rate 18%</w:t>
@@ -1117,9 +1102,41 @@
       <w:r>
         <w:rPr>
           <w:rFonts w:ascii="Times New Roman" w:hAnsi="Times New Roman"/>
-          <w:sz w:val="22"/>
-        </w:rPr>
-        <w:t>).</w:t>
+          <w:b/>
+          <w:sz w:val="22"/>
+        </w:rPr>
+        <w:t>)</w:t>
+      </w:r>
+      <w:r>
+        <w:rPr>
+          <w:rFonts w:ascii="Times New Roman" w:hAnsi="Times New Roman"/>
+          <w:sz w:val="22"/>
+        </w:rPr>
+        <w:t>.</w:t>
+      </w:r>
+      <w:r>
+        <w:rPr>
+          <w:rFonts w:ascii="Times New Roman" w:hAnsi="Times New Roman"/>
+          <w:sz w:val="22"/>
+        </w:rPr>
+        <w:t xml:space="preserve"> [</w:t>
+      </w:r>
+      <w:hyperlink r:id="rId10" w:history="1">
+        <w:r>
+          <w:rPr>
+            <w:rStyle w:val="a4"/>
+            <w:rFonts w:ascii="Times New Roman" w:hAnsi="Times New Roman"/>
+            <w:sz w:val="22"/>
+          </w:rPr>
+          <w:t>pdf</w:t>
+        </w:r>
+      </w:hyperlink>
+      <w:r>
+        <w:rPr>
+          <w:rFonts w:ascii="Times New Roman" w:hAnsi="Times New Roman"/>
+          <w:sz w:val="22"/>
+        </w:rPr>
+        <w:t>]</w:t>
       </w:r>
     </w:p>
     <w:p>
@@ -1237,8 +1254,18 @@
           <w:i/>
           <w:sz w:val="22"/>
         </w:rPr>
-        <w:t>Cross-Modal Commentator: Automatic Machine Commenting Based on Cross-Modal Information</w:t>
-      </w:r>
+        <w:t>Cross-Modal Commentator:</w:t>
+      </w:r>
+      <w:bookmarkStart w:id="4" w:name="_Hlk25177309"/>
+      <w:r>
+        <w:rPr>
+          <w:rFonts w:ascii="Times New Roman" w:hAnsi="Times New Roman"/>
+          <w:i/>
+          <w:sz w:val="22"/>
+        </w:rPr>
+        <w:t xml:space="preserve"> Automatic Machine Commenting Based on Cross-Modal Information</w:t>
+      </w:r>
+      <w:bookmarkEnd w:id="4"/>
       <w:r>
         <w:rPr>
           <w:rFonts w:ascii="Times New Roman" w:hAnsi="Times New Roman"/>
@@ -1298,6 +1325,7 @@
       <w:r>
         <w:rPr>
           <w:rFonts w:ascii="Times New Roman" w:hAnsi="Times New Roman" w:hint="eastAsia"/>
+          <w:b/>
           <w:sz w:val="22"/>
         </w:rPr>
         <w:t>(</w:t>
@@ -1305,6 +1333,7 @@
       <w:r>
         <w:rPr>
           <w:rFonts w:ascii="Times New Roman" w:hAnsi="Times New Roman"/>
+          <w:b/>
           <w:sz w:val="22"/>
         </w:rPr>
         <w:t>Oral paper)</w:t>
@@ -1330,7 +1359,7 @@
         </w:rPr>
         <w:t>[</w:t>
       </w:r>
-      <w:hyperlink r:id="rId10" w:history="1">
+      <w:hyperlink r:id="rId11" w:history="1">
         <w:r>
           <w:rPr>
             <w:rStyle w:val="a4"/>
@@ -1347,7 +1376,7 @@
         </w:rPr>
         <w:t>][</w:t>
       </w:r>
-      <w:hyperlink r:id="rId11" w:history="1">
+      <w:hyperlink r:id="rId12" w:history="1">
         <w:r>
           <w:rPr>
             <w:rStyle w:val="a4"/>
@@ -1364,7 +1393,7 @@
         </w:rPr>
         <w:t>][</w:t>
       </w:r>
-      <w:hyperlink r:id="rId12" w:history="1">
+      <w:hyperlink r:id="rId13" w:history="1">
         <w:r>
           <w:rPr>
             <w:rStyle w:val="a4"/>
@@ -1496,6 +1525,7 @@
         </w:rPr>
         <w:t xml:space="preserve">DCA: Diversified Co-Attention </w:t>
       </w:r>
+      <w:bookmarkStart w:id="5" w:name="_Hlk25177259"/>
       <w:r>
         <w:rPr>
           <w:rFonts w:ascii="Times New Roman" w:hAnsi="Times New Roman" w:hint="eastAsia"/>
@@ -1512,6 +1542,7 @@
         </w:rPr>
         <w:t>owards Informative Live Video Commenting</w:t>
       </w:r>
+      <w:bookmarkEnd w:id="5"/>
       <w:r>
         <w:rPr>
           <w:rFonts w:ascii="Times New Roman" w:hAnsi="Times New Roman"/>
@@ -1532,7 +1563,7 @@
           <w:rFonts w:ascii="Times New Roman" w:hAnsi="Times New Roman"/>
           <w:sz w:val="22"/>
         </w:rPr>
-        <w:t>In submission</w:t>
+        <w:t>Submitted to ACL 2020</w:t>
       </w:r>
       <w:r>
         <w:rPr>
@@ -1548,7 +1579,7 @@
         </w:rPr>
         <w:t xml:space="preserve"> </w:t>
       </w:r>
-      <w:hyperlink r:id="rId13" w:history="1">
+      <w:hyperlink r:id="rId14" w:history="1">
         <w:r>
           <w:rPr>
             <w:rStyle w:val="a4"/>
@@ -1707,8 +1738,8 @@
         </w:rPr>
         <w:t xml:space="preserve"> </w:t>
       </w:r>
-      <w:bookmarkStart w:id="4" w:name="OLE_LINK5"/>
-      <w:bookmarkStart w:id="5" w:name="OLE_LINK6"/>
+      <w:bookmarkStart w:id="6" w:name="OLE_LINK5"/>
+      <w:bookmarkStart w:id="7" w:name="OLE_LINK6"/>
       <w:r>
         <w:rPr>
           <w:rFonts w:ascii="Times New Roman" w:hAnsi="Times New Roman"/>
@@ -1716,8 +1747,8 @@
         </w:rPr>
         <w:t>(* Equal contribution)</w:t>
       </w:r>
-      <w:bookmarkEnd w:id="4"/>
-      <w:bookmarkEnd w:id="5"/>
+      <w:bookmarkEnd w:id="6"/>
+      <w:bookmarkEnd w:id="7"/>
     </w:p>
     <w:p>
       <w:pPr>
@@ -1856,15 +1887,6 @@
           <w:sz w:val="22"/>
           <w:szCs w:val="20"/>
         </w:rPr>
-        <w:t xml:space="preserve">Project: </w:t>
-      </w:r>
-      <w:r>
-        <w:rPr>
-          <w:rFonts w:ascii="Times New Roman" w:hAnsi="Times New Roman"/>
-          <w:b/>
-          <w:sz w:val="22"/>
-          <w:szCs w:val="20"/>
-        </w:rPr>
         <w:t>Evolutionary Graph Neural Networks</w:t>
       </w:r>
       <w:r>
@@ -1874,40 +1896,84 @@
           <w:sz w:val="22"/>
           <w:szCs w:val="20"/>
         </w:rPr>
-        <w:t xml:space="preserve"> | </w:t>
-      </w:r>
-      <w:r>
-        <w:rPr>
-          <w:rFonts w:ascii="Times New Roman" w:hAnsi="Times New Roman"/>
-          <w:sz w:val="22"/>
-          <w:szCs w:val="20"/>
-        </w:rPr>
-        <w:t>Research Assistant</w:t>
-      </w:r>
-      <w:r>
-        <w:rPr>
-          <w:rFonts w:ascii="Times New Roman" w:hAnsi="Times New Roman"/>
-          <w:sz w:val="22"/>
-          <w:szCs w:val="20"/>
-        </w:rPr>
-        <w:t xml:space="preserve">     </w:t>
-      </w:r>
-      <w:r>
-        <w:rPr>
-          <w:rFonts w:ascii="Times New Roman" w:hAnsi="Times New Roman"/>
-          <w:sz w:val="22"/>
-          <w:szCs w:val="20"/>
-        </w:rPr>
         <w:tab/>
       </w:r>
       <w:r>
         <w:rPr>
           <w:rFonts w:ascii="Times New Roman" w:hAnsi="Times New Roman"/>
+          <w:b/>
           <w:sz w:val="22"/>
           <w:szCs w:val="20"/>
         </w:rPr>
         <w:tab/>
-        <w:t xml:space="preserve">   A</w:t>
+      </w:r>
+      <w:r>
+        <w:rPr>
+          <w:rFonts w:ascii="Times New Roman" w:hAnsi="Times New Roman"/>
+          <w:b/>
+          <w:sz w:val="22"/>
+          <w:szCs w:val="20"/>
+        </w:rPr>
+        <w:tab/>
+      </w:r>
+      <w:r>
+        <w:rPr>
+          <w:rFonts w:ascii="Times New Roman" w:hAnsi="Times New Roman"/>
+          <w:b/>
+          <w:sz w:val="22"/>
+          <w:szCs w:val="20"/>
+        </w:rPr>
+        <w:tab/>
+      </w:r>
+      <w:r>
+        <w:rPr>
+          <w:rFonts w:ascii="Times New Roman" w:hAnsi="Times New Roman"/>
+          <w:b/>
+          <w:sz w:val="22"/>
+          <w:szCs w:val="20"/>
+        </w:rPr>
+        <w:tab/>
+      </w:r>
+      <w:r>
+        <w:rPr>
+          <w:rFonts w:ascii="Times New Roman" w:hAnsi="Times New Roman"/>
+          <w:sz w:val="22"/>
+          <w:szCs w:val="20"/>
+        </w:rPr>
+        <w:t xml:space="preserve">    </w:t>
+      </w:r>
+      <w:r>
+        <w:rPr>
+          <w:rFonts w:ascii="Times New Roman" w:hAnsi="Times New Roman"/>
+          <w:sz w:val="22"/>
+          <w:szCs w:val="20"/>
+        </w:rPr>
+        <w:tab/>
+      </w:r>
+      <w:r>
+        <w:rPr>
+          <w:rFonts w:ascii="Times New Roman" w:hAnsi="Times New Roman"/>
+          <w:sz w:val="22"/>
+          <w:szCs w:val="20"/>
+        </w:rPr>
+        <w:tab/>
+        <w:t xml:space="preserve">   </w:t>
+      </w:r>
+      <w:r>
+        <w:rPr>
+          <w:rFonts w:ascii="Times New Roman" w:hAnsi="Times New Roman"/>
+          <w:sz w:val="22"/>
+          <w:szCs w:val="20"/>
+        </w:rPr>
+        <w:t xml:space="preserve">       </w:t>
+      </w:r>
+      <w:r>
+        <w:rPr>
+          <w:rFonts w:ascii="Times New Roman" w:hAnsi="Times New Roman"/>
+          <w:sz w:val="22"/>
+          <w:szCs w:val="20"/>
+        </w:rPr>
+        <w:t>A</w:t>
       </w:r>
       <w:r>
         <w:rPr>
@@ -1956,401 +2022,6 @@
           <w:szCs w:val="20"/>
         </w:rPr>
         <w:t>Sept</w:t>
-      </w:r>
-      <w:r>
-        <w:rPr>
-          <w:rFonts w:ascii="Times New Roman" w:hAnsi="Times New Roman"/>
-          <w:sz w:val="22"/>
-          <w:szCs w:val="20"/>
-        </w:rPr>
-        <w:t xml:space="preserve"> 201</w:t>
-      </w:r>
-      <w:r>
-        <w:rPr>
-          <w:rFonts w:ascii="Times New Roman" w:hAnsi="Times New Roman"/>
-          <w:sz w:val="22"/>
-          <w:szCs w:val="20"/>
-        </w:rPr>
-        <w:t>9</w:t>
-      </w:r>
-    </w:p>
-    <w:p>
-      <w:pPr>
-        <w:pStyle w:val="af0"/>
-        <w:adjustRightInd w:val="0"/>
-        <w:snapToGrid w:val="0"/>
-        <w:rPr>
-          <w:rFonts w:ascii="Times New Roman" w:hAnsi="Times New Roman"/>
-          <w:sz w:val="22"/>
-          <w:szCs w:val="20"/>
-        </w:rPr>
-      </w:pPr>
-      <w:r>
-        <w:rPr>
-          <w:rFonts w:ascii="Times New Roman" w:hAnsi="Times New Roman"/>
-          <w:sz w:val="22"/>
-          <w:szCs w:val="20"/>
-        </w:rPr>
-        <w:t xml:space="preserve">Advisor: </w:t>
-      </w:r>
-      <w:r>
-        <w:rPr>
-          <w:rFonts w:ascii="Times New Roman" w:hAnsi="Times New Roman" w:hint="eastAsia"/>
-          <w:sz w:val="22"/>
-          <w:szCs w:val="20"/>
-        </w:rPr>
-        <w:t xml:space="preserve">Professor </w:t>
-      </w:r>
-      <w:hyperlink r:id="rId14" w:history="1">
-        <w:r>
-          <w:rPr>
-            <w:rStyle w:val="a4"/>
-            <w:rFonts w:ascii="Times New Roman" w:hAnsi="Times New Roman"/>
-            <w:b/>
-            <w:sz w:val="22"/>
-            <w:szCs w:val="20"/>
-          </w:rPr>
-          <w:t>Meng Jiang</w:t>
-        </w:r>
-      </w:hyperlink>
-      <w:r>
-        <w:rPr>
-          <w:rFonts w:ascii="Times New Roman" w:hAnsi="Times New Roman" w:hint="eastAsia"/>
-          <w:sz w:val="22"/>
-          <w:szCs w:val="20"/>
-        </w:rPr>
-        <w:t>,</w:t>
-      </w:r>
-      <w:r>
-        <w:rPr>
-          <w:rFonts w:ascii="Times New Roman" w:hAnsi="Times New Roman"/>
-          <w:sz w:val="22"/>
-          <w:szCs w:val="20"/>
-        </w:rPr>
-        <w:t xml:space="preserve"> Department of Computer Science and Engineering</w:t>
-      </w:r>
-      <w:r>
-        <w:rPr>
-          <w:rFonts w:ascii="Times New Roman" w:hAnsi="Times New Roman"/>
-          <w:sz w:val="22"/>
-          <w:szCs w:val="20"/>
-        </w:rPr>
-        <w:t xml:space="preserve">, </w:t>
-      </w:r>
-      <w:r>
-        <w:rPr>
-          <w:rFonts w:ascii="Times New Roman" w:hAnsi="Times New Roman"/>
-          <w:sz w:val="22"/>
-          <w:szCs w:val="20"/>
-        </w:rPr>
-        <w:t>University of Notre Dame</w:t>
-      </w:r>
-    </w:p>
-    <w:p>
-      <w:pPr>
-        <w:pStyle w:val="af0"/>
-        <w:numPr>
-          <w:ilvl w:val="0"/>
-          <w:numId w:val="16"/>
-        </w:numPr>
-        <w:adjustRightInd w:val="0"/>
-        <w:snapToGrid w:val="0"/>
-        <w:rPr>
-          <w:rFonts w:ascii="Times New Roman" w:hAnsi="Times New Roman"/>
-          <w:sz w:val="22"/>
-          <w:szCs w:val="20"/>
-        </w:rPr>
-      </w:pPr>
-      <w:r>
-        <w:rPr>
-          <w:rFonts w:ascii="Times New Roman" w:hAnsi="Times New Roman"/>
-          <w:sz w:val="22"/>
-          <w:szCs w:val="20"/>
-        </w:rPr>
-        <w:t>P</w:t>
-      </w:r>
-      <w:r>
-        <w:rPr>
-          <w:rFonts w:ascii="Times New Roman" w:hAnsi="Times New Roman"/>
-          <w:sz w:val="22"/>
-          <w:szCs w:val="20"/>
-        </w:rPr>
-        <w:t>resent</w:t>
-      </w:r>
-      <w:r>
-        <w:rPr>
-          <w:rFonts w:ascii="Times New Roman" w:hAnsi="Times New Roman"/>
-          <w:sz w:val="22"/>
-          <w:szCs w:val="20"/>
-        </w:rPr>
-        <w:t>ed</w:t>
-      </w:r>
-      <w:r>
-        <w:rPr>
-          <w:rFonts w:ascii="Times New Roman" w:hAnsi="Times New Roman"/>
-          <w:sz w:val="22"/>
-          <w:szCs w:val="20"/>
-        </w:rPr>
-        <w:t xml:space="preserve"> a novel framework of evolutionary graph neural networks</w:t>
-      </w:r>
-      <w:r>
-        <w:rPr>
-          <w:rFonts w:ascii="Times New Roman" w:hAnsi="Times New Roman"/>
-          <w:sz w:val="22"/>
-          <w:szCs w:val="20"/>
-        </w:rPr>
-        <w:t xml:space="preserve"> to </w:t>
-      </w:r>
-      <w:r>
-        <w:rPr>
-          <w:rFonts w:ascii="Times New Roman" w:hAnsi="Times New Roman"/>
-          <w:sz w:val="22"/>
-          <w:szCs w:val="20"/>
-        </w:rPr>
-        <w:t>model the co-evolution of node attributes and graph structure in dynamic attributed graphs</w:t>
-      </w:r>
-    </w:p>
-    <w:p>
-      <w:pPr>
-        <w:pStyle w:val="af0"/>
-        <w:numPr>
-          <w:ilvl w:val="0"/>
-          <w:numId w:val="16"/>
-        </w:numPr>
-        <w:adjustRightInd w:val="0"/>
-        <w:snapToGrid w:val="0"/>
-        <w:rPr>
-          <w:rFonts w:ascii="Times New Roman" w:hAnsi="Times New Roman"/>
-          <w:sz w:val="22"/>
-          <w:szCs w:val="20"/>
-        </w:rPr>
-      </w:pPr>
-      <w:r>
-        <w:rPr>
-          <w:rFonts w:ascii="Times New Roman" w:hAnsi="Times New Roman"/>
-          <w:sz w:val="22"/>
-          <w:szCs w:val="20"/>
-        </w:rPr>
-        <w:t xml:space="preserve">Designed </w:t>
-      </w:r>
-      <w:r>
-        <w:rPr>
-          <w:rFonts w:ascii="Times New Roman" w:hAnsi="Times New Roman"/>
-          <w:sz w:val="22"/>
-          <w:szCs w:val="20"/>
-        </w:rPr>
-        <w:t>a multi-task loss function based on attribute inference and link prediction over time</w:t>
-      </w:r>
-      <w:r>
-        <w:rPr>
-          <w:rFonts w:ascii="Times New Roman" w:hAnsi="Times New Roman"/>
-          <w:sz w:val="22"/>
-          <w:szCs w:val="20"/>
-        </w:rPr>
-        <w:t xml:space="preserve"> to </w:t>
-      </w:r>
-      <w:r>
-        <w:rPr>
-          <w:rFonts w:ascii="Times New Roman" w:hAnsi="Times New Roman"/>
-          <w:sz w:val="22"/>
-          <w:szCs w:val="20"/>
-        </w:rPr>
-        <w:t>generate node embedding series from the seen graph series</w:t>
-      </w:r>
-    </w:p>
-    <w:p>
-      <w:pPr>
-        <w:pStyle w:val="af0"/>
-        <w:numPr>
-          <w:ilvl w:val="0"/>
-          <w:numId w:val="16"/>
-        </w:numPr>
-        <w:adjustRightInd w:val="0"/>
-        <w:snapToGrid w:val="0"/>
-        <w:rPr>
-          <w:rFonts w:ascii="Times New Roman" w:hAnsi="Times New Roman"/>
-          <w:sz w:val="22"/>
-          <w:szCs w:val="20"/>
-        </w:rPr>
-      </w:pPr>
-      <w:r>
-        <w:rPr>
-          <w:rFonts w:ascii="Times New Roman" w:hAnsi="Times New Roman"/>
-          <w:sz w:val="22"/>
-          <w:szCs w:val="20"/>
-        </w:rPr>
-        <w:t>Proved</w:t>
-      </w:r>
-      <w:r>
-        <w:rPr>
-          <w:rFonts w:ascii="Times New Roman" w:hAnsi="Times New Roman"/>
-          <w:sz w:val="22"/>
-          <w:szCs w:val="20"/>
-        </w:rPr>
-        <w:t xml:space="preserve"> that </w:t>
-      </w:r>
-      <w:r>
-        <w:rPr>
-          <w:rFonts w:ascii="Times New Roman" w:hAnsi="Times New Roman"/>
-          <w:sz w:val="22"/>
-          <w:szCs w:val="20"/>
-        </w:rPr>
-        <w:t>the proposed model</w:t>
-      </w:r>
-      <w:r>
-        <w:rPr>
-          <w:rFonts w:ascii="Times New Roman" w:hAnsi="Times New Roman"/>
-          <w:sz w:val="22"/>
-          <w:szCs w:val="20"/>
-        </w:rPr>
-        <w:t xml:space="preserve"> outperform</w:t>
-      </w:r>
-      <w:r>
-        <w:rPr>
-          <w:rFonts w:ascii="Times New Roman" w:hAnsi="Times New Roman"/>
-          <w:sz w:val="22"/>
-          <w:szCs w:val="20"/>
-        </w:rPr>
-        <w:t>ed</w:t>
-      </w:r>
-      <w:r>
-        <w:rPr>
-          <w:rFonts w:ascii="Times New Roman" w:hAnsi="Times New Roman"/>
-          <w:sz w:val="22"/>
-          <w:szCs w:val="20"/>
-        </w:rPr>
-        <w:t xml:space="preserve"> strong baselines on predicting an entire unseen snapshot of </w:t>
-      </w:r>
-      <w:r>
-        <w:rPr>
-          <w:rFonts w:ascii="Times New Roman" w:hAnsi="Times New Roman"/>
-          <w:sz w:val="22"/>
-          <w:szCs w:val="20"/>
-        </w:rPr>
-        <w:t>node</w:t>
-      </w:r>
-      <w:r>
-        <w:rPr>
-          <w:rFonts w:ascii="Times New Roman" w:hAnsi="Times New Roman"/>
-          <w:sz w:val="22"/>
-          <w:szCs w:val="20"/>
-        </w:rPr>
-        <w:t xml:space="preserve"> attributes and inter</w:t>
-      </w:r>
-      <w:r>
-        <w:rPr>
-          <w:rFonts w:ascii="Times New Roman" w:hAnsi="Times New Roman"/>
-          <w:sz w:val="22"/>
-          <w:szCs w:val="20"/>
-        </w:rPr>
-        <w:t>-node</w:t>
-      </w:r>
-      <w:r>
-        <w:rPr>
-          <w:rFonts w:ascii="Times New Roman" w:hAnsi="Times New Roman"/>
-          <w:sz w:val="22"/>
-          <w:szCs w:val="20"/>
-        </w:rPr>
-        <w:t xml:space="preserve"> links in evolving graphs</w:t>
-      </w:r>
-    </w:p>
-    <w:p>
-      <w:pPr>
-        <w:pStyle w:val="af0"/>
-        <w:adjustRightInd w:val="0"/>
-        <w:snapToGrid w:val="0"/>
-        <w:rPr>
-          <w:rFonts w:ascii="Times New Roman" w:hAnsi="Times New Roman"/>
-          <w:sz w:val="22"/>
-          <w:szCs w:val="20"/>
-        </w:rPr>
-      </w:pPr>
-    </w:p>
-    <w:p>
-      <w:pPr>
-        <w:pStyle w:val="af0"/>
-        <w:adjustRightInd w:val="0"/>
-        <w:snapToGrid w:val="0"/>
-        <w:rPr>
-          <w:rFonts w:ascii="Times New Roman" w:hAnsi="Times New Roman"/>
-          <w:sz w:val="22"/>
-          <w:szCs w:val="20"/>
-        </w:rPr>
-      </w:pPr>
-      <w:r>
-        <w:rPr>
-          <w:rFonts w:ascii="Times New Roman" w:hAnsi="Times New Roman"/>
-          <w:b/>
-          <w:sz w:val="22"/>
-          <w:szCs w:val="20"/>
-        </w:rPr>
-        <w:t xml:space="preserve">Project: </w:t>
-      </w:r>
-      <w:r>
-        <w:rPr>
-          <w:rFonts w:ascii="Times New Roman" w:hAnsi="Times New Roman"/>
-          <w:b/>
-          <w:sz w:val="22"/>
-          <w:szCs w:val="20"/>
-        </w:rPr>
-        <w:t>CTGA: Graph-based Biomedical Literature Search</w:t>
-      </w:r>
-      <w:r>
-        <w:rPr>
-          <w:rFonts w:ascii="Times New Roman" w:hAnsi="Times New Roman"/>
-          <w:b/>
-          <w:sz w:val="22"/>
-          <w:szCs w:val="20"/>
-        </w:rPr>
-        <w:t xml:space="preserve"> | </w:t>
-      </w:r>
-      <w:r>
-        <w:rPr>
-          <w:rFonts w:ascii="Times New Roman" w:hAnsi="Times New Roman"/>
-          <w:sz w:val="22"/>
-          <w:szCs w:val="20"/>
-        </w:rPr>
-        <w:t>Research Assistant</w:t>
-      </w:r>
-      <w:r>
-        <w:rPr>
-          <w:rFonts w:ascii="Times New Roman" w:hAnsi="Times New Roman"/>
-          <w:sz w:val="22"/>
-          <w:szCs w:val="20"/>
-        </w:rPr>
-        <w:t xml:space="preserve">     Jul</w:t>
-      </w:r>
-      <w:r>
-        <w:rPr>
-          <w:rFonts w:ascii="Times New Roman" w:hAnsi="Times New Roman"/>
-          <w:sz w:val="22"/>
-          <w:szCs w:val="20"/>
-        </w:rPr>
-        <w:t xml:space="preserve"> 201</w:t>
-      </w:r>
-      <w:r>
-        <w:rPr>
-          <w:rFonts w:ascii="Times New Roman" w:hAnsi="Times New Roman"/>
-          <w:sz w:val="22"/>
-          <w:szCs w:val="20"/>
-        </w:rPr>
-        <w:t>9</w:t>
-      </w:r>
-      <w:r>
-        <w:rPr>
-          <w:rFonts w:ascii="Times New Roman" w:hAnsi="Times New Roman"/>
-          <w:sz w:val="22"/>
-          <w:szCs w:val="20"/>
-        </w:rPr>
-        <w:t>-</w:t>
-      </w:r>
-      <w:r>
-        <w:rPr>
-          <w:rFonts w:ascii="Times New Roman" w:hAnsi="Times New Roman"/>
-          <w:sz w:val="22"/>
-          <w:szCs w:val="20"/>
-        </w:rPr>
-        <w:t>Aug</w:t>
       </w:r>
       <w:r>
         <w:rPr>
@@ -2446,7 +2117,7 @@
         <w:pStyle w:val="af0"/>
         <w:numPr>
           <w:ilvl w:val="0"/>
-          <w:numId w:val="1"/>
+          <w:numId w:val="16"/>
         </w:numPr>
         <w:adjustRightInd w:val="0"/>
         <w:snapToGrid w:val="0"/>
@@ -2462,97 +2133,47 @@
           <w:sz w:val="22"/>
           <w:szCs w:val="20"/>
         </w:rPr>
-        <w:t>Proposed</w:t>
-      </w:r>
-      <w:r>
-        <w:rPr>
-          <w:rFonts w:ascii="Times New Roman" w:hAnsi="Times New Roman"/>
-          <w:sz w:val="22"/>
-          <w:szCs w:val="20"/>
-        </w:rPr>
-        <w:t xml:space="preserve"> CTGA, a graph-based biomedical literature</w:t>
-      </w:r>
-      <w:r>
-        <w:rPr>
-          <w:rFonts w:ascii="Times New Roman" w:hAnsi="Times New Roman" w:hint="eastAsia"/>
-          <w:sz w:val="22"/>
-          <w:szCs w:val="20"/>
-        </w:rPr>
-        <w:t xml:space="preserve"> </w:t>
-      </w:r>
-      <w:r>
-        <w:rPr>
-          <w:rFonts w:ascii="Times New Roman" w:hAnsi="Times New Roman"/>
-          <w:sz w:val="22"/>
-          <w:szCs w:val="20"/>
-        </w:rPr>
-        <w:t xml:space="preserve">search engine with the novel </w:t>
-      </w:r>
-      <w:bookmarkStart w:id="6" w:name="_Hlk19658851"/>
-      <w:r>
-        <w:rPr>
-          <w:rFonts w:ascii="Times New Roman" w:hAnsi="Times New Roman"/>
-          <w:sz w:val="22"/>
-          <w:szCs w:val="20"/>
-        </w:rPr>
-        <w:t>“Content</w:t>
-      </w:r>
-      <w:r>
-        <w:rPr>
-          <w:rFonts w:ascii="Times New Roman" w:hAnsi="Times New Roman"/>
-          <w:sz w:val="22"/>
-          <w:szCs w:val="20"/>
-        </w:rPr>
-        <w:t xml:space="preserve"> → </w:t>
-      </w:r>
-      <w:r>
-        <w:rPr>
-          <w:rFonts w:ascii="Times New Roman" w:hAnsi="Times New Roman"/>
-          <w:sz w:val="22"/>
-          <w:szCs w:val="20"/>
-        </w:rPr>
-        <w:t>Tuple</w:t>
-      </w:r>
-      <w:r>
-        <w:rPr>
-          <w:rFonts w:ascii="Times New Roman" w:hAnsi="Times New Roman"/>
-          <w:sz w:val="22"/>
-          <w:szCs w:val="20"/>
-        </w:rPr>
-        <w:t xml:space="preserve"> → </w:t>
-      </w:r>
-      <w:r>
-        <w:rPr>
-          <w:rFonts w:ascii="Times New Roman" w:hAnsi="Times New Roman"/>
-          <w:sz w:val="22"/>
-          <w:szCs w:val="20"/>
-        </w:rPr>
-        <w:t>Graph</w:t>
-      </w:r>
-      <w:r>
-        <w:rPr>
-          <w:rFonts w:ascii="Times New Roman" w:hAnsi="Times New Roman"/>
-          <w:sz w:val="22"/>
-          <w:szCs w:val="20"/>
-        </w:rPr>
-        <w:t xml:space="preserve"> → </w:t>
-      </w:r>
-      <w:r>
-        <w:rPr>
-          <w:rFonts w:ascii="Times New Roman" w:hAnsi="Times New Roman"/>
-          <w:sz w:val="22"/>
-          <w:szCs w:val="20"/>
-        </w:rPr>
-        <w:t>Algorithm”</w:t>
-      </w:r>
-      <w:bookmarkEnd w:id="6"/>
-      <w:r>
-        <w:rPr>
-          <w:rFonts w:ascii="Times New Roman" w:hAnsi="Times New Roman"/>
-          <w:sz w:val="22"/>
-          <w:szCs w:val="20"/>
-        </w:rPr>
-        <w:t xml:space="preserve"> paradigm</w:t>
+        <w:t>P</w:t>
+      </w:r>
+      <w:r>
+        <w:rPr>
+          <w:rFonts w:ascii="Times New Roman" w:hAnsi="Times New Roman"/>
+          <w:sz w:val="22"/>
+          <w:szCs w:val="20"/>
+        </w:rPr>
+        <w:t>resent</w:t>
+      </w:r>
+      <w:r>
+        <w:rPr>
+          <w:rFonts w:ascii="Times New Roman" w:hAnsi="Times New Roman"/>
+          <w:sz w:val="22"/>
+          <w:szCs w:val="20"/>
+        </w:rPr>
+        <w:t>ed</w:t>
+      </w:r>
+      <w:r>
+        <w:rPr>
+          <w:rFonts w:ascii="Times New Roman" w:hAnsi="Times New Roman"/>
+          <w:sz w:val="22"/>
+          <w:szCs w:val="20"/>
+        </w:rPr>
+        <w:t xml:space="preserve"> a novel framework of evolutionary graph neural networks</w:t>
+      </w:r>
+      <w:r>
+        <w:rPr>
+          <w:rFonts w:ascii="Times New Roman" w:hAnsi="Times New Roman"/>
+          <w:sz w:val="22"/>
+          <w:szCs w:val="20"/>
+        </w:rPr>
+        <w:t xml:space="preserve"> to </w:t>
+      </w:r>
+      <w:r>
+        <w:rPr>
+          <w:rFonts w:ascii="Times New Roman" w:hAnsi="Times New Roman"/>
+          <w:sz w:val="22"/>
+          <w:szCs w:val="20"/>
+        </w:rPr>
+        <w:t>model the co-evolution of node attributes and graph structure in dynamic attributed graphs</w:t>
       </w:r>
     </w:p>
     <w:p>
@@ -2560,7 +2181,7 @@
         <w:pStyle w:val="af0"/>
         <w:numPr>
           <w:ilvl w:val="0"/>
-          <w:numId w:val="1"/>
+          <w:numId w:val="16"/>
         </w:numPr>
         <w:adjustRightInd w:val="0"/>
         <w:snapToGrid w:val="0"/>
@@ -2576,127 +2197,31 @@
           <w:sz w:val="22"/>
           <w:szCs w:val="20"/>
         </w:rPr>
-        <w:t>D</w:t>
-      </w:r>
-      <w:r>
-        <w:rPr>
-          <w:rFonts w:ascii="Times New Roman" w:hAnsi="Times New Roman"/>
-          <w:sz w:val="22"/>
-          <w:szCs w:val="20"/>
-        </w:rPr>
-        <w:t>esign</w:t>
-      </w:r>
-      <w:r>
-        <w:rPr>
-          <w:rFonts w:ascii="Times New Roman" w:hAnsi="Times New Roman" w:hint="eastAsia"/>
-          <w:sz w:val="22"/>
-          <w:szCs w:val="20"/>
-        </w:rPr>
-        <w:t>ed</w:t>
-      </w:r>
-      <w:r>
-        <w:rPr>
-          <w:rFonts w:ascii="Times New Roman" w:hAnsi="Times New Roman"/>
-          <w:sz w:val="22"/>
-          <w:szCs w:val="20"/>
-        </w:rPr>
-        <w:t xml:space="preserve"> a novel form</w:t>
-      </w:r>
-      <w:r>
-        <w:rPr>
-          <w:rFonts w:ascii="Times New Roman" w:hAnsi="Times New Roman"/>
-          <w:sz w:val="22"/>
-          <w:szCs w:val="20"/>
-        </w:rPr>
-        <w:t xml:space="preserve"> of</w:t>
-      </w:r>
-      <w:r>
-        <w:rPr>
-          <w:rFonts w:ascii="Times New Roman" w:hAnsi="Times New Roman"/>
-          <w:sz w:val="22"/>
-          <w:szCs w:val="20"/>
-        </w:rPr>
-        <w:t xml:space="preserve"> three-layer</w:t>
-      </w:r>
-      <w:r>
-        <w:rPr>
-          <w:rFonts w:ascii="Times New Roman" w:hAnsi="Times New Roman"/>
-          <w:sz w:val="22"/>
-          <w:szCs w:val="20"/>
-        </w:rPr>
-        <w:t xml:space="preserve"> knowledge</w:t>
-      </w:r>
-      <w:r>
-        <w:rPr>
-          <w:rFonts w:ascii="Times New Roman" w:hAnsi="Times New Roman"/>
-          <w:sz w:val="22"/>
-          <w:szCs w:val="20"/>
-        </w:rPr>
-        <w:t xml:space="preserve"> graph to represent</w:t>
-      </w:r>
-      <w:r>
-        <w:rPr>
-          <w:rFonts w:ascii="Times New Roman" w:hAnsi="Times New Roman" w:hint="eastAsia"/>
-          <w:sz w:val="22"/>
-          <w:szCs w:val="20"/>
-        </w:rPr>
-        <w:t xml:space="preserve"> </w:t>
-      </w:r>
-      <w:r>
-        <w:rPr>
-          <w:rFonts w:ascii="Times New Roman" w:hAnsi="Times New Roman"/>
-          <w:sz w:val="22"/>
-          <w:szCs w:val="20"/>
-        </w:rPr>
-        <w:t>knowledge in</w:t>
-      </w:r>
-      <w:r>
-        <w:rPr>
-          <w:rFonts w:ascii="Times New Roman" w:hAnsi="Times New Roman"/>
-          <w:sz w:val="22"/>
-          <w:szCs w:val="20"/>
-        </w:rPr>
-        <w:t xml:space="preserve"> biomedical</w:t>
-      </w:r>
-      <w:r>
-        <w:rPr>
-          <w:rFonts w:ascii="Times New Roman" w:hAnsi="Times New Roman"/>
-          <w:sz w:val="22"/>
-          <w:szCs w:val="20"/>
-        </w:rPr>
-        <w:t xml:space="preserve"> literature</w:t>
-      </w:r>
-      <w:r>
-        <w:rPr>
-          <w:rFonts w:ascii="Times New Roman" w:hAnsi="Times New Roman"/>
-          <w:sz w:val="22"/>
-          <w:szCs w:val="20"/>
-        </w:rPr>
-        <w:t>,</w:t>
-      </w:r>
-      <w:r>
-        <w:rPr>
-          <w:rFonts w:ascii="Times New Roman" w:hAnsi="Times New Roman"/>
-          <w:sz w:val="22"/>
-          <w:szCs w:val="20"/>
-        </w:rPr>
-        <w:t xml:space="preserve"> as well as an efficient graph-based</w:t>
-      </w:r>
-      <w:r>
-        <w:rPr>
-          <w:rFonts w:ascii="Times New Roman" w:hAnsi="Times New Roman" w:hint="eastAsia"/>
-          <w:sz w:val="22"/>
-          <w:szCs w:val="20"/>
-        </w:rPr>
-        <w:t xml:space="preserve"> </w:t>
-      </w:r>
-      <w:r>
-        <w:rPr>
-          <w:rFonts w:ascii="Times New Roman" w:hAnsi="Times New Roman"/>
-          <w:sz w:val="22"/>
-          <w:szCs w:val="20"/>
-        </w:rPr>
-        <w:t>matching algorithm to perform knowledge-level search</w:t>
+        <w:t xml:space="preserve">Designed </w:t>
+      </w:r>
+      <w:r>
+        <w:rPr>
+          <w:rFonts w:ascii="Times New Roman" w:hAnsi="Times New Roman"/>
+          <w:sz w:val="22"/>
+          <w:szCs w:val="20"/>
+        </w:rPr>
+        <w:t>a multi-task loss function based on attribute inference and link prediction over time</w:t>
+      </w:r>
+      <w:r>
+        <w:rPr>
+          <w:rFonts w:ascii="Times New Roman" w:hAnsi="Times New Roman"/>
+          <w:sz w:val="22"/>
+          <w:szCs w:val="20"/>
+        </w:rPr>
+        <w:t xml:space="preserve"> to </w:t>
+      </w:r>
+      <w:r>
+        <w:rPr>
+          <w:rFonts w:ascii="Times New Roman" w:hAnsi="Times New Roman"/>
+          <w:sz w:val="22"/>
+          <w:szCs w:val="20"/>
+        </w:rPr>
+        <w:t>generate node embedding series from the seen graph series</w:t>
       </w:r>
     </w:p>
     <w:p>
@@ -2704,7 +2229,7 @@
         <w:pStyle w:val="af0"/>
         <w:numPr>
           <w:ilvl w:val="0"/>
-          <w:numId w:val="1"/>
+          <w:numId w:val="16"/>
         </w:numPr>
         <w:adjustRightInd w:val="0"/>
         <w:snapToGrid w:val="0"/>
@@ -2720,87 +2245,79 @@
           <w:sz w:val="22"/>
           <w:szCs w:val="20"/>
         </w:rPr>
-        <w:t xml:space="preserve">Demonstrated that </w:t>
-      </w:r>
-      <w:r>
-        <w:rPr>
-          <w:rFonts w:ascii="Times New Roman" w:hAnsi="Times New Roman"/>
-          <w:sz w:val="22"/>
-          <w:szCs w:val="20"/>
-        </w:rPr>
-        <w:t>CTGA outperform</w:t>
-      </w:r>
-      <w:r>
-        <w:rPr>
-          <w:rFonts w:ascii="Times New Roman" w:hAnsi="Times New Roman"/>
-          <w:sz w:val="22"/>
-          <w:szCs w:val="20"/>
-        </w:rPr>
-        <w:t>ed the popular system</w:t>
-      </w:r>
-      <w:r>
-        <w:rPr>
-          <w:rFonts w:ascii="Times New Roman" w:hAnsi="Times New Roman" w:hint="eastAsia"/>
-          <w:sz w:val="22"/>
-          <w:szCs w:val="20"/>
-        </w:rPr>
-        <w:t xml:space="preserve"> </w:t>
-      </w:r>
-      <w:r>
-        <w:rPr>
-          <w:rFonts w:ascii="Times New Roman" w:hAnsi="Times New Roman"/>
-          <w:sz w:val="22"/>
-          <w:szCs w:val="20"/>
-        </w:rPr>
-        <w:t xml:space="preserve">PubMed in both </w:t>
-      </w:r>
-      <w:r>
-        <w:rPr>
-          <w:rFonts w:ascii="Times New Roman" w:hAnsi="Times New Roman"/>
-          <w:sz w:val="22"/>
-          <w:szCs w:val="20"/>
-        </w:rPr>
-        <w:t>automatic</w:t>
-      </w:r>
-      <w:r>
-        <w:rPr>
-          <w:rFonts w:ascii="Times New Roman" w:hAnsi="Times New Roman"/>
-          <w:sz w:val="22"/>
-          <w:szCs w:val="20"/>
-        </w:rPr>
-        <w:t xml:space="preserve"> and </w:t>
-      </w:r>
-      <w:r>
-        <w:rPr>
-          <w:rFonts w:ascii="Times New Roman" w:hAnsi="Times New Roman"/>
-          <w:sz w:val="22"/>
-          <w:szCs w:val="20"/>
-        </w:rPr>
-        <w:t>human</w:t>
-      </w:r>
-      <w:r>
-        <w:rPr>
-          <w:rFonts w:ascii="Times New Roman" w:hAnsi="Times New Roman"/>
-          <w:sz w:val="22"/>
-          <w:szCs w:val="20"/>
-        </w:rPr>
-        <w:t xml:space="preserve"> evaluation,</w:t>
-      </w:r>
-      <w:r>
-        <w:rPr>
-          <w:rFonts w:ascii="Times New Roman" w:hAnsi="Times New Roman" w:hint="eastAsia"/>
-          <w:sz w:val="22"/>
-          <w:szCs w:val="20"/>
-        </w:rPr>
-        <w:t xml:space="preserve"> </w:t>
-      </w:r>
-      <w:r>
-        <w:rPr>
-          <w:rFonts w:ascii="Times New Roman" w:hAnsi="Times New Roman"/>
-          <w:sz w:val="22"/>
-          <w:szCs w:val="20"/>
-        </w:rPr>
-        <w:t>leading bio-scientists to discover knowledge in literature</w:t>
+        <w:t>Proved</w:t>
+      </w:r>
+      <w:r>
+        <w:rPr>
+          <w:rFonts w:ascii="Times New Roman" w:hAnsi="Times New Roman"/>
+          <w:sz w:val="22"/>
+          <w:szCs w:val="20"/>
+        </w:rPr>
+        <w:t xml:space="preserve"> that </w:t>
+      </w:r>
+      <w:r>
+        <w:rPr>
+          <w:rFonts w:ascii="Times New Roman" w:hAnsi="Times New Roman"/>
+          <w:sz w:val="22"/>
+          <w:szCs w:val="20"/>
+        </w:rPr>
+        <w:t>the proposed model</w:t>
+      </w:r>
+      <w:r>
+        <w:rPr>
+          <w:rFonts w:ascii="Times New Roman" w:hAnsi="Times New Roman"/>
+          <w:sz w:val="22"/>
+          <w:szCs w:val="20"/>
+        </w:rPr>
+        <w:t xml:space="preserve"> outperform</w:t>
+      </w:r>
+      <w:r>
+        <w:rPr>
+          <w:rFonts w:ascii="Times New Roman" w:hAnsi="Times New Roman"/>
+          <w:sz w:val="22"/>
+          <w:szCs w:val="20"/>
+        </w:rPr>
+        <w:t>ed</w:t>
+      </w:r>
+      <w:r>
+        <w:rPr>
+          <w:rFonts w:ascii="Times New Roman" w:hAnsi="Times New Roman"/>
+          <w:sz w:val="22"/>
+          <w:szCs w:val="20"/>
+        </w:rPr>
+        <w:t xml:space="preserve"> strong baselines on predicting an entire unseen snapshot of </w:t>
+      </w:r>
+      <w:r>
+        <w:rPr>
+          <w:rFonts w:ascii="Times New Roman" w:hAnsi="Times New Roman"/>
+          <w:sz w:val="22"/>
+          <w:szCs w:val="20"/>
+        </w:rPr>
+        <w:t>node</w:t>
+      </w:r>
+      <w:r>
+        <w:rPr>
+          <w:rFonts w:ascii="Times New Roman" w:hAnsi="Times New Roman"/>
+          <w:sz w:val="22"/>
+          <w:szCs w:val="20"/>
+        </w:rPr>
+        <w:t xml:space="preserve"> attributes and inter</w:t>
+      </w:r>
+      <w:r>
+        <w:rPr>
+          <w:rFonts w:ascii="Times New Roman" w:hAnsi="Times New Roman"/>
+          <w:sz w:val="22"/>
+          <w:szCs w:val="20"/>
+        </w:rPr>
+        <w:t>-node</w:t>
+      </w:r>
+      <w:r>
+        <w:rPr>
+          <w:rFonts w:ascii="Times New Roman" w:hAnsi="Times New Roman"/>
+          <w:sz w:val="22"/>
+          <w:szCs w:val="20"/>
+        </w:rPr>
+        <w:t xml:space="preserve"> links in evolving graphs</w:t>
       </w:r>
     </w:p>
     <w:p>
@@ -2833,24 +2350,132 @@
           <w:sz w:val="22"/>
           <w:szCs w:val="20"/>
         </w:rPr>
-        <w:t xml:space="preserve">Project: DCA: Diversified Co-Attention </w:t>
-      </w:r>
-      <w:r>
-        <w:rPr>
-          <w:rFonts w:ascii="Times New Roman" w:hAnsi="Times New Roman"/>
-          <w:sz w:val="22"/>
-          <w:szCs w:val="20"/>
-        </w:rPr>
-        <w:t>| Research Assistant</w:t>
-      </w:r>
-      <w:r>
-        <w:rPr>
-          <w:rFonts w:ascii="Times New Roman" w:hAnsi="Times New Roman"/>
+        <w:t>CTGA: Graph-based Biomedical Literature Search</w:t>
+      </w:r>
+      <w:r>
+        <w:rPr>
+          <w:rFonts w:ascii="Times New Roman" w:hAnsi="Times New Roman"/>
+          <w:b/>
           <w:sz w:val="22"/>
           <w:szCs w:val="20"/>
         </w:rPr>
         <w:tab/>
-        <w:t xml:space="preserve">                   Feb 2019-May 2019</w:t>
+      </w:r>
+      <w:r>
+        <w:rPr>
+          <w:rFonts w:ascii="Times New Roman" w:hAnsi="Times New Roman"/>
+          <w:b/>
+          <w:sz w:val="22"/>
+          <w:szCs w:val="20"/>
+        </w:rPr>
+        <w:tab/>
+      </w:r>
+      <w:r>
+        <w:rPr>
+          <w:rFonts w:ascii="Times New Roman" w:hAnsi="Times New Roman"/>
+          <w:b/>
+          <w:sz w:val="22"/>
+          <w:szCs w:val="20"/>
+        </w:rPr>
+        <w:tab/>
+      </w:r>
+      <w:r>
+        <w:rPr>
+          <w:rFonts w:ascii="Times New Roman" w:hAnsi="Times New Roman"/>
+          <w:b/>
+          <w:sz w:val="22"/>
+          <w:szCs w:val="20"/>
+        </w:rPr>
+        <w:tab/>
+      </w:r>
+      <w:r>
+        <w:rPr>
+          <w:rFonts w:ascii="Times New Roman" w:hAnsi="Times New Roman"/>
+          <w:b/>
+          <w:sz w:val="22"/>
+          <w:szCs w:val="20"/>
+        </w:rPr>
+        <w:tab/>
+      </w:r>
+      <w:r>
+        <w:rPr>
+          <w:rFonts w:ascii="Times New Roman" w:hAnsi="Times New Roman"/>
+          <w:sz w:val="22"/>
+          <w:szCs w:val="20"/>
+        </w:rPr>
+        <w:t xml:space="preserve">   </w:t>
+      </w:r>
+      <w:r>
+        <w:rPr>
+          <w:rFonts w:ascii="Times New Roman" w:hAnsi="Times New Roman"/>
+          <w:sz w:val="22"/>
+          <w:szCs w:val="20"/>
+        </w:rPr>
+        <w:t xml:space="preserve">        </w:t>
+      </w:r>
+      <w:r>
+        <w:rPr>
+          <w:rFonts w:ascii="Times New Roman" w:hAnsi="Times New Roman"/>
+          <w:sz w:val="22"/>
+          <w:szCs w:val="20"/>
+        </w:rPr>
+        <w:t xml:space="preserve"> </w:t>
+      </w:r>
+      <w:r>
+        <w:rPr>
+          <w:rFonts w:ascii="Times New Roman" w:hAnsi="Times New Roman"/>
+          <w:sz w:val="22"/>
+          <w:szCs w:val="20"/>
+        </w:rPr>
+        <w:t>Jul</w:t>
+      </w:r>
+      <w:r>
+        <w:rPr>
+          <w:rFonts w:ascii="Times New Roman" w:hAnsi="Times New Roman"/>
+          <w:sz w:val="22"/>
+          <w:szCs w:val="20"/>
+        </w:rPr>
+        <w:t xml:space="preserve"> 201</w:t>
+      </w:r>
+      <w:r>
+        <w:rPr>
+          <w:rFonts w:ascii="Times New Roman" w:hAnsi="Times New Roman"/>
+          <w:sz w:val="22"/>
+          <w:szCs w:val="20"/>
+        </w:rPr>
+        <w:t>9</w:t>
+      </w:r>
+      <w:r>
+        <w:rPr>
+          <w:rFonts w:ascii="Times New Roman" w:hAnsi="Times New Roman"/>
+          <w:sz w:val="22"/>
+          <w:szCs w:val="20"/>
+        </w:rPr>
+        <w:t>-</w:t>
+      </w:r>
+      <w:r>
+        <w:rPr>
+          <w:rFonts w:ascii="Times New Roman" w:hAnsi="Times New Roman"/>
+          <w:sz w:val="22"/>
+          <w:szCs w:val="20"/>
+        </w:rPr>
+        <w:t>Aug</w:t>
+      </w:r>
+      <w:r>
+        <w:rPr>
+          <w:rFonts w:ascii="Times New Roman" w:hAnsi="Times New Roman"/>
+          <w:sz w:val="22"/>
+          <w:szCs w:val="20"/>
+        </w:rPr>
+        <w:t xml:space="preserve"> 201</w:t>
+      </w:r>
+      <w:r>
+        <w:rPr>
+          <w:rFonts w:ascii="Times New Roman" w:hAnsi="Times New Roman"/>
+          <w:sz w:val="22"/>
+          <w:szCs w:val="20"/>
+        </w:rPr>
+        <w:t>9</w:t>
       </w:r>
     </w:p>
     <w:p>
@@ -2889,7 +2514,7 @@
             <w:sz w:val="22"/>
             <w:szCs w:val="20"/>
           </w:rPr>
-          <w:t>Xu Sun</w:t>
+          <w:t>Meng Jiang</w:t>
         </w:r>
       </w:hyperlink>
       <w:r>
@@ -2898,6 +2523,22 @@
           <w:sz w:val="22"/>
           <w:szCs w:val="20"/>
         </w:rPr>
+        <w:t>,</w:t>
+      </w:r>
+      <w:r>
+        <w:rPr>
+          <w:rFonts w:ascii="Times New Roman" w:hAnsi="Times New Roman"/>
+          <w:sz w:val="22"/>
+          <w:szCs w:val="20"/>
+        </w:rPr>
+        <w:t xml:space="preserve"> Department of Computer Science and Engineering</w:t>
+      </w:r>
+      <w:r>
+        <w:rPr>
+          <w:rFonts w:ascii="Times New Roman" w:hAnsi="Times New Roman"/>
+          <w:sz w:val="22"/>
+          <w:szCs w:val="20"/>
+        </w:rPr>
         <w:t xml:space="preserve">, </w:t>
       </w:r>
       <w:r>
@@ -2906,39 +2547,7 @@
           <w:sz w:val="22"/>
           <w:szCs w:val="20"/>
         </w:rPr>
-        <w:t>I</w:t>
-      </w:r>
-      <w:r>
-        <w:rPr>
-          <w:rFonts w:ascii="Times New Roman" w:hAnsi="Times New Roman" w:hint="eastAsia"/>
-          <w:sz w:val="22"/>
-          <w:szCs w:val="20"/>
-        </w:rPr>
-        <w:t>ns</w:t>
-      </w:r>
-      <w:r>
-        <w:rPr>
-          <w:rFonts w:ascii="Times New Roman" w:hAnsi="Times New Roman"/>
-          <w:sz w:val="22"/>
-          <w:szCs w:val="20"/>
-        </w:rPr>
-        <w:t>titute of Computational Linguistics</w:t>
-      </w:r>
-      <w:r>
-        <w:rPr>
-          <w:rFonts w:ascii="Times New Roman" w:hAnsi="Times New Roman"/>
-          <w:sz w:val="22"/>
-          <w:szCs w:val="20"/>
-        </w:rPr>
-        <w:t>, P</w:t>
-      </w:r>
-      <w:r>
-        <w:rPr>
-          <w:rFonts w:ascii="Times New Roman" w:hAnsi="Times New Roman" w:hint="eastAsia"/>
-          <w:sz w:val="22"/>
-          <w:szCs w:val="20"/>
-        </w:rPr>
-        <w:t>KU</w:t>
+        <w:t>University of Notre Dame</w:t>
       </w:r>
     </w:p>
     <w:p>
@@ -2946,7 +2555,7 @@
         <w:pStyle w:val="af0"/>
         <w:numPr>
           <w:ilvl w:val="0"/>
-          <w:numId w:val="10"/>
+          <w:numId w:val="1"/>
         </w:numPr>
         <w:adjustRightInd w:val="0"/>
         <w:snapToGrid w:val="0"/>
@@ -2962,51 +2571,19 @@
           <w:sz w:val="22"/>
           <w:szCs w:val="20"/>
         </w:rPr>
-        <w:t>P</w:t>
-      </w:r>
-      <w:r>
-        <w:rPr>
-          <w:rFonts w:ascii="Times New Roman" w:hAnsi="Times New Roman"/>
-          <w:sz w:val="22"/>
-          <w:szCs w:val="20"/>
-        </w:rPr>
-        <w:t>ropose</w:t>
-      </w:r>
-      <w:r>
-        <w:rPr>
-          <w:rFonts w:ascii="Times New Roman" w:hAnsi="Times New Roman"/>
-          <w:sz w:val="22"/>
-          <w:szCs w:val="20"/>
-        </w:rPr>
-        <w:t>d</w:t>
-      </w:r>
-      <w:r>
-        <w:rPr>
-          <w:rFonts w:ascii="Times New Roman" w:hAnsi="Times New Roman"/>
-          <w:sz w:val="22"/>
-          <w:szCs w:val="20"/>
-        </w:rPr>
-        <w:t xml:space="preserve"> a novel </w:t>
-      </w:r>
-      <w:r>
-        <w:rPr>
-          <w:rFonts w:ascii="Times New Roman" w:hAnsi="Times New Roman"/>
-          <w:sz w:val="22"/>
-          <w:szCs w:val="20"/>
-        </w:rPr>
-        <w:t xml:space="preserve">form of multi-modal attention mechanism, </w:t>
-      </w:r>
-      <w:r>
-        <w:rPr>
-          <w:rFonts w:ascii="Times New Roman" w:hAnsi="Times New Roman"/>
-          <w:sz w:val="22"/>
-          <w:szCs w:val="20"/>
-        </w:rPr>
-        <w:t>diversified co-attention, which builds bidirectional interactions between video</w:t>
-      </w:r>
-      <w:r>
-        <w:rPr>
-          <w:rFonts w:ascii="Times New Roman" w:hAnsi="Times New Roman"/>
+        <w:t>Proposed</w:t>
+      </w:r>
+      <w:r>
+        <w:rPr>
+          <w:rFonts w:ascii="Times New Roman" w:hAnsi="Times New Roman"/>
+          <w:sz w:val="22"/>
+          <w:szCs w:val="20"/>
+        </w:rPr>
+        <w:t xml:space="preserve"> CTGA, a graph-based biomedical literature</w:t>
+      </w:r>
+      <w:r>
+        <w:rPr>
+          <w:rFonts w:ascii="Times New Roman" w:hAnsi="Times New Roman" w:hint="eastAsia"/>
           <w:sz w:val="22"/>
           <w:szCs w:val="20"/>
         </w:rPr>
@@ -3018,23 +2595,73 @@
           <w:sz w:val="22"/>
           <w:szCs w:val="20"/>
         </w:rPr>
-        <w:t xml:space="preserve">and </w:t>
-      </w:r>
-      <w:r>
-        <w:rPr>
-          <w:rFonts w:ascii="Times New Roman" w:hAnsi="Times New Roman" w:hint="eastAsia"/>
-          <w:sz w:val="22"/>
-          <w:szCs w:val="20"/>
-        </w:rPr>
-        <w:t>text</w:t>
-      </w:r>
-      <w:r>
-        <w:rPr>
-          <w:rFonts w:ascii="Times New Roman" w:hAnsi="Times New Roman"/>
-          <w:sz w:val="22"/>
-          <w:szCs w:val="20"/>
-        </w:rPr>
-        <w:t xml:space="preserve"> from multiple perspectives via metric learning</w:t>
+        <w:t xml:space="preserve">search engine with the novel </w:t>
+      </w:r>
+      <w:bookmarkStart w:id="8" w:name="_Hlk19658851"/>
+      <w:r>
+        <w:rPr>
+          <w:rFonts w:ascii="Times New Roman" w:hAnsi="Times New Roman"/>
+          <w:sz w:val="22"/>
+          <w:szCs w:val="20"/>
+        </w:rPr>
+        <w:t>“Content</w:t>
+      </w:r>
+      <w:r>
+        <w:rPr>
+          <w:rFonts w:ascii="Times New Roman" w:hAnsi="Times New Roman"/>
+          <w:sz w:val="22"/>
+          <w:szCs w:val="20"/>
+        </w:rPr>
+        <w:t xml:space="preserve"> → </w:t>
+      </w:r>
+      <w:r>
+        <w:rPr>
+          <w:rFonts w:ascii="Times New Roman" w:hAnsi="Times New Roman"/>
+          <w:sz w:val="22"/>
+          <w:szCs w:val="20"/>
+        </w:rPr>
+        <w:t>Tuple</w:t>
+      </w:r>
+      <w:r>
+        <w:rPr>
+          <w:rFonts w:ascii="Times New Roman" w:hAnsi="Times New Roman"/>
+          <w:sz w:val="22"/>
+          <w:szCs w:val="20"/>
+        </w:rPr>
+        <w:t xml:space="preserve"> → </w:t>
+      </w:r>
+      <w:r>
+        <w:rPr>
+          <w:rFonts w:ascii="Times New Roman" w:hAnsi="Times New Roman"/>
+          <w:sz w:val="22"/>
+          <w:szCs w:val="20"/>
+        </w:rPr>
+        <w:t>Graph</w:t>
+      </w:r>
+      <w:r>
+        <w:rPr>
+          <w:rFonts w:ascii="Times New Roman" w:hAnsi="Times New Roman"/>
+          <w:sz w:val="22"/>
+          <w:szCs w:val="20"/>
+        </w:rPr>
+        <w:t xml:space="preserve"> → </w:t>
+      </w:r>
+      <w:r>
+        <w:rPr>
+          <w:rFonts w:ascii="Times New Roman" w:hAnsi="Times New Roman"/>
+          <w:sz w:val="22"/>
+          <w:szCs w:val="20"/>
+        </w:rPr>
+        <w:t>Algorithm”</w:t>
+      </w:r>
+      <w:bookmarkEnd w:id="8"/>
+      <w:r>
+        <w:rPr>
+          <w:rFonts w:ascii="Times New Roman" w:hAnsi="Times New Roman"/>
+          <w:sz w:val="22"/>
+          <w:szCs w:val="20"/>
+        </w:rPr>
+        <w:t xml:space="preserve"> paradigm</w:t>
       </w:r>
     </w:p>
     <w:p>
@@ -3042,7 +2669,7 @@
         <w:pStyle w:val="af0"/>
         <w:numPr>
           <w:ilvl w:val="0"/>
-          <w:numId w:val="10"/>
+          <w:numId w:val="1"/>
         </w:numPr>
         <w:adjustRightInd w:val="0"/>
         <w:snapToGrid w:val="0"/>
@@ -3058,32 +2685,127 @@
           <w:sz w:val="22"/>
           <w:szCs w:val="20"/>
         </w:rPr>
-        <w:lastRenderedPageBreak/>
-        <w:t>P</w:t>
-      </w:r>
-      <w:r>
-        <w:rPr>
-          <w:rFonts w:ascii="Times New Roman" w:hAnsi="Times New Roman"/>
-          <w:sz w:val="22"/>
-          <w:szCs w:val="20"/>
-        </w:rPr>
-        <w:t>ropose</w:t>
-      </w:r>
-      <w:r>
-        <w:rPr>
-          <w:rFonts w:ascii="Times New Roman" w:hAnsi="Times New Roman"/>
-          <w:sz w:val="22"/>
-          <w:szCs w:val="20"/>
-        </w:rPr>
-        <w:t>d</w:t>
-      </w:r>
-      <w:r>
-        <w:rPr>
-          <w:rFonts w:ascii="Times New Roman" w:hAnsi="Times New Roman"/>
-          <w:sz w:val="22"/>
-          <w:szCs w:val="20"/>
-        </w:rPr>
-        <w:t xml:space="preserve"> an effective parameter orthogonalization technique, which is able to alleviate potential information redundancy of multi-perspective setting</w:t>
+        <w:t>D</w:t>
+      </w:r>
+      <w:r>
+        <w:rPr>
+          <w:rFonts w:ascii="Times New Roman" w:hAnsi="Times New Roman"/>
+          <w:sz w:val="22"/>
+          <w:szCs w:val="20"/>
+        </w:rPr>
+        <w:t>esign</w:t>
+      </w:r>
+      <w:r>
+        <w:rPr>
+          <w:rFonts w:ascii="Times New Roman" w:hAnsi="Times New Roman" w:hint="eastAsia"/>
+          <w:sz w:val="22"/>
+          <w:szCs w:val="20"/>
+        </w:rPr>
+        <w:t>ed</w:t>
+      </w:r>
+      <w:r>
+        <w:rPr>
+          <w:rFonts w:ascii="Times New Roman" w:hAnsi="Times New Roman"/>
+          <w:sz w:val="22"/>
+          <w:szCs w:val="20"/>
+        </w:rPr>
+        <w:t xml:space="preserve"> a novel form</w:t>
+      </w:r>
+      <w:r>
+        <w:rPr>
+          <w:rFonts w:ascii="Times New Roman" w:hAnsi="Times New Roman"/>
+          <w:sz w:val="22"/>
+          <w:szCs w:val="20"/>
+        </w:rPr>
+        <w:t xml:space="preserve"> of</w:t>
+      </w:r>
+      <w:r>
+        <w:rPr>
+          <w:rFonts w:ascii="Times New Roman" w:hAnsi="Times New Roman"/>
+          <w:sz w:val="22"/>
+          <w:szCs w:val="20"/>
+        </w:rPr>
+        <w:t xml:space="preserve"> three-layer</w:t>
+      </w:r>
+      <w:r>
+        <w:rPr>
+          <w:rFonts w:ascii="Times New Roman" w:hAnsi="Times New Roman"/>
+          <w:sz w:val="22"/>
+          <w:szCs w:val="20"/>
+        </w:rPr>
+        <w:t xml:space="preserve"> knowledge</w:t>
+      </w:r>
+      <w:r>
+        <w:rPr>
+          <w:rFonts w:ascii="Times New Roman" w:hAnsi="Times New Roman"/>
+          <w:sz w:val="22"/>
+          <w:szCs w:val="20"/>
+        </w:rPr>
+        <w:t xml:space="preserve"> graph to represent</w:t>
+      </w:r>
+      <w:r>
+        <w:rPr>
+          <w:rFonts w:ascii="Times New Roman" w:hAnsi="Times New Roman" w:hint="eastAsia"/>
+          <w:sz w:val="22"/>
+          <w:szCs w:val="20"/>
+        </w:rPr>
+        <w:t xml:space="preserve"> </w:t>
+      </w:r>
+      <w:r>
+        <w:rPr>
+          <w:rFonts w:ascii="Times New Roman" w:hAnsi="Times New Roman"/>
+          <w:sz w:val="22"/>
+          <w:szCs w:val="20"/>
+        </w:rPr>
+        <w:t>knowledge in</w:t>
+      </w:r>
+      <w:r>
+        <w:rPr>
+          <w:rFonts w:ascii="Times New Roman" w:hAnsi="Times New Roman"/>
+          <w:sz w:val="22"/>
+          <w:szCs w:val="20"/>
+        </w:rPr>
+        <w:t xml:space="preserve"> biomedical</w:t>
+      </w:r>
+      <w:r>
+        <w:rPr>
+          <w:rFonts w:ascii="Times New Roman" w:hAnsi="Times New Roman"/>
+          <w:sz w:val="22"/>
+          <w:szCs w:val="20"/>
+        </w:rPr>
+        <w:t xml:space="preserve"> literature</w:t>
+      </w:r>
+      <w:r>
+        <w:rPr>
+          <w:rFonts w:ascii="Times New Roman" w:hAnsi="Times New Roman"/>
+          <w:sz w:val="22"/>
+          <w:szCs w:val="20"/>
+        </w:rPr>
+        <w:t>,</w:t>
+      </w:r>
+      <w:r>
+        <w:rPr>
+          <w:rFonts w:ascii="Times New Roman" w:hAnsi="Times New Roman"/>
+          <w:sz w:val="22"/>
+          <w:szCs w:val="20"/>
+        </w:rPr>
+        <w:t xml:space="preserve"> as well as an efficient graph-based</w:t>
+      </w:r>
+      <w:r>
+        <w:rPr>
+          <w:rFonts w:ascii="Times New Roman" w:hAnsi="Times New Roman" w:hint="eastAsia"/>
+          <w:sz w:val="22"/>
+          <w:szCs w:val="20"/>
+        </w:rPr>
+        <w:t xml:space="preserve"> </w:t>
+      </w:r>
+      <w:r>
+        <w:rPr>
+          <w:rFonts w:ascii="Times New Roman" w:hAnsi="Times New Roman"/>
+          <w:sz w:val="22"/>
+          <w:szCs w:val="20"/>
+        </w:rPr>
+        <w:t>matching algorithm to perform knowledge-level search</w:t>
       </w:r>
     </w:p>
     <w:p>
@@ -3091,7 +2813,7 @@
         <w:pStyle w:val="af0"/>
         <w:numPr>
           <w:ilvl w:val="0"/>
-          <w:numId w:val="10"/>
+          <w:numId w:val="1"/>
         </w:numPr>
         <w:adjustRightInd w:val="0"/>
         <w:snapToGrid w:val="0"/>
@@ -3107,63 +2829,87 @@
           <w:sz w:val="22"/>
           <w:szCs w:val="20"/>
         </w:rPr>
-        <w:t>A</w:t>
-      </w:r>
-      <w:r>
-        <w:rPr>
-          <w:rFonts w:ascii="Times New Roman" w:hAnsi="Times New Roman"/>
-          <w:sz w:val="22"/>
-          <w:szCs w:val="20"/>
-        </w:rPr>
-        <w:t>chieve</w:t>
-      </w:r>
-      <w:r>
-        <w:rPr>
-          <w:rFonts w:ascii="Times New Roman" w:hAnsi="Times New Roman"/>
-          <w:sz w:val="22"/>
-          <w:szCs w:val="20"/>
-        </w:rPr>
-        <w:t>d</w:t>
-      </w:r>
-      <w:r>
-        <w:rPr>
-          <w:rFonts w:ascii="Times New Roman" w:hAnsi="Times New Roman"/>
-          <w:sz w:val="22"/>
-          <w:szCs w:val="20"/>
-        </w:rPr>
-        <w:t xml:space="preserve"> state-of-the-art results in </w:t>
-      </w:r>
-      <w:r>
-        <w:rPr>
-          <w:rFonts w:ascii="Times New Roman" w:hAnsi="Times New Roman"/>
-          <w:sz w:val="22"/>
-          <w:szCs w:val="20"/>
-        </w:rPr>
-        <w:t>the Automatic Video Commenting task</w:t>
-      </w:r>
-      <w:r>
-        <w:rPr>
-          <w:rFonts w:ascii="Times New Roman" w:hAnsi="Times New Roman"/>
-          <w:sz w:val="22"/>
-          <w:szCs w:val="20"/>
-        </w:rPr>
-        <w:t>, and generate</w:t>
-      </w:r>
-      <w:r>
-        <w:rPr>
-          <w:rFonts w:ascii="Times New Roman" w:hAnsi="Times New Roman"/>
-          <w:sz w:val="22"/>
-          <w:szCs w:val="20"/>
-        </w:rPr>
-        <w:t>d</w:t>
-      </w:r>
-      <w:r>
-        <w:rPr>
-          <w:rFonts w:ascii="Times New Roman" w:hAnsi="Times New Roman"/>
-          <w:sz w:val="22"/>
-          <w:szCs w:val="20"/>
-        </w:rPr>
-        <w:t xml:space="preserve"> comments with more valuable information</w:t>
+        <w:t xml:space="preserve">Demonstrated that </w:t>
+      </w:r>
+      <w:r>
+        <w:rPr>
+          <w:rFonts w:ascii="Times New Roman" w:hAnsi="Times New Roman"/>
+          <w:sz w:val="22"/>
+          <w:szCs w:val="20"/>
+        </w:rPr>
+        <w:t>CTGA outperform</w:t>
+      </w:r>
+      <w:r>
+        <w:rPr>
+          <w:rFonts w:ascii="Times New Roman" w:hAnsi="Times New Roman"/>
+          <w:sz w:val="22"/>
+          <w:szCs w:val="20"/>
+        </w:rPr>
+        <w:t>ed the popular system</w:t>
+      </w:r>
+      <w:r>
+        <w:rPr>
+          <w:rFonts w:ascii="Times New Roman" w:hAnsi="Times New Roman" w:hint="eastAsia"/>
+          <w:sz w:val="22"/>
+          <w:szCs w:val="20"/>
+        </w:rPr>
+        <w:t xml:space="preserve"> </w:t>
+      </w:r>
+      <w:r>
+        <w:rPr>
+          <w:rFonts w:ascii="Times New Roman" w:hAnsi="Times New Roman"/>
+          <w:sz w:val="22"/>
+          <w:szCs w:val="20"/>
+        </w:rPr>
+        <w:t xml:space="preserve">PubMed in both </w:t>
+      </w:r>
+      <w:r>
+        <w:rPr>
+          <w:rFonts w:ascii="Times New Roman" w:hAnsi="Times New Roman"/>
+          <w:sz w:val="22"/>
+          <w:szCs w:val="20"/>
+        </w:rPr>
+        <w:t>automatic</w:t>
+      </w:r>
+      <w:r>
+        <w:rPr>
+          <w:rFonts w:ascii="Times New Roman" w:hAnsi="Times New Roman"/>
+          <w:sz w:val="22"/>
+          <w:szCs w:val="20"/>
+        </w:rPr>
+        <w:t xml:space="preserve"> and </w:t>
+      </w:r>
+      <w:r>
+        <w:rPr>
+          <w:rFonts w:ascii="Times New Roman" w:hAnsi="Times New Roman"/>
+          <w:sz w:val="22"/>
+          <w:szCs w:val="20"/>
+        </w:rPr>
+        <w:t>human</w:t>
+      </w:r>
+      <w:r>
+        <w:rPr>
+          <w:rFonts w:ascii="Times New Roman" w:hAnsi="Times New Roman"/>
+          <w:sz w:val="22"/>
+          <w:szCs w:val="20"/>
+        </w:rPr>
+        <w:t xml:space="preserve"> evaluation,</w:t>
+      </w:r>
+      <w:r>
+        <w:rPr>
+          <w:rFonts w:ascii="Times New Roman" w:hAnsi="Times New Roman" w:hint="eastAsia"/>
+          <w:sz w:val="22"/>
+          <w:szCs w:val="20"/>
+        </w:rPr>
+        <w:t xml:space="preserve"> </w:t>
+      </w:r>
+      <w:r>
+        <w:rPr>
+          <w:rFonts w:ascii="Times New Roman" w:hAnsi="Times New Roman"/>
+          <w:sz w:val="22"/>
+          <w:szCs w:val="20"/>
+        </w:rPr>
+        <w:t>leading bio-scientists to discover knowledge in literature</w:t>
       </w:r>
     </w:p>
     <w:p>
@@ -3173,11 +2919,8 @@
         <w:snapToGrid w:val="0"/>
         <w:rPr>
           <w:rFonts w:ascii="Times New Roman" w:hAnsi="Times New Roman"/>
-          <w:b/>
-          <w:smallCaps/>
-          <w:sz w:val="22"/>
-          <w:szCs w:val="20"/>
-          <w:u w:val="single"/>
+          <w:sz w:val="22"/>
+          <w:szCs w:val="20"/>
         </w:rPr>
       </w:pPr>
     </w:p>
@@ -3199,109 +2942,56 @@
           <w:sz w:val="22"/>
           <w:szCs w:val="20"/>
         </w:rPr>
-        <w:t xml:space="preserve">Project: </w:t>
-      </w:r>
-      <w:r>
-        <w:rPr>
-          <w:rFonts w:ascii="Times New Roman" w:hAnsi="Times New Roman"/>
-          <w:b/>
-          <w:sz w:val="22"/>
-          <w:szCs w:val="20"/>
-        </w:rPr>
-        <w:t>C</w:t>
-      </w:r>
-      <w:r>
-        <w:rPr>
-          <w:rFonts w:ascii="Times New Roman" w:hAnsi="Times New Roman" w:hint="eastAsia"/>
-          <w:b/>
-          <w:sz w:val="22"/>
-          <w:szCs w:val="20"/>
-        </w:rPr>
-        <w:t>ross</w:t>
-      </w:r>
-      <w:r>
-        <w:rPr>
-          <w:rFonts w:ascii="Times New Roman" w:hAnsi="Times New Roman"/>
-          <w:b/>
-          <w:sz w:val="22"/>
-          <w:szCs w:val="20"/>
-        </w:rPr>
-        <w:t>-Modal</w:t>
-      </w:r>
-      <w:r>
-        <w:rPr>
-          <w:rFonts w:ascii="Times New Roman" w:hAnsi="Times New Roman"/>
-          <w:b/>
-          <w:sz w:val="22"/>
-          <w:szCs w:val="20"/>
-        </w:rPr>
-        <w:t xml:space="preserve"> </w:t>
-      </w:r>
-      <w:r>
-        <w:rPr>
-          <w:rFonts w:ascii="Times New Roman" w:hAnsi="Times New Roman"/>
-          <w:b/>
-          <w:sz w:val="22"/>
-          <w:szCs w:val="20"/>
-        </w:rPr>
-        <w:t>Commentator</w:t>
-      </w:r>
-      <w:r>
-        <w:rPr>
-          <w:rFonts w:ascii="Times New Roman" w:hAnsi="Times New Roman"/>
-          <w:b/>
-          <w:sz w:val="22"/>
-          <w:szCs w:val="20"/>
-        </w:rPr>
-        <w:t xml:space="preserve"> </w:t>
-      </w:r>
-      <w:r>
-        <w:rPr>
-          <w:rFonts w:ascii="Times New Roman" w:hAnsi="Times New Roman"/>
-          <w:sz w:val="22"/>
-          <w:szCs w:val="20"/>
-        </w:rPr>
-        <w:t xml:space="preserve">| Research Assistant          </w:t>
-      </w:r>
-      <w:r>
-        <w:rPr>
-          <w:rFonts w:ascii="Times New Roman" w:hAnsi="Times New Roman"/>
-          <w:sz w:val="22"/>
-          <w:szCs w:val="20"/>
-        </w:rPr>
-        <w:t xml:space="preserve">      </w:t>
-      </w:r>
-      <w:r>
-        <w:rPr>
-          <w:rFonts w:ascii="Times New Roman" w:hAnsi="Times New Roman"/>
-          <w:sz w:val="22"/>
-          <w:szCs w:val="20"/>
-        </w:rPr>
-        <w:t xml:space="preserve">         </w:t>
-      </w:r>
-      <w:r>
-        <w:rPr>
-          <w:rFonts w:ascii="Times New Roman" w:hAnsi="Times New Roman"/>
-          <w:sz w:val="22"/>
-          <w:szCs w:val="20"/>
-        </w:rPr>
-        <w:t>Dec 2018-</w:t>
-      </w:r>
-      <w:r>
-        <w:rPr>
-          <w:rFonts w:ascii="Times New Roman" w:hAnsi="Times New Roman"/>
-          <w:sz w:val="22"/>
-          <w:szCs w:val="20"/>
-        </w:rPr>
-        <w:t>Mar</w:t>
-      </w:r>
-      <w:r>
-        <w:rPr>
-          <w:rFonts w:ascii="Times New Roman" w:hAnsi="Times New Roman"/>
-          <w:sz w:val="22"/>
-          <w:szCs w:val="20"/>
-        </w:rPr>
-        <w:t xml:space="preserve"> 2019</w:t>
+        <w:t>Diversified Co-Attention</w:t>
+      </w:r>
+      <w:r>
+        <w:rPr>
+          <w:rFonts w:ascii="Times New Roman" w:hAnsi="Times New Roman"/>
+          <w:b/>
+          <w:sz w:val="22"/>
+          <w:szCs w:val="20"/>
+        </w:rPr>
+        <w:t xml:space="preserve"> towards Informative Live Video Commenting</w:t>
+      </w:r>
+      <w:r>
+        <w:rPr>
+          <w:rFonts w:ascii="Times New Roman" w:hAnsi="Times New Roman"/>
+          <w:sz w:val="22"/>
+          <w:szCs w:val="20"/>
+        </w:rPr>
+        <w:tab/>
+      </w:r>
+      <w:r>
+        <w:rPr>
+          <w:rFonts w:ascii="Times New Roman" w:hAnsi="Times New Roman"/>
+          <w:sz w:val="22"/>
+          <w:szCs w:val="20"/>
+        </w:rPr>
+        <w:tab/>
+      </w:r>
+      <w:r>
+        <w:rPr>
+          <w:rFonts w:ascii="Times New Roman" w:hAnsi="Times New Roman"/>
+          <w:sz w:val="22"/>
+          <w:szCs w:val="20"/>
+        </w:rPr>
+        <w:tab/>
+      </w:r>
+      <w:r>
+        <w:rPr>
+          <w:rFonts w:ascii="Times New Roman" w:hAnsi="Times New Roman"/>
+          <w:sz w:val="22"/>
+          <w:szCs w:val="20"/>
+        </w:rPr>
+        <w:t xml:space="preserve">   </w:t>
+      </w:r>
+      <w:r>
+        <w:rPr>
+          <w:rFonts w:ascii="Times New Roman" w:hAnsi="Times New Roman"/>
+          <w:sz w:val="22"/>
+          <w:szCs w:val="20"/>
+        </w:rPr>
+        <w:t>Feb 2019-May 2019</w:t>
       </w:r>
     </w:p>
     <w:p>
@@ -3397,7 +3087,7 @@
         <w:pStyle w:val="af0"/>
         <w:numPr>
           <w:ilvl w:val="0"/>
-          <w:numId w:val="9"/>
+          <w:numId w:val="10"/>
         </w:numPr>
         <w:adjustRightInd w:val="0"/>
         <w:snapToGrid w:val="0"/>
@@ -3413,15 +3103,380 @@
           <w:sz w:val="22"/>
           <w:szCs w:val="20"/>
         </w:rPr>
-        <w:t>Proposed a novel task: Cross-Modal Automatic Commenting</w:t>
-      </w:r>
-      <w:r>
-        <w:rPr>
-          <w:rFonts w:ascii="Times New Roman" w:hAnsi="Times New Roman"/>
-          <w:sz w:val="22"/>
-          <w:szCs w:val="20"/>
-        </w:rPr>
-        <w:t xml:space="preserve"> in vision and language domain</w:t>
+        <w:t>P</w:t>
+      </w:r>
+      <w:r>
+        <w:rPr>
+          <w:rFonts w:ascii="Times New Roman" w:hAnsi="Times New Roman"/>
+          <w:sz w:val="22"/>
+          <w:szCs w:val="20"/>
+        </w:rPr>
+        <w:t>ropose</w:t>
+      </w:r>
+      <w:r>
+        <w:rPr>
+          <w:rFonts w:ascii="Times New Roman" w:hAnsi="Times New Roman"/>
+          <w:sz w:val="22"/>
+          <w:szCs w:val="20"/>
+        </w:rPr>
+        <w:t>d</w:t>
+      </w:r>
+      <w:r>
+        <w:rPr>
+          <w:rFonts w:ascii="Times New Roman" w:hAnsi="Times New Roman"/>
+          <w:sz w:val="22"/>
+          <w:szCs w:val="20"/>
+        </w:rPr>
+        <w:t xml:space="preserve"> a novel </w:t>
+      </w:r>
+      <w:r>
+        <w:rPr>
+          <w:rFonts w:ascii="Times New Roman" w:hAnsi="Times New Roman"/>
+          <w:sz w:val="22"/>
+          <w:szCs w:val="20"/>
+        </w:rPr>
+        <w:t xml:space="preserve">form of multi-modal attention mechanism, </w:t>
+      </w:r>
+      <w:r>
+        <w:rPr>
+          <w:rFonts w:ascii="Times New Roman" w:hAnsi="Times New Roman"/>
+          <w:sz w:val="22"/>
+          <w:szCs w:val="20"/>
+        </w:rPr>
+        <w:t>diversified co-attention, which builds bidirectional interactions between video</w:t>
+      </w:r>
+      <w:r>
+        <w:rPr>
+          <w:rFonts w:ascii="Times New Roman" w:hAnsi="Times New Roman"/>
+          <w:sz w:val="22"/>
+          <w:szCs w:val="20"/>
+        </w:rPr>
+        <w:t xml:space="preserve"> </w:t>
+      </w:r>
+      <w:r>
+        <w:rPr>
+          <w:rFonts w:ascii="Times New Roman" w:hAnsi="Times New Roman"/>
+          <w:sz w:val="22"/>
+          <w:szCs w:val="20"/>
+        </w:rPr>
+        <w:t xml:space="preserve">and </w:t>
+      </w:r>
+      <w:r>
+        <w:rPr>
+          <w:rFonts w:ascii="Times New Roman" w:hAnsi="Times New Roman" w:hint="eastAsia"/>
+          <w:sz w:val="22"/>
+          <w:szCs w:val="20"/>
+        </w:rPr>
+        <w:t>text</w:t>
+      </w:r>
+      <w:r>
+        <w:rPr>
+          <w:rFonts w:ascii="Times New Roman" w:hAnsi="Times New Roman"/>
+          <w:sz w:val="22"/>
+          <w:szCs w:val="20"/>
+        </w:rPr>
+        <w:t xml:space="preserve"> from multiple perspectives via metric learning</w:t>
+      </w:r>
+    </w:p>
+    <w:p>
+      <w:pPr>
+        <w:pStyle w:val="af0"/>
+        <w:numPr>
+          <w:ilvl w:val="0"/>
+          <w:numId w:val="10"/>
+        </w:numPr>
+        <w:adjustRightInd w:val="0"/>
+        <w:snapToGrid w:val="0"/>
+        <w:rPr>
+          <w:rFonts w:ascii="Times New Roman" w:hAnsi="Times New Roman"/>
+          <w:sz w:val="22"/>
+          <w:szCs w:val="20"/>
+        </w:rPr>
+      </w:pPr>
+      <w:r>
+        <w:rPr>
+          <w:rFonts w:ascii="Times New Roman" w:hAnsi="Times New Roman"/>
+          <w:sz w:val="22"/>
+          <w:szCs w:val="20"/>
+        </w:rPr>
+        <w:lastRenderedPageBreak/>
+        <w:t>P</w:t>
+      </w:r>
+      <w:r>
+        <w:rPr>
+          <w:rFonts w:ascii="Times New Roman" w:hAnsi="Times New Roman"/>
+          <w:sz w:val="22"/>
+          <w:szCs w:val="20"/>
+        </w:rPr>
+        <w:t>ropose</w:t>
+      </w:r>
+      <w:r>
+        <w:rPr>
+          <w:rFonts w:ascii="Times New Roman" w:hAnsi="Times New Roman"/>
+          <w:sz w:val="22"/>
+          <w:szCs w:val="20"/>
+        </w:rPr>
+        <w:t>d</w:t>
+      </w:r>
+      <w:r>
+        <w:rPr>
+          <w:rFonts w:ascii="Times New Roman" w:hAnsi="Times New Roman"/>
+          <w:sz w:val="22"/>
+          <w:szCs w:val="20"/>
+        </w:rPr>
+        <w:t xml:space="preserve"> an effective parameter orthogonalization technique, which is able to alleviate potential information redundancy of multi-perspective setting</w:t>
+      </w:r>
+    </w:p>
+    <w:p>
+      <w:pPr>
+        <w:pStyle w:val="af0"/>
+        <w:numPr>
+          <w:ilvl w:val="0"/>
+          <w:numId w:val="10"/>
+        </w:numPr>
+        <w:adjustRightInd w:val="0"/>
+        <w:snapToGrid w:val="0"/>
+        <w:rPr>
+          <w:rFonts w:ascii="Times New Roman" w:hAnsi="Times New Roman"/>
+          <w:sz w:val="22"/>
+          <w:szCs w:val="20"/>
+        </w:rPr>
+      </w:pPr>
+      <w:r>
+        <w:rPr>
+          <w:rFonts w:ascii="Times New Roman" w:hAnsi="Times New Roman"/>
+          <w:sz w:val="22"/>
+          <w:szCs w:val="20"/>
+        </w:rPr>
+        <w:t>A</w:t>
+      </w:r>
+      <w:r>
+        <w:rPr>
+          <w:rFonts w:ascii="Times New Roman" w:hAnsi="Times New Roman"/>
+          <w:sz w:val="22"/>
+          <w:szCs w:val="20"/>
+        </w:rPr>
+        <w:t>chieve</w:t>
+      </w:r>
+      <w:r>
+        <w:rPr>
+          <w:rFonts w:ascii="Times New Roman" w:hAnsi="Times New Roman"/>
+          <w:sz w:val="22"/>
+          <w:szCs w:val="20"/>
+        </w:rPr>
+        <w:t>d</w:t>
+      </w:r>
+      <w:r>
+        <w:rPr>
+          <w:rFonts w:ascii="Times New Roman" w:hAnsi="Times New Roman"/>
+          <w:sz w:val="22"/>
+          <w:szCs w:val="20"/>
+        </w:rPr>
+        <w:t xml:space="preserve"> state-of-the-art results in </w:t>
+      </w:r>
+      <w:r>
+        <w:rPr>
+          <w:rFonts w:ascii="Times New Roman" w:hAnsi="Times New Roman"/>
+          <w:sz w:val="22"/>
+          <w:szCs w:val="20"/>
+        </w:rPr>
+        <w:t>the Automatic Video Commenting task</w:t>
+      </w:r>
+      <w:r>
+        <w:rPr>
+          <w:rFonts w:ascii="Times New Roman" w:hAnsi="Times New Roman"/>
+          <w:sz w:val="22"/>
+          <w:szCs w:val="20"/>
+        </w:rPr>
+        <w:t>, and generate</w:t>
+      </w:r>
+      <w:r>
+        <w:rPr>
+          <w:rFonts w:ascii="Times New Roman" w:hAnsi="Times New Roman"/>
+          <w:sz w:val="22"/>
+          <w:szCs w:val="20"/>
+        </w:rPr>
+        <w:t>d</w:t>
+      </w:r>
+      <w:r>
+        <w:rPr>
+          <w:rFonts w:ascii="Times New Roman" w:hAnsi="Times New Roman"/>
+          <w:sz w:val="22"/>
+          <w:szCs w:val="20"/>
+        </w:rPr>
+        <w:t xml:space="preserve"> comments with more valuable information</w:t>
+      </w:r>
+    </w:p>
+    <w:p>
+      <w:pPr>
+        <w:pStyle w:val="af0"/>
+        <w:adjustRightInd w:val="0"/>
+        <w:snapToGrid w:val="0"/>
+        <w:rPr>
+          <w:rFonts w:ascii="Times New Roman" w:hAnsi="Times New Roman"/>
+          <w:b/>
+          <w:smallCaps/>
+          <w:sz w:val="22"/>
+          <w:szCs w:val="20"/>
+          <w:u w:val="single"/>
+        </w:rPr>
+      </w:pPr>
+    </w:p>
+    <w:p>
+      <w:pPr>
+        <w:pStyle w:val="af0"/>
+        <w:adjustRightInd w:val="0"/>
+        <w:snapToGrid w:val="0"/>
+        <w:rPr>
+          <w:rFonts w:ascii="Times New Roman" w:hAnsi="Times New Roman"/>
+          <w:sz w:val="22"/>
+          <w:szCs w:val="20"/>
+        </w:rPr>
+      </w:pPr>
+      <w:r>
+        <w:rPr>
+          <w:rFonts w:ascii="Times New Roman" w:hAnsi="Times New Roman"/>
+          <w:b/>
+          <w:sz w:val="22"/>
+          <w:szCs w:val="20"/>
+        </w:rPr>
+        <w:t>Automatic Machine Commenting Based on Cross-Modal Information</w:t>
+      </w:r>
+      <w:r>
+        <w:rPr>
+          <w:rFonts w:ascii="Times New Roman" w:hAnsi="Times New Roman"/>
+          <w:sz w:val="22"/>
+          <w:szCs w:val="20"/>
+        </w:rPr>
+        <w:t xml:space="preserve">    </w:t>
+      </w:r>
+      <w:r>
+        <w:rPr>
+          <w:rFonts w:ascii="Times New Roman" w:hAnsi="Times New Roman"/>
+          <w:sz w:val="22"/>
+          <w:szCs w:val="20"/>
+        </w:rPr>
+        <w:t xml:space="preserve">         </w:t>
+      </w:r>
+      <w:r>
+        <w:rPr>
+          <w:rFonts w:ascii="Times New Roman" w:hAnsi="Times New Roman"/>
+          <w:sz w:val="22"/>
+          <w:szCs w:val="20"/>
+        </w:rPr>
+        <w:t xml:space="preserve"> </w:t>
+      </w:r>
+      <w:r>
+        <w:rPr>
+          <w:rFonts w:ascii="Times New Roman" w:hAnsi="Times New Roman"/>
+          <w:sz w:val="22"/>
+          <w:szCs w:val="20"/>
+        </w:rPr>
+        <w:t>Dec 2018-</w:t>
+      </w:r>
+      <w:r>
+        <w:rPr>
+          <w:rFonts w:ascii="Times New Roman" w:hAnsi="Times New Roman"/>
+          <w:sz w:val="22"/>
+          <w:szCs w:val="20"/>
+        </w:rPr>
+        <w:t>Mar</w:t>
+      </w:r>
+      <w:r>
+        <w:rPr>
+          <w:rFonts w:ascii="Times New Roman" w:hAnsi="Times New Roman"/>
+          <w:sz w:val="22"/>
+          <w:szCs w:val="20"/>
+        </w:rPr>
+        <w:t xml:space="preserve"> 2019</w:t>
+      </w:r>
+    </w:p>
+    <w:p>
+      <w:pPr>
+        <w:pStyle w:val="af0"/>
+        <w:adjustRightInd w:val="0"/>
+        <w:snapToGrid w:val="0"/>
+        <w:rPr>
+          <w:rFonts w:ascii="Times New Roman" w:hAnsi="Times New Roman"/>
+          <w:sz w:val="22"/>
+          <w:szCs w:val="20"/>
+        </w:rPr>
+      </w:pPr>
+      <w:r>
+        <w:rPr>
+          <w:rFonts w:ascii="Times New Roman" w:hAnsi="Times New Roman"/>
+          <w:sz w:val="22"/>
+          <w:szCs w:val="20"/>
+        </w:rPr>
+        <w:t xml:space="preserve">Advisor: </w:t>
+      </w:r>
+      <w:r>
+        <w:rPr>
+          <w:rFonts w:ascii="Times New Roman" w:hAnsi="Times New Roman" w:hint="eastAsia"/>
+          <w:sz w:val="22"/>
+          <w:szCs w:val="20"/>
+        </w:rPr>
+        <w:t xml:space="preserve">Professor </w:t>
+      </w:r>
+      <w:hyperlink r:id="rId18" w:history="1">
+        <w:r>
+          <w:rPr>
+            <w:rStyle w:val="a4"/>
+            <w:rFonts w:ascii="Times New Roman" w:hAnsi="Times New Roman"/>
+            <w:b/>
+            <w:sz w:val="22"/>
+            <w:szCs w:val="20"/>
+          </w:rPr>
+          <w:t>Xu Sun</w:t>
+        </w:r>
+      </w:hyperlink>
+      <w:r>
+        <w:rPr>
+          <w:rFonts w:ascii="Times New Roman" w:hAnsi="Times New Roman" w:hint="eastAsia"/>
+          <w:sz w:val="22"/>
+          <w:szCs w:val="20"/>
+        </w:rPr>
+        <w:t xml:space="preserve">, </w:t>
+      </w:r>
+      <w:r>
+        <w:rPr>
+          <w:rFonts w:ascii="Times New Roman" w:hAnsi="Times New Roman"/>
+          <w:sz w:val="22"/>
+          <w:szCs w:val="20"/>
+        </w:rPr>
+        <w:t>I</w:t>
+      </w:r>
+      <w:r>
+        <w:rPr>
+          <w:rFonts w:ascii="Times New Roman" w:hAnsi="Times New Roman" w:hint="eastAsia"/>
+          <w:sz w:val="22"/>
+          <w:szCs w:val="20"/>
+        </w:rPr>
+        <w:t>ns</w:t>
+      </w:r>
+      <w:r>
+        <w:rPr>
+          <w:rFonts w:ascii="Times New Roman" w:hAnsi="Times New Roman"/>
+          <w:sz w:val="22"/>
+          <w:szCs w:val="20"/>
+        </w:rPr>
+        <w:t>titute of Computational Linguistics</w:t>
+      </w:r>
+      <w:r>
+        <w:rPr>
+          <w:rFonts w:ascii="Times New Roman" w:hAnsi="Times New Roman"/>
+          <w:sz w:val="22"/>
+          <w:szCs w:val="20"/>
+        </w:rPr>
+        <w:t>, P</w:t>
+      </w:r>
+      <w:r>
+        <w:rPr>
+          <w:rFonts w:ascii="Times New Roman" w:hAnsi="Times New Roman" w:hint="eastAsia"/>
+          <w:sz w:val="22"/>
+          <w:szCs w:val="20"/>
+        </w:rPr>
+        <w:t>KU</w:t>
       </w:r>
     </w:p>
     <w:p>
@@ -3445,31 +3500,15 @@
           <w:sz w:val="22"/>
           <w:szCs w:val="20"/>
         </w:rPr>
-        <w:t>Constructed</w:t>
-      </w:r>
-      <w:r>
-        <w:rPr>
-          <w:rFonts w:ascii="Times New Roman" w:hAnsi="Times New Roman"/>
-          <w:sz w:val="22"/>
-          <w:szCs w:val="20"/>
-        </w:rPr>
-        <w:t xml:space="preserve"> a large-scale dataset based on</w:t>
-      </w:r>
-      <w:r>
-        <w:rPr>
-          <w:rFonts w:ascii="Times New Roman" w:hAnsi="Times New Roman"/>
-          <w:sz w:val="22"/>
-          <w:szCs w:val="20"/>
-        </w:rPr>
-        <w:t xml:space="preserve"> graphic</w:t>
-      </w:r>
-      <w:r>
-        <w:rPr>
-          <w:rFonts w:ascii="Times New Roman" w:hAnsi="Times New Roman"/>
-          <w:sz w:val="22"/>
-          <w:szCs w:val="20"/>
-        </w:rPr>
-        <w:t xml:space="preserve"> news data for this task, collected from multiple Chinese news websites</w:t>
+        <w:t>Proposed a novel task: Cross-Modal Automatic Commenting</w:t>
+      </w:r>
+      <w:r>
+        <w:rPr>
+          <w:rFonts w:ascii="Times New Roman" w:hAnsi="Times New Roman"/>
+          <w:sz w:val="22"/>
+          <w:szCs w:val="20"/>
+        </w:rPr>
+        <w:t xml:space="preserve"> in vision and language domain</w:t>
       </w:r>
     </w:p>
     <w:p>
@@ -3493,79 +3532,31 @@
           <w:sz w:val="22"/>
           <w:szCs w:val="20"/>
         </w:rPr>
-        <w:t>Proposed</w:t>
-      </w:r>
-      <w:r>
-        <w:rPr>
-          <w:rFonts w:ascii="Times New Roman" w:hAnsi="Times New Roman"/>
-          <w:sz w:val="22"/>
-          <w:szCs w:val="20"/>
-        </w:rPr>
-        <w:t xml:space="preserve"> a </w:t>
-      </w:r>
-      <w:r>
-        <w:rPr>
-          <w:rFonts w:ascii="Times New Roman" w:hAnsi="Times New Roman"/>
-          <w:sz w:val="22"/>
-          <w:szCs w:val="20"/>
-        </w:rPr>
-        <w:t xml:space="preserve">novel co-attention framework to </w:t>
-      </w:r>
-      <w:r>
-        <w:rPr>
-          <w:rFonts w:ascii="Times New Roman" w:hAnsi="Times New Roman"/>
-          <w:sz w:val="22"/>
-          <w:szCs w:val="20"/>
-        </w:rPr>
-        <w:t>capture</w:t>
-      </w:r>
-      <w:r>
-        <w:rPr>
-          <w:rFonts w:ascii="Times New Roman" w:hAnsi="Times New Roman"/>
-          <w:sz w:val="22"/>
-          <w:szCs w:val="20"/>
-        </w:rPr>
-        <w:t xml:space="preserve"> </w:t>
-      </w:r>
-      <w:r>
-        <w:rPr>
-          <w:rFonts w:ascii="Times New Roman" w:hAnsi="Times New Roman"/>
-          <w:sz w:val="22"/>
-          <w:szCs w:val="20"/>
-        </w:rPr>
-        <w:t xml:space="preserve">intrinsic </w:t>
-      </w:r>
-      <w:r>
-        <w:rPr>
-          <w:rFonts w:ascii="Times New Roman" w:hAnsi="Times New Roman"/>
-          <w:sz w:val="22"/>
-          <w:szCs w:val="20"/>
-        </w:rPr>
-        <w:t>dependency</w:t>
-      </w:r>
-      <w:r>
-        <w:rPr>
-          <w:rFonts w:ascii="Times New Roman" w:hAnsi="Times New Roman"/>
-          <w:sz w:val="22"/>
-          <w:szCs w:val="20"/>
-        </w:rPr>
-        <w:t xml:space="preserve"> between multiple modal content</w:t>
-      </w:r>
-      <w:r>
-        <w:rPr>
-          <w:rFonts w:ascii="Times New Roman" w:hAnsi="Times New Roman" w:hint="eastAsia"/>
-          <w:sz w:val="22"/>
-          <w:szCs w:val="20"/>
-        </w:rPr>
-        <w:t>s</w:t>
-      </w:r>
-      <w:r>
-        <w:rPr>
-          <w:rFonts w:ascii="Times New Roman" w:hAnsi="Times New Roman"/>
-          <w:sz w:val="22"/>
-          <w:szCs w:val="20"/>
-        </w:rPr>
-        <w:t>.</w:t>
+        <w:t>Constructed</w:t>
+      </w:r>
+      <w:r>
+        <w:rPr>
+          <w:rFonts w:ascii="Times New Roman" w:hAnsi="Times New Roman"/>
+          <w:sz w:val="22"/>
+          <w:szCs w:val="20"/>
+        </w:rPr>
+        <w:t xml:space="preserve"> a large-scale dataset based on</w:t>
+      </w:r>
+      <w:r>
+        <w:rPr>
+          <w:rFonts w:ascii="Times New Roman" w:hAnsi="Times New Roman"/>
+          <w:sz w:val="22"/>
+          <w:szCs w:val="20"/>
+        </w:rPr>
+        <w:t xml:space="preserve"> graphic</w:t>
+      </w:r>
+      <w:r>
+        <w:rPr>
+          <w:rFonts w:ascii="Times New Roman" w:hAnsi="Times New Roman"/>
+          <w:sz w:val="22"/>
+          <w:szCs w:val="20"/>
+        </w:rPr>
+        <w:t xml:space="preserve"> news data for this task, collected from multiple Chinese news websites</w:t>
       </w:r>
     </w:p>
     <w:p>
@@ -3589,6 +3580,96 @@
           <w:sz w:val="22"/>
           <w:szCs w:val="20"/>
         </w:rPr>
+        <w:t>Proposed</w:t>
+      </w:r>
+      <w:r>
+        <w:rPr>
+          <w:rFonts w:ascii="Times New Roman" w:hAnsi="Times New Roman"/>
+          <w:sz w:val="22"/>
+          <w:szCs w:val="20"/>
+        </w:rPr>
+        <w:t xml:space="preserve"> a </w:t>
+      </w:r>
+      <w:r>
+        <w:rPr>
+          <w:rFonts w:ascii="Times New Roman" w:hAnsi="Times New Roman"/>
+          <w:sz w:val="22"/>
+          <w:szCs w:val="20"/>
+        </w:rPr>
+        <w:t xml:space="preserve">novel co-attention framework to </w:t>
+      </w:r>
+      <w:r>
+        <w:rPr>
+          <w:rFonts w:ascii="Times New Roman" w:hAnsi="Times New Roman"/>
+          <w:sz w:val="22"/>
+          <w:szCs w:val="20"/>
+        </w:rPr>
+        <w:t>capture</w:t>
+      </w:r>
+      <w:r>
+        <w:rPr>
+          <w:rFonts w:ascii="Times New Roman" w:hAnsi="Times New Roman"/>
+          <w:sz w:val="22"/>
+          <w:szCs w:val="20"/>
+        </w:rPr>
+        <w:t xml:space="preserve"> </w:t>
+      </w:r>
+      <w:r>
+        <w:rPr>
+          <w:rFonts w:ascii="Times New Roman" w:hAnsi="Times New Roman"/>
+          <w:sz w:val="22"/>
+          <w:szCs w:val="20"/>
+        </w:rPr>
+        <w:t xml:space="preserve">intrinsic </w:t>
+      </w:r>
+      <w:r>
+        <w:rPr>
+          <w:rFonts w:ascii="Times New Roman" w:hAnsi="Times New Roman"/>
+          <w:sz w:val="22"/>
+          <w:szCs w:val="20"/>
+        </w:rPr>
+        <w:t>dependency</w:t>
+      </w:r>
+      <w:r>
+        <w:rPr>
+          <w:rFonts w:ascii="Times New Roman" w:hAnsi="Times New Roman"/>
+          <w:sz w:val="22"/>
+          <w:szCs w:val="20"/>
+        </w:rPr>
+        <w:t xml:space="preserve"> between multiple modal content</w:t>
+      </w:r>
+      <w:r>
+        <w:rPr>
+          <w:rFonts w:ascii="Times New Roman" w:hAnsi="Times New Roman" w:hint="eastAsia"/>
+          <w:sz w:val="22"/>
+          <w:szCs w:val="20"/>
+        </w:rPr>
+        <w:t>s</w:t>
+      </w:r>
+      <w:bookmarkStart w:id="9" w:name="_GoBack"/>
+      <w:bookmarkEnd w:id="9"/>
+    </w:p>
+    <w:p>
+      <w:pPr>
+        <w:pStyle w:val="af0"/>
+        <w:numPr>
+          <w:ilvl w:val="0"/>
+          <w:numId w:val="9"/>
+        </w:numPr>
+        <w:adjustRightInd w:val="0"/>
+        <w:snapToGrid w:val="0"/>
+        <w:rPr>
+          <w:rFonts w:ascii="Times New Roman" w:hAnsi="Times New Roman"/>
+          <w:sz w:val="22"/>
+          <w:szCs w:val="20"/>
+        </w:rPr>
+      </w:pPr>
+      <w:r>
+        <w:rPr>
+          <w:rFonts w:ascii="Times New Roman" w:hAnsi="Times New Roman"/>
+          <w:sz w:val="22"/>
+          <w:szCs w:val="20"/>
+        </w:rPr>
         <w:t>Concluded</w:t>
       </w:r>
       <w:r>
@@ -3646,7 +3727,7 @@
         <w:rPr>
           <w:rFonts w:ascii="Times New Roman" w:hAnsi="Times New Roman" w:hint="eastAsia"/>
           <w:b/>
-          <w:sz w:val="22"/>
+          <w:sz w:val="24"/>
           <w:szCs w:val="20"/>
           <w:u w:val="single"/>
         </w:rPr>
@@ -3656,7 +3737,7 @@
         <w:rPr>
           <w:rFonts w:ascii="Times New Roman" w:hAnsi="Times New Roman"/>
           <w:b/>
-          <w:sz w:val="22"/>
+          <w:sz w:val="24"/>
           <w:szCs w:val="20"/>
           <w:u w:val="single"/>
         </w:rPr>
@@ -3666,11 +3747,21 @@
         <w:rPr>
           <w:rFonts w:ascii="Times New Roman" w:hAnsi="Times New Roman"/>
           <w:b/>
-          <w:sz w:val="22"/>
+          <w:sz w:val="24"/>
           <w:szCs w:val="20"/>
           <w:u w:val="single"/>
         </w:rPr>
-        <w:t xml:space="preserve">                    </w:t>
+        <w:t xml:space="preserve">   </w:t>
+      </w:r>
+      <w:r>
+        <w:rPr>
+          <w:rFonts w:ascii="Times New Roman" w:hAnsi="Times New Roman"/>
+          <w:b/>
+          <w:sz w:val="22"/>
+          <w:szCs w:val="20"/>
+          <w:u w:val="single"/>
+        </w:rPr>
+        <w:t xml:space="preserve">                 </w:t>
       </w:r>
       <w:r>
         <w:rPr>
@@ -3803,7 +3894,7 @@
           <w:sz w:val="22"/>
           <w:szCs w:val="20"/>
         </w:rPr>
-        <w:t>Microsoft Search Technology Center Asia (STCA), Beijing, China</w:t>
+        <w:t>Microsoft Search Technology Center Asia, Beijing, China</w:t>
       </w:r>
     </w:p>
     <w:p>
@@ -3900,8 +3991,6 @@
         <w:tab/>
         <w:t xml:space="preserve"> </w:t>
       </w:r>
-      <w:bookmarkStart w:id="7" w:name="_GoBack"/>
-      <w:bookmarkEnd w:id="7"/>
       <w:r>
         <w:rPr>
           <w:rFonts w:ascii="Times New Roman" w:hAnsi="Times New Roman"/>
@@ -3914,6 +4003,10 @@
     <w:p>
       <w:pPr>
         <w:pStyle w:val="af0"/>
+        <w:numPr>
+          <w:ilvl w:val="0"/>
+          <w:numId w:val="9"/>
+        </w:numPr>
         <w:adjustRightInd w:val="0"/>
         <w:snapToGrid w:val="0"/>
         <w:rPr>
@@ -3924,12 +4017,27 @@
       </w:pPr>
       <w:r>
         <w:rPr>
-          <w:rFonts w:ascii="Times New Roman" w:hAnsi="Times New Roman"/>
-          <w:b/>
-          <w:sz w:val="22"/>
-          <w:szCs w:val="20"/>
-        </w:rPr>
-        <w:t xml:space="preserve">Project: Long Form Question Answering </w:t>
+          <w:rFonts w:ascii="Times New Roman" w:hAnsi="Times New Roman" w:hint="eastAsia"/>
+          <w:sz w:val="22"/>
+          <w:szCs w:val="20"/>
+        </w:rPr>
+        <w:t>Participated</w:t>
+      </w:r>
+      <w:r>
+        <w:rPr>
+          <w:rFonts w:ascii="Times New Roman" w:hAnsi="Times New Roman"/>
+          <w:sz w:val="22"/>
+          <w:szCs w:val="20"/>
+        </w:rPr>
+        <w:t xml:space="preserve"> into the research project on </w:t>
+      </w:r>
+      <w:r>
+        <w:rPr>
+          <w:rFonts w:ascii="Times New Roman" w:hAnsi="Times New Roman"/>
+          <w:sz w:val="22"/>
+          <w:szCs w:val="20"/>
+        </w:rPr>
+        <w:t xml:space="preserve">Long Form Question Answering </w:t>
       </w:r>
       <w:r>
         <w:rPr>
@@ -4024,8 +4132,8 @@
           <w:szCs w:val="20"/>
         </w:rPr>
       </w:pPr>
-      <w:bookmarkStart w:id="8" w:name="OLE_LINK1"/>
-      <w:bookmarkStart w:id="9" w:name="OLE_LINK2"/>
+      <w:bookmarkStart w:id="10" w:name="OLE_LINK1"/>
+      <w:bookmarkStart w:id="11" w:name="OLE_LINK2"/>
       <w:r>
         <w:rPr>
           <w:rFonts w:ascii="Times New Roman" w:hAnsi="Times New Roman"/>
@@ -4141,21 +4249,21 @@
         </w:rPr>
         <w:t xml:space="preserve">  </w:t>
       </w:r>
-      <w:bookmarkStart w:id="10" w:name="OLE_LINK8"/>
-      <w:bookmarkStart w:id="11" w:name="OLE_LINK9"/>
-      <w:bookmarkStart w:id="12" w:name="OLE_LINK10"/>
-      <w:bookmarkStart w:id="13" w:name="OLE_LINK11"/>
-      <w:bookmarkStart w:id="14" w:name="OLE_LINK12"/>
-      <w:bookmarkStart w:id="15" w:name="OLE_LINK13"/>
-      <w:bookmarkStart w:id="16" w:name="OLE_LINK14"/>
-      <w:bookmarkStart w:id="17" w:name="OLE_LINK15"/>
-      <w:bookmarkStart w:id="18" w:name="OLE_LINK16"/>
-      <w:bookmarkStart w:id="19" w:name="OLE_LINK17"/>
-      <w:bookmarkStart w:id="20" w:name="OLE_LINK18"/>
-      <w:bookmarkStart w:id="21" w:name="OLE_LINK19"/>
-      <w:bookmarkStart w:id="22" w:name="OLE_LINK20"/>
-      <w:bookmarkStart w:id="23" w:name="OLE_LINK21"/>
-      <w:bookmarkStart w:id="24" w:name="OLE_LINK22"/>
+      <w:bookmarkStart w:id="12" w:name="OLE_LINK8"/>
+      <w:bookmarkStart w:id="13" w:name="OLE_LINK9"/>
+      <w:bookmarkStart w:id="14" w:name="OLE_LINK10"/>
+      <w:bookmarkStart w:id="15" w:name="OLE_LINK11"/>
+      <w:bookmarkStart w:id="16" w:name="OLE_LINK12"/>
+      <w:bookmarkStart w:id="17" w:name="OLE_LINK13"/>
+      <w:bookmarkStart w:id="18" w:name="OLE_LINK14"/>
+      <w:bookmarkStart w:id="19" w:name="OLE_LINK15"/>
+      <w:bookmarkStart w:id="20" w:name="OLE_LINK16"/>
+      <w:bookmarkStart w:id="21" w:name="OLE_LINK17"/>
+      <w:bookmarkStart w:id="22" w:name="OLE_LINK18"/>
+      <w:bookmarkStart w:id="23" w:name="OLE_LINK19"/>
+      <w:bookmarkStart w:id="24" w:name="OLE_LINK20"/>
+      <w:bookmarkStart w:id="25" w:name="OLE_LINK21"/>
+      <w:bookmarkStart w:id="26" w:name="OLE_LINK22"/>
       <w:r>
         <w:rPr>
           <w:rFonts w:ascii="Times New Roman" w:hAnsi="Times New Roman"/>
@@ -4164,8 +4272,6 @@
         </w:rPr>
         <w:t>PKU Freshmen Scholarship</w:t>
       </w:r>
-      <w:bookmarkEnd w:id="10"/>
-      <w:bookmarkEnd w:id="11"/>
       <w:bookmarkEnd w:id="12"/>
       <w:bookmarkEnd w:id="13"/>
       <w:bookmarkEnd w:id="14"/>
@@ -4179,6 +4285,8 @@
       <w:bookmarkEnd w:id="22"/>
       <w:bookmarkEnd w:id="23"/>
       <w:bookmarkEnd w:id="24"/>
+      <w:bookmarkEnd w:id="25"/>
+      <w:bookmarkEnd w:id="26"/>
       <w:r>
         <w:rPr>
           <w:rFonts w:ascii="Times New Roman" w:hAnsi="Times New Roman"/>
@@ -4213,8 +4321,8 @@
         </w:rPr>
         <w:t xml:space="preserve">                                2016</w:t>
       </w:r>
-      <w:bookmarkEnd w:id="8"/>
-      <w:bookmarkEnd w:id="9"/>
+      <w:bookmarkEnd w:id="10"/>
+      <w:bookmarkEnd w:id="11"/>
     </w:p>
     <w:p>
       <w:pPr>
@@ -4843,6 +4951,22 @@
           <w:szCs w:val="20"/>
         </w:rPr>
         <w:t xml:space="preserve"> SQL, HTML, Java, Perl, MATLAB</w:t>
+      </w:r>
+      <w:r>
+        <w:rPr>
+          <w:rFonts w:ascii="Times New Roman" w:hAnsi="Times New Roman" w:hint="eastAsia"/>
+          <w:sz w:val="22"/>
+          <w:szCs w:val="20"/>
+        </w:rPr>
+        <w:t>,</w:t>
+      </w:r>
+      <w:r>
+        <w:rPr>
+          <w:rFonts w:ascii="Times New Roman" w:hAnsi="Times New Roman"/>
+          <w:sz w:val="22"/>
+          <w:szCs w:val="20"/>
+        </w:rPr>
+        <w:t xml:space="preserve"> PHP</w:t>
       </w:r>
     </w:p>
     <w:p>
@@ -5397,7 +5521,7 @@
         <v:path o:extrusionok="f" gradientshapeok="t" o:connecttype="rect"/>
         <o:lock v:ext="edit" aspectratio="t"/>
       </v:shapetype>
-      <v:shape id="_x0000_i1027" type="#_x0000_t75" style="width:11.55pt;height:11.55pt" o:bullet="t">
+      <v:shape id="_x0000_i1034" type="#_x0000_t75" style="width:12pt;height:12pt" o:bullet="t">
         <v:imagedata r:id="rId1" o:title="mso9987"/>
       </v:shape>
     </w:pict>
@@ -7847,7 +7971,6 @@
   <w:style w:type="character" w:default="1" w:styleId="a0">
     <w:name w:val="Default Paragraph Font"/>
     <w:uiPriority w:val="1"/>
-    <w:semiHidden/>
     <w:unhideWhenUsed/>
   </w:style>
   <w:style w:type="table" w:default="1" w:styleId="a1">
@@ -8375,7 +8498,7 @@
 </file>
 
 <file path=customXml/itemProps1.xml><?xml version="1.0" encoding="utf-8"?>
-<ds:datastoreItem xmlns:ds="http://schemas.openxmlformats.org/officeDocument/2006/customXml" ds:itemID="{C4BFAF5E-9CFE-491C-870D-B4F1FD2A2216}">
+<ds:datastoreItem xmlns:ds="http://schemas.openxmlformats.org/officeDocument/2006/customXml" ds:itemID="{5EDB0368-D2FD-4DB0-86E7-1039D4363194}">
   <ds:schemaRefs>
     <ds:schemaRef ds:uri="http://schemas.openxmlformats.org/officeDocument/2006/bibliography"/>
   </ds:schemaRefs>

--- a/assets/CV_Zhihan_Zhang.docx
+++ b/assets/CV_Zhihan_Zhang.docx
@@ -629,6 +629,23 @@
           <w:sz w:val="22"/>
           <w:szCs w:val="20"/>
         </w:rPr>
+        <w:t xml:space="preserve">, </w:t>
+      </w:r>
+      <w:r>
+        <w:rPr>
+          <w:rFonts w:ascii="Times New Roman" w:hAnsi="Times New Roman"/>
+          <w:i/>
+          <w:sz w:val="22"/>
+          <w:szCs w:val="20"/>
+        </w:rPr>
+        <w:t>graduate course</w:t>
+      </w:r>
+      <w:r>
+        <w:rPr>
+          <w:rFonts w:ascii="Times New Roman" w:hAnsi="Times New Roman"/>
+          <w:sz w:val="22"/>
+          <w:szCs w:val="20"/>
+        </w:rPr>
         <w:t xml:space="preserve">), </w:t>
       </w:r>
       <w:r>
@@ -685,7 +702,31 @@
           <w:sz w:val="22"/>
           <w:szCs w:val="20"/>
         </w:rPr>
-        <w:t>Practice of Programming in C&amp;C++, Data Structure and Algorithm, Introduction to Computer Systems, Algorithm Design and Analysis, Computer Architectures</w:t>
+        <w:t xml:space="preserve">Computer </w:t>
+      </w:r>
+      <w:r>
+        <w:rPr>
+          <w:rFonts w:ascii="Times New Roman" w:hAnsi="Times New Roman"/>
+          <w:sz w:val="22"/>
+          <w:szCs w:val="20"/>
+        </w:rPr>
+        <w:t>Organization and Architecture (92)</w:t>
+      </w:r>
+      <w:r>
+        <w:rPr>
+          <w:rFonts w:ascii="Times New Roman" w:hAnsi="Times New Roman"/>
+          <w:sz w:val="22"/>
+          <w:szCs w:val="20"/>
+        </w:rPr>
+        <w:t xml:space="preserve">, </w:t>
+      </w:r>
+      <w:r>
+        <w:rPr>
+          <w:rFonts w:ascii="Times New Roman" w:hAnsi="Times New Roman"/>
+          <w:sz w:val="22"/>
+          <w:szCs w:val="20"/>
+        </w:rPr>
+        <w:t>Practice of Programming in C&amp;C++, Data Structure and Algorithm, Introduction to Computer Systems, Algorithm Design and Analysis</w:t>
       </w:r>
       <w:r>
         <w:rPr>
@@ -735,23 +776,15 @@
           <w:sz w:val="22"/>
           <w:szCs w:val="20"/>
         </w:rPr>
-        <w:t xml:space="preserve">  Reviewer of </w:t>
-      </w:r>
-      <w:r>
-        <w:rPr>
-          <w:rFonts w:ascii="Times New Roman" w:hAnsi="Times New Roman"/>
-          <w:sz w:val="22"/>
-          <w:szCs w:val="20"/>
-        </w:rPr>
-        <w:t>Conference on Empirical Methods in Natural Language Processing</w:t>
-      </w:r>
-      <w:r>
-        <w:rPr>
-          <w:rFonts w:ascii="Times New Roman" w:hAnsi="Times New Roman"/>
-          <w:sz w:val="22"/>
-          <w:szCs w:val="20"/>
-        </w:rPr>
-        <w:t xml:space="preserve"> (EMNLP) 2019</w:t>
+        <w:t xml:space="preserve">  </w:t>
+      </w:r>
+      <w:r>
+        <w:rPr>
+          <w:rFonts w:ascii="Times New Roman" w:hAnsi="Times New Roman"/>
+          <w:sz w:val="22"/>
+          <w:szCs w:val="20"/>
+        </w:rPr>
+        <w:t>Conference reviewer: EMNLP 2019, ACL 2020</w:t>
       </w:r>
     </w:p>
     <w:p>
@@ -1714,7 +1747,14 @@
           <w:rFonts w:ascii="Times New Roman" w:hAnsi="Times New Roman"/>
           <w:sz w:val="22"/>
         </w:rPr>
-        <w:t>In submission.</w:t>
+        <w:t>Submitted to IJCAI 2020</w:t>
+      </w:r>
+      <w:r>
+        <w:rPr>
+          <w:rFonts w:ascii="Times New Roman" w:hAnsi="Times New Roman"/>
+          <w:sz w:val="22"/>
+        </w:rPr>
+        <w:t>.</w:t>
       </w:r>
     </w:p>
     <w:p>
@@ -1752,15 +1792,453 @@
     </w:p>
     <w:p>
       <w:pPr>
-        <w:pStyle w:val="a3"/>
         <w:tabs>
           <w:tab w:val="right" w:pos="10490"/>
         </w:tabs>
         <w:adjustRightInd w:val="0"/>
         <w:snapToGrid w:val="0"/>
-        <w:ind w:left="420" w:firstLineChars="0" w:firstLine="0"/>
-        <w:rPr>
-          <w:rFonts w:ascii="Times New Roman" w:hAnsi="Times New Roman"/>
+        <w:rPr>
+          <w:rFonts w:ascii="Times New Roman" w:hAnsi="Times New Roman" w:hint="eastAsia"/>
+          <w:sz w:val="22"/>
+        </w:rPr>
+      </w:pPr>
+    </w:p>
+    <w:p>
+      <w:pPr>
+        <w:pStyle w:val="af0"/>
+        <w:adjustRightInd w:val="0"/>
+        <w:snapToGrid w:val="0"/>
+        <w:rPr>
+          <w:rFonts w:ascii="Times New Roman" w:hAnsi="Times New Roman"/>
+          <w:b/>
+          <w:sz w:val="22"/>
+          <w:szCs w:val="20"/>
+          <w:u w:val="single"/>
+        </w:rPr>
+      </w:pPr>
+      <w:r>
+        <w:rPr>
+          <w:rFonts w:ascii="Times New Roman" w:hAnsi="Times New Roman" w:hint="eastAsia"/>
+          <w:b/>
+          <w:sz w:val="24"/>
+          <w:szCs w:val="20"/>
+          <w:u w:val="single"/>
+        </w:rPr>
+        <w:t>I</w:t>
+      </w:r>
+      <w:r>
+        <w:rPr>
+          <w:rFonts w:ascii="Times New Roman" w:hAnsi="Times New Roman"/>
+          <w:b/>
+          <w:sz w:val="24"/>
+          <w:szCs w:val="20"/>
+          <w:u w:val="single"/>
+        </w:rPr>
+        <w:t xml:space="preserve">NTERNSHIP EXPERIENCE   </w:t>
+      </w:r>
+      <w:r>
+        <w:rPr>
+          <w:rFonts w:ascii="Times New Roman" w:hAnsi="Times New Roman"/>
+          <w:b/>
+          <w:sz w:val="22"/>
+          <w:szCs w:val="20"/>
+          <w:u w:val="single"/>
+        </w:rPr>
+        <w:t xml:space="preserve">                 </w:t>
+      </w:r>
+      <w:r>
+        <w:rPr>
+          <w:rFonts w:ascii="Times New Roman" w:hAnsi="Times New Roman"/>
+          <w:b/>
+          <w:sz w:val="22"/>
+          <w:szCs w:val="20"/>
+          <w:u w:val="single"/>
+        </w:rPr>
+        <w:tab/>
+      </w:r>
+      <w:r>
+        <w:rPr>
+          <w:rFonts w:ascii="Times New Roman" w:hAnsi="Times New Roman"/>
+          <w:b/>
+          <w:sz w:val="22"/>
+          <w:szCs w:val="20"/>
+          <w:u w:val="single"/>
+        </w:rPr>
+        <w:tab/>
+      </w:r>
+      <w:r>
+        <w:rPr>
+          <w:rFonts w:ascii="Times New Roman" w:hAnsi="Times New Roman"/>
+          <w:b/>
+          <w:sz w:val="22"/>
+          <w:szCs w:val="20"/>
+          <w:u w:val="single"/>
+        </w:rPr>
+        <w:tab/>
+      </w:r>
+      <w:r>
+        <w:rPr>
+          <w:rFonts w:ascii="Times New Roman" w:hAnsi="Times New Roman"/>
+          <w:b/>
+          <w:sz w:val="22"/>
+          <w:szCs w:val="20"/>
+          <w:u w:val="single"/>
+        </w:rPr>
+        <w:tab/>
+      </w:r>
+      <w:r>
+        <w:rPr>
+          <w:rFonts w:ascii="Times New Roman" w:hAnsi="Times New Roman"/>
+          <w:b/>
+          <w:sz w:val="22"/>
+          <w:szCs w:val="20"/>
+          <w:u w:val="single"/>
+        </w:rPr>
+        <w:tab/>
+      </w:r>
+      <w:r>
+        <w:rPr>
+          <w:rFonts w:ascii="Times New Roman" w:hAnsi="Times New Roman"/>
+          <w:b/>
+          <w:sz w:val="22"/>
+          <w:szCs w:val="20"/>
+          <w:u w:val="single"/>
+        </w:rPr>
+        <w:tab/>
+      </w:r>
+      <w:r>
+        <w:rPr>
+          <w:rFonts w:ascii="Times New Roman" w:hAnsi="Times New Roman"/>
+          <w:b/>
+          <w:sz w:val="22"/>
+          <w:szCs w:val="20"/>
+          <w:u w:val="single"/>
+        </w:rPr>
+        <w:tab/>
+      </w:r>
+      <w:r>
+        <w:rPr>
+          <w:rFonts w:ascii="Times New Roman" w:hAnsi="Times New Roman"/>
+          <w:b/>
+          <w:sz w:val="22"/>
+          <w:szCs w:val="20"/>
+          <w:u w:val="single"/>
+        </w:rPr>
+        <w:tab/>
+      </w:r>
+      <w:r>
+        <w:rPr>
+          <w:rFonts w:ascii="Times New Roman" w:hAnsi="Times New Roman"/>
+          <w:b/>
+          <w:sz w:val="22"/>
+          <w:szCs w:val="20"/>
+          <w:u w:val="single"/>
+        </w:rPr>
+        <w:tab/>
+      </w:r>
+      <w:r>
+        <w:rPr>
+          <w:rFonts w:ascii="Times New Roman" w:hAnsi="Times New Roman"/>
+          <w:b/>
+          <w:sz w:val="22"/>
+          <w:szCs w:val="20"/>
+          <w:u w:val="single"/>
+        </w:rPr>
+        <w:tab/>
+      </w:r>
+      <w:r>
+        <w:rPr>
+          <w:rFonts w:ascii="Times New Roman" w:hAnsi="Times New Roman"/>
+          <w:b/>
+          <w:sz w:val="22"/>
+          <w:szCs w:val="20"/>
+          <w:u w:val="single"/>
+        </w:rPr>
+        <w:tab/>
+        <w:t xml:space="preserve"> </w:t>
+      </w:r>
+    </w:p>
+    <w:p>
+      <w:pPr>
+        <w:pStyle w:val="af0"/>
+        <w:adjustRightInd w:val="0"/>
+        <w:snapToGrid w:val="0"/>
+        <w:rPr>
+          <w:rFonts w:ascii="Times New Roman" w:hAnsi="Times New Roman"/>
+          <w:b/>
+          <w:sz w:val="22"/>
+          <w:szCs w:val="20"/>
+        </w:rPr>
+      </w:pPr>
+      <w:r>
+        <w:rPr>
+          <w:rFonts w:ascii="Times New Roman" w:hAnsi="Times New Roman"/>
+          <w:b/>
+          <w:sz w:val="22"/>
+          <w:szCs w:val="20"/>
+        </w:rPr>
+        <w:t>Microsoft Search Technology Center Asia, Beijing, China</w:t>
+      </w:r>
+    </w:p>
+    <w:p>
+      <w:pPr>
+        <w:pStyle w:val="af0"/>
+        <w:adjustRightInd w:val="0"/>
+        <w:snapToGrid w:val="0"/>
+        <w:rPr>
+          <w:rFonts w:ascii="Times New Roman" w:hAnsi="Times New Roman"/>
+          <w:sz w:val="22"/>
+          <w:szCs w:val="20"/>
+        </w:rPr>
+      </w:pPr>
+      <w:r>
+        <w:rPr>
+          <w:rFonts w:ascii="Times New Roman" w:hAnsi="Times New Roman"/>
+          <w:sz w:val="22"/>
+          <w:szCs w:val="20"/>
+        </w:rPr>
+        <w:t>QA-Dialogue Research Group</w:t>
+      </w:r>
+      <w:r>
+        <w:rPr>
+          <w:rFonts w:ascii="Times New Roman" w:hAnsi="Times New Roman"/>
+          <w:b/>
+          <w:sz w:val="22"/>
+          <w:szCs w:val="20"/>
+        </w:rPr>
+        <w:t xml:space="preserve"> </w:t>
+      </w:r>
+      <w:r>
+        <w:rPr>
+          <w:rFonts w:ascii="Times New Roman" w:hAnsi="Times New Roman"/>
+          <w:sz w:val="22"/>
+          <w:szCs w:val="20"/>
+        </w:rPr>
+        <w:t>| Research Intern (full-time)</w:t>
+      </w:r>
+      <w:r>
+        <w:rPr>
+          <w:rFonts w:ascii="Times New Roman" w:hAnsi="Times New Roman"/>
+          <w:sz w:val="22"/>
+          <w:szCs w:val="20"/>
+        </w:rPr>
+        <w:tab/>
+      </w:r>
+      <w:r>
+        <w:rPr>
+          <w:rFonts w:ascii="Times New Roman" w:hAnsi="Times New Roman"/>
+          <w:sz w:val="22"/>
+          <w:szCs w:val="20"/>
+        </w:rPr>
+        <w:tab/>
+      </w:r>
+      <w:r>
+        <w:rPr>
+          <w:rFonts w:ascii="Times New Roman" w:hAnsi="Times New Roman"/>
+          <w:sz w:val="22"/>
+          <w:szCs w:val="20"/>
+        </w:rPr>
+        <w:tab/>
+      </w:r>
+      <w:r>
+        <w:rPr>
+          <w:rFonts w:ascii="Times New Roman" w:hAnsi="Times New Roman"/>
+          <w:sz w:val="22"/>
+          <w:szCs w:val="20"/>
+        </w:rPr>
+        <w:tab/>
+      </w:r>
+      <w:r>
+        <w:rPr>
+          <w:rFonts w:ascii="Times New Roman" w:hAnsi="Times New Roman"/>
+          <w:sz w:val="22"/>
+          <w:szCs w:val="20"/>
+        </w:rPr>
+        <w:tab/>
+      </w:r>
+      <w:r>
+        <w:rPr>
+          <w:rFonts w:ascii="Times New Roman" w:hAnsi="Times New Roman"/>
+          <w:sz w:val="22"/>
+          <w:szCs w:val="20"/>
+        </w:rPr>
+        <w:tab/>
+        <w:t xml:space="preserve"> </w:t>
+      </w:r>
+      <w:r>
+        <w:rPr>
+          <w:rFonts w:ascii="Times New Roman" w:hAnsi="Times New Roman"/>
+          <w:sz w:val="22"/>
+          <w:szCs w:val="20"/>
+        </w:rPr>
+        <w:tab/>
+        <w:t xml:space="preserve"> Nov 2019-Present</w:t>
+      </w:r>
+    </w:p>
+    <w:p>
+      <w:pPr>
+        <w:pStyle w:val="af0"/>
+        <w:adjustRightInd w:val="0"/>
+        <w:snapToGrid w:val="0"/>
+        <w:rPr>
+          <w:rFonts w:ascii="Times New Roman" w:hAnsi="Times New Roman"/>
+          <w:b/>
+          <w:sz w:val="22"/>
+          <w:szCs w:val="20"/>
+        </w:rPr>
+      </w:pPr>
+      <w:r>
+        <w:rPr>
+          <w:rFonts w:ascii="Times New Roman" w:hAnsi="Times New Roman"/>
+          <w:b/>
+          <w:sz w:val="22"/>
+          <w:szCs w:val="20"/>
+        </w:rPr>
+        <w:t>Project: Knowledge-Guided Procedural Text Understanding</w:t>
+      </w:r>
+      <w:r>
+        <w:rPr>
+          <w:rFonts w:ascii="Times New Roman" w:hAnsi="Times New Roman"/>
+          <w:b/>
+          <w:sz w:val="22"/>
+          <w:szCs w:val="20"/>
+        </w:rPr>
+        <w:t xml:space="preserve"> (In Progress)</w:t>
+      </w:r>
+    </w:p>
+    <w:p>
+      <w:pPr>
+        <w:pStyle w:val="af0"/>
+        <w:numPr>
+          <w:ilvl w:val="0"/>
+          <w:numId w:val="19"/>
+        </w:numPr>
+        <w:adjustRightInd w:val="0"/>
+        <w:snapToGrid w:val="0"/>
+        <w:rPr>
+          <w:rFonts w:ascii="Times New Roman" w:hAnsi="Times New Roman"/>
+          <w:sz w:val="22"/>
+          <w:szCs w:val="20"/>
+        </w:rPr>
+      </w:pPr>
+      <w:r>
+        <w:rPr>
+          <w:rFonts w:ascii="Times New Roman" w:hAnsi="Times New Roman" w:hint="eastAsia"/>
+          <w:sz w:val="22"/>
+          <w:szCs w:val="20"/>
+        </w:rPr>
+        <w:t>P</w:t>
+      </w:r>
+      <w:r>
+        <w:rPr>
+          <w:rFonts w:ascii="Times New Roman" w:hAnsi="Times New Roman"/>
+          <w:sz w:val="22"/>
+          <w:szCs w:val="20"/>
+        </w:rPr>
+        <w:t>roposed a novel neural model for procedural text understanding, with a multi-task training objective and external knowledge injection</w:t>
+      </w:r>
+    </w:p>
+    <w:p>
+      <w:pPr>
+        <w:pStyle w:val="af0"/>
+        <w:numPr>
+          <w:ilvl w:val="0"/>
+          <w:numId w:val="19"/>
+        </w:numPr>
+        <w:adjustRightInd w:val="0"/>
+        <w:snapToGrid w:val="0"/>
+        <w:rPr>
+          <w:rFonts w:ascii="Times New Roman" w:hAnsi="Times New Roman"/>
+          <w:sz w:val="22"/>
+          <w:szCs w:val="20"/>
+        </w:rPr>
+      </w:pPr>
+      <w:r>
+        <w:rPr>
+          <w:rFonts w:ascii="Times New Roman" w:hAnsi="Times New Roman"/>
+          <w:sz w:val="22"/>
+          <w:szCs w:val="20"/>
+        </w:rPr>
+        <w:t xml:space="preserve">Retrieved commonsense knowledge from relational knowledge graph </w:t>
+      </w:r>
+      <w:proofErr w:type="spellStart"/>
+      <w:r>
+        <w:rPr>
+          <w:rFonts w:ascii="Times New Roman" w:hAnsi="Times New Roman"/>
+          <w:sz w:val="22"/>
+          <w:szCs w:val="20"/>
+        </w:rPr>
+        <w:t>ConceptNet</w:t>
+      </w:r>
+      <w:proofErr w:type="spellEnd"/>
+      <w:r>
+        <w:rPr>
+          <w:rFonts w:ascii="Times New Roman" w:hAnsi="Times New Roman"/>
+          <w:sz w:val="22"/>
+          <w:szCs w:val="20"/>
+        </w:rPr>
+        <w:t xml:space="preserve"> and factual knowledge base Wikipedia</w:t>
+      </w:r>
+    </w:p>
+    <w:p>
+      <w:pPr>
+        <w:pStyle w:val="af0"/>
+        <w:numPr>
+          <w:ilvl w:val="0"/>
+          <w:numId w:val="19"/>
+        </w:numPr>
+        <w:adjustRightInd w:val="0"/>
+        <w:snapToGrid w:val="0"/>
+        <w:rPr>
+          <w:rFonts w:ascii="Times New Roman" w:hAnsi="Times New Roman"/>
+          <w:sz w:val="22"/>
+          <w:szCs w:val="20"/>
+        </w:rPr>
+      </w:pPr>
+      <w:r>
+        <w:rPr>
+          <w:rFonts w:ascii="Times New Roman" w:hAnsi="Times New Roman" w:hint="eastAsia"/>
+          <w:sz w:val="22"/>
+          <w:szCs w:val="20"/>
+        </w:rPr>
+        <w:t>A</w:t>
+      </w:r>
+      <w:r>
+        <w:rPr>
+          <w:rFonts w:ascii="Times New Roman" w:hAnsi="Times New Roman"/>
+          <w:sz w:val="22"/>
+          <w:szCs w:val="20"/>
+        </w:rPr>
+        <w:t xml:space="preserve">chieved state-of-the-art results on the </w:t>
+      </w:r>
+      <w:proofErr w:type="spellStart"/>
+      <w:r>
+        <w:rPr>
+          <w:rFonts w:ascii="Times New Roman" w:hAnsi="Times New Roman"/>
+          <w:sz w:val="22"/>
+          <w:szCs w:val="20"/>
+        </w:rPr>
+        <w:t>ProPara</w:t>
+      </w:r>
+      <w:proofErr w:type="spellEnd"/>
+      <w:r>
+        <w:rPr>
+          <w:rFonts w:ascii="Times New Roman" w:hAnsi="Times New Roman"/>
+          <w:sz w:val="22"/>
+          <w:szCs w:val="20"/>
+        </w:rPr>
+        <w:t xml:space="preserve"> dataset, and proved the effectiveness of commonsense knowledge in guiding model predictions.</w:t>
+      </w:r>
+    </w:p>
+    <w:p>
+      <w:pPr>
+        <w:tabs>
+          <w:tab w:val="right" w:pos="10490"/>
+        </w:tabs>
+        <w:adjustRightInd w:val="0"/>
+        <w:snapToGrid w:val="0"/>
+        <w:rPr>
+          <w:rFonts w:ascii="Times New Roman" w:hAnsi="Times New Roman" w:hint="eastAsia"/>
           <w:b/>
           <w:sz w:val="24"/>
           <w:szCs w:val="24"/>
@@ -1844,7 +2322,20 @@
           <w:szCs w:val="20"/>
           <w:u w:val="single"/>
         </w:rPr>
-        <w:t xml:space="preserve">                                                 </w:t>
+        <w:t xml:space="preserve">                          </w:t>
+      </w:r>
+      <w:bookmarkStart w:id="8" w:name="_GoBack"/>
+      <w:bookmarkEnd w:id="8"/>
+      <w:r>
+        <w:rPr>
+          <w:rFonts w:ascii="Times New Roman" w:hAnsi="Times New Roman" w:hint="eastAsia"/>
+          <w:b/>
+          <w:smallCaps/>
+          <w:sz w:val="22"/>
+          <w:szCs w:val="20"/>
+          <w:u w:val="single"/>
+        </w:rPr>
+        <w:t xml:space="preserve">                       </w:t>
       </w:r>
       <w:r>
         <w:rPr>
@@ -2495,6 +2986,7 @@
           <w:sz w:val="22"/>
           <w:szCs w:val="20"/>
         </w:rPr>
+        <w:lastRenderedPageBreak/>
         <w:t xml:space="preserve">Advisor: </w:t>
       </w:r>
       <w:r>
@@ -2597,7 +3089,7 @@
         </w:rPr>
         <w:t xml:space="preserve">search engine with the novel </w:t>
       </w:r>
-      <w:bookmarkStart w:id="8" w:name="_Hlk19658851"/>
+      <w:bookmarkStart w:id="9" w:name="_Hlk19658851"/>
       <w:r>
         <w:rPr>
           <w:rFonts w:ascii="Times New Roman" w:hAnsi="Times New Roman"/>
@@ -2654,7 +3146,7 @@
         </w:rPr>
         <w:t>Algorithm”</w:t>
       </w:r>
-      <w:bookmarkEnd w:id="8"/>
+      <w:bookmarkEnd w:id="9"/>
       <w:r>
         <w:rPr>
           <w:rFonts w:ascii="Times New Roman" w:hAnsi="Times New Roman"/>
@@ -3199,7 +3691,6 @@
           <w:sz w:val="22"/>
           <w:szCs w:val="20"/>
         </w:rPr>
-        <w:lastRenderedPageBreak/>
         <w:t>P</w:t>
       </w:r>
       <w:r>
@@ -3646,8 +4137,6 @@
         </w:rPr>
         <w:t>s</w:t>
       </w:r>
-      <w:bookmarkStart w:id="9" w:name="_GoBack"/>
-      <w:bookmarkEnd w:id="9"/>
     </w:p>
     <w:p>
       <w:pPr>
@@ -3702,360 +4191,8 @@
         <w:pStyle w:val="af0"/>
         <w:adjustRightInd w:val="0"/>
         <w:snapToGrid w:val="0"/>
-        <w:ind w:left="420"/>
-        <w:rPr>
-          <w:rFonts w:ascii="Times New Roman" w:hAnsi="Times New Roman"/>
-          <w:sz w:val="22"/>
-          <w:szCs w:val="20"/>
-        </w:rPr>
-      </w:pPr>
-    </w:p>
-    <w:p>
-      <w:pPr>
-        <w:pStyle w:val="af0"/>
-        <w:adjustRightInd w:val="0"/>
-        <w:snapToGrid w:val="0"/>
-        <w:rPr>
-          <w:rFonts w:ascii="Times New Roman" w:hAnsi="Times New Roman"/>
-          <w:b/>
-          <w:sz w:val="22"/>
-          <w:szCs w:val="20"/>
-          <w:u w:val="single"/>
-        </w:rPr>
-      </w:pPr>
-      <w:r>
         <w:rPr>
           <w:rFonts w:ascii="Times New Roman" w:hAnsi="Times New Roman" w:hint="eastAsia"/>
-          <w:b/>
-          <w:sz w:val="24"/>
-          <w:szCs w:val="20"/>
-          <w:u w:val="single"/>
-        </w:rPr>
-        <w:t>I</w:t>
-      </w:r>
-      <w:r>
-        <w:rPr>
-          <w:rFonts w:ascii="Times New Roman" w:hAnsi="Times New Roman"/>
-          <w:b/>
-          <w:sz w:val="24"/>
-          <w:szCs w:val="20"/>
-          <w:u w:val="single"/>
-        </w:rPr>
-        <w:t>NTERNSHIP EXPERIENCE</w:t>
-      </w:r>
-      <w:r>
-        <w:rPr>
-          <w:rFonts w:ascii="Times New Roman" w:hAnsi="Times New Roman"/>
-          <w:b/>
-          <w:sz w:val="24"/>
-          <w:szCs w:val="20"/>
-          <w:u w:val="single"/>
-        </w:rPr>
-        <w:t xml:space="preserve">   </w:t>
-      </w:r>
-      <w:r>
-        <w:rPr>
-          <w:rFonts w:ascii="Times New Roman" w:hAnsi="Times New Roman"/>
-          <w:b/>
-          <w:sz w:val="22"/>
-          <w:szCs w:val="20"/>
-          <w:u w:val="single"/>
-        </w:rPr>
-        <w:t xml:space="preserve">                 </w:t>
-      </w:r>
-      <w:r>
-        <w:rPr>
-          <w:rFonts w:ascii="Times New Roman" w:hAnsi="Times New Roman"/>
-          <w:b/>
-          <w:sz w:val="22"/>
-          <w:szCs w:val="20"/>
-          <w:u w:val="single"/>
-        </w:rPr>
-        <w:tab/>
-      </w:r>
-      <w:r>
-        <w:rPr>
-          <w:rFonts w:ascii="Times New Roman" w:hAnsi="Times New Roman"/>
-          <w:b/>
-          <w:sz w:val="22"/>
-          <w:szCs w:val="20"/>
-          <w:u w:val="single"/>
-        </w:rPr>
-        <w:tab/>
-      </w:r>
-      <w:r>
-        <w:rPr>
-          <w:rFonts w:ascii="Times New Roman" w:hAnsi="Times New Roman"/>
-          <w:b/>
-          <w:sz w:val="22"/>
-          <w:szCs w:val="20"/>
-          <w:u w:val="single"/>
-        </w:rPr>
-        <w:tab/>
-      </w:r>
-      <w:r>
-        <w:rPr>
-          <w:rFonts w:ascii="Times New Roman" w:hAnsi="Times New Roman"/>
-          <w:b/>
-          <w:sz w:val="22"/>
-          <w:szCs w:val="20"/>
-          <w:u w:val="single"/>
-        </w:rPr>
-        <w:tab/>
-      </w:r>
-      <w:r>
-        <w:rPr>
-          <w:rFonts w:ascii="Times New Roman" w:hAnsi="Times New Roman"/>
-          <w:b/>
-          <w:sz w:val="22"/>
-          <w:szCs w:val="20"/>
-          <w:u w:val="single"/>
-        </w:rPr>
-        <w:tab/>
-      </w:r>
-      <w:r>
-        <w:rPr>
-          <w:rFonts w:ascii="Times New Roman" w:hAnsi="Times New Roman"/>
-          <w:b/>
-          <w:sz w:val="22"/>
-          <w:szCs w:val="20"/>
-          <w:u w:val="single"/>
-        </w:rPr>
-        <w:tab/>
-      </w:r>
-      <w:r>
-        <w:rPr>
-          <w:rFonts w:ascii="Times New Roman" w:hAnsi="Times New Roman"/>
-          <w:b/>
-          <w:sz w:val="22"/>
-          <w:szCs w:val="20"/>
-          <w:u w:val="single"/>
-        </w:rPr>
-        <w:tab/>
-      </w:r>
-      <w:r>
-        <w:rPr>
-          <w:rFonts w:ascii="Times New Roman" w:hAnsi="Times New Roman"/>
-          <w:b/>
-          <w:sz w:val="22"/>
-          <w:szCs w:val="20"/>
-          <w:u w:val="single"/>
-        </w:rPr>
-        <w:tab/>
-      </w:r>
-      <w:r>
-        <w:rPr>
-          <w:rFonts w:ascii="Times New Roman" w:hAnsi="Times New Roman"/>
-          <w:b/>
-          <w:sz w:val="22"/>
-          <w:szCs w:val="20"/>
-          <w:u w:val="single"/>
-        </w:rPr>
-        <w:tab/>
-      </w:r>
-      <w:r>
-        <w:rPr>
-          <w:rFonts w:ascii="Times New Roman" w:hAnsi="Times New Roman"/>
-          <w:b/>
-          <w:sz w:val="22"/>
-          <w:szCs w:val="20"/>
-          <w:u w:val="single"/>
-        </w:rPr>
-        <w:tab/>
-      </w:r>
-      <w:r>
-        <w:rPr>
-          <w:rFonts w:ascii="Times New Roman" w:hAnsi="Times New Roman"/>
-          <w:b/>
-          <w:sz w:val="22"/>
-          <w:szCs w:val="20"/>
-          <w:u w:val="single"/>
-        </w:rPr>
-        <w:tab/>
-        <w:t xml:space="preserve"> </w:t>
-      </w:r>
-    </w:p>
-    <w:p>
-      <w:pPr>
-        <w:pStyle w:val="af0"/>
-        <w:adjustRightInd w:val="0"/>
-        <w:snapToGrid w:val="0"/>
-        <w:rPr>
-          <w:rFonts w:ascii="Times New Roman" w:hAnsi="Times New Roman"/>
-          <w:b/>
-          <w:sz w:val="22"/>
-          <w:szCs w:val="20"/>
-        </w:rPr>
-      </w:pPr>
-      <w:r>
-        <w:rPr>
-          <w:rFonts w:ascii="Times New Roman" w:hAnsi="Times New Roman"/>
-          <w:b/>
-          <w:sz w:val="22"/>
-          <w:szCs w:val="20"/>
-        </w:rPr>
-        <w:t>Microsoft Search Technology Center Asia, Beijing, China</w:t>
-      </w:r>
-    </w:p>
-    <w:p>
-      <w:pPr>
-        <w:pStyle w:val="af0"/>
-        <w:adjustRightInd w:val="0"/>
-        <w:snapToGrid w:val="0"/>
-        <w:rPr>
-          <w:rFonts w:ascii="Times New Roman" w:hAnsi="Times New Roman"/>
-          <w:sz w:val="22"/>
-          <w:szCs w:val="20"/>
-        </w:rPr>
-      </w:pPr>
-      <w:r>
-        <w:rPr>
-          <w:rFonts w:ascii="Times New Roman" w:hAnsi="Times New Roman"/>
-          <w:sz w:val="22"/>
-          <w:szCs w:val="20"/>
-        </w:rPr>
-        <w:t>QA-Dialogue Research Group</w:t>
-      </w:r>
-      <w:r>
-        <w:rPr>
-          <w:rFonts w:ascii="Times New Roman" w:hAnsi="Times New Roman"/>
-          <w:b/>
-          <w:sz w:val="22"/>
-          <w:szCs w:val="20"/>
-        </w:rPr>
-        <w:t xml:space="preserve"> </w:t>
-      </w:r>
-      <w:r>
-        <w:rPr>
-          <w:rFonts w:ascii="Times New Roman" w:hAnsi="Times New Roman"/>
-          <w:sz w:val="22"/>
-          <w:szCs w:val="20"/>
-        </w:rPr>
-        <w:t>| Research Intern (full-time)</w:t>
-      </w:r>
-      <w:r>
-        <w:rPr>
-          <w:rFonts w:ascii="Times New Roman" w:hAnsi="Times New Roman"/>
-          <w:sz w:val="22"/>
-          <w:szCs w:val="20"/>
-        </w:rPr>
-        <w:tab/>
-      </w:r>
-      <w:r>
-        <w:rPr>
-          <w:rFonts w:ascii="Times New Roman" w:hAnsi="Times New Roman"/>
-          <w:sz w:val="22"/>
-          <w:szCs w:val="20"/>
-        </w:rPr>
-        <w:tab/>
-      </w:r>
-      <w:r>
-        <w:rPr>
-          <w:rFonts w:ascii="Times New Roman" w:hAnsi="Times New Roman"/>
-          <w:sz w:val="22"/>
-          <w:szCs w:val="20"/>
-        </w:rPr>
-        <w:tab/>
-      </w:r>
-      <w:r>
-        <w:rPr>
-          <w:rFonts w:ascii="Times New Roman" w:hAnsi="Times New Roman"/>
-          <w:sz w:val="22"/>
-          <w:szCs w:val="20"/>
-        </w:rPr>
-        <w:tab/>
-      </w:r>
-      <w:r>
-        <w:rPr>
-          <w:rFonts w:ascii="Times New Roman" w:hAnsi="Times New Roman"/>
-          <w:sz w:val="22"/>
-          <w:szCs w:val="20"/>
-        </w:rPr>
-        <w:tab/>
-      </w:r>
-      <w:r>
-        <w:rPr>
-          <w:rFonts w:ascii="Times New Roman" w:hAnsi="Times New Roman"/>
-          <w:sz w:val="22"/>
-          <w:szCs w:val="20"/>
-        </w:rPr>
-        <w:tab/>
-        <w:t xml:space="preserve"> </w:t>
-      </w:r>
-      <w:r>
-        <w:rPr>
-          <w:rFonts w:ascii="Times New Roman" w:hAnsi="Times New Roman"/>
-          <w:sz w:val="22"/>
-          <w:szCs w:val="20"/>
-        </w:rPr>
-        <w:tab/>
-        <w:t xml:space="preserve"> </w:t>
-      </w:r>
-      <w:r>
-        <w:rPr>
-          <w:rFonts w:ascii="Times New Roman" w:hAnsi="Times New Roman"/>
-          <w:sz w:val="22"/>
-          <w:szCs w:val="20"/>
-        </w:rPr>
-        <w:t>Nov 2019-Present</w:t>
-      </w:r>
-    </w:p>
-    <w:p>
-      <w:pPr>
-        <w:pStyle w:val="af0"/>
-        <w:numPr>
-          <w:ilvl w:val="0"/>
-          <w:numId w:val="9"/>
-        </w:numPr>
-        <w:adjustRightInd w:val="0"/>
-        <w:snapToGrid w:val="0"/>
-        <w:rPr>
-          <w:rFonts w:ascii="Times New Roman" w:hAnsi="Times New Roman"/>
-          <w:sz w:val="22"/>
-          <w:szCs w:val="20"/>
-        </w:rPr>
-      </w:pPr>
-      <w:r>
-        <w:rPr>
-          <w:rFonts w:ascii="Times New Roman" w:hAnsi="Times New Roman" w:hint="eastAsia"/>
-          <w:sz w:val="22"/>
-          <w:szCs w:val="20"/>
-        </w:rPr>
-        <w:t>Participated</w:t>
-      </w:r>
-      <w:r>
-        <w:rPr>
-          <w:rFonts w:ascii="Times New Roman" w:hAnsi="Times New Roman"/>
-          <w:sz w:val="22"/>
-          <w:szCs w:val="20"/>
-        </w:rPr>
-        <w:t xml:space="preserve"> into the research project on </w:t>
-      </w:r>
-      <w:r>
-        <w:rPr>
-          <w:rFonts w:ascii="Times New Roman" w:hAnsi="Times New Roman"/>
-          <w:sz w:val="22"/>
-          <w:szCs w:val="20"/>
-        </w:rPr>
-        <w:t xml:space="preserve">Long Form Question Answering </w:t>
-      </w:r>
-      <w:r>
-        <w:rPr>
-          <w:rFonts w:ascii="Times New Roman" w:hAnsi="Times New Roman"/>
-          <w:sz w:val="22"/>
-          <w:szCs w:val="20"/>
-        </w:rPr>
-        <w:t>(In Progress)</w:t>
-      </w:r>
-    </w:p>
-    <w:p>
-      <w:pPr>
-        <w:pStyle w:val="af0"/>
-        <w:adjustRightInd w:val="0"/>
-        <w:snapToGrid w:val="0"/>
-        <w:ind w:left="420"/>
-        <w:rPr>
-          <w:rFonts w:ascii="Times New Roman" w:hAnsi="Times New Roman"/>
           <w:sz w:val="22"/>
           <w:szCs w:val="20"/>
         </w:rPr>
@@ -5018,6 +5155,50 @@
         <w:t>PyTorch</w:t>
       </w:r>
       <w:proofErr w:type="spellEnd"/>
+      <w:r>
+        <w:rPr>
+          <w:rFonts w:ascii="Times New Roman" w:hAnsi="Times New Roman"/>
+          <w:sz w:val="22"/>
+          <w:szCs w:val="20"/>
+        </w:rPr>
+        <w:t xml:space="preserve">, </w:t>
+      </w:r>
+      <w:proofErr w:type="spellStart"/>
+      <w:r>
+        <w:rPr>
+          <w:rFonts w:ascii="Times New Roman" w:hAnsi="Times New Roman"/>
+          <w:sz w:val="22"/>
+          <w:szCs w:val="20"/>
+        </w:rPr>
+        <w:t>AllenNLP</w:t>
+      </w:r>
+      <w:proofErr w:type="spellEnd"/>
+      <w:r>
+        <w:rPr>
+          <w:rFonts w:ascii="Times New Roman" w:hAnsi="Times New Roman"/>
+          <w:sz w:val="22"/>
+          <w:szCs w:val="20"/>
+        </w:rPr>
+        <w:t xml:space="preserve">, </w:t>
+      </w:r>
+      <w:proofErr w:type="spellStart"/>
+      <w:r>
+        <w:rPr>
+          <w:rFonts w:ascii="Times New Roman" w:hAnsi="Times New Roman"/>
+          <w:sz w:val="22"/>
+          <w:szCs w:val="20"/>
+        </w:rPr>
+        <w:t>HuggingFace</w:t>
+      </w:r>
+      <w:proofErr w:type="spellEnd"/>
+      <w:r>
+        <w:rPr>
+          <w:rFonts w:ascii="Times New Roman" w:hAnsi="Times New Roman"/>
+          <w:sz w:val="22"/>
+          <w:szCs w:val="20"/>
+        </w:rPr>
+        <w:t xml:space="preserve"> Transformers</w:t>
+      </w:r>
       <w:r>
         <w:rPr>
           <w:rFonts w:ascii="Times New Roman" w:hAnsi="Times New Roman"/>
@@ -5521,7 +5702,7 @@
         <v:path o:extrusionok="f" gradientshapeok="t" o:connecttype="rect"/>
         <o:lock v:ext="edit" aspectratio="t"/>
       </v:shapetype>
-      <v:shape id="_x0000_i1034" type="#_x0000_t75" style="width:12pt;height:12pt" o:bullet="t">
+      <v:shape id="_x0000_i1039" type="#_x0000_t75" style="width:12pt;height:12pt" o:bullet="t">
         <v:imagedata r:id="rId1" o:title="mso9987"/>
       </v:shape>
     </w:pict>
@@ -7084,6 +7265,119 @@
     </w:lvl>
   </w:abstractNum>
   <w:abstractNum w:abstractNumId="14" w15:restartNumberingAfterBreak="0">
+    <w:nsid w:val="66145AA4"/>
+    <w:multiLevelType w:val="hybridMultilevel"/>
+    <w:tmpl w:val="F7B0E214"/>
+    <w:lvl w:ilvl="0" w:tplc="0409000B">
+      <w:start w:val="1"/>
+      <w:numFmt w:val="bullet"/>
+      <w:lvlText w:val=""/>
+      <w:lvlJc w:val="left"/>
+      <w:pPr>
+        <w:ind w:left="420" w:hanging="420"/>
+      </w:pPr>
+      <w:rPr>
+        <w:rFonts w:ascii="Wingdings" w:hAnsi="Wingdings" w:hint="default"/>
+      </w:rPr>
+    </w:lvl>
+    <w:lvl w:ilvl="1" w:tplc="04090003" w:tentative="1">
+      <w:start w:val="1"/>
+      <w:numFmt w:val="bullet"/>
+      <w:lvlText w:val=""/>
+      <w:lvlJc w:val="left"/>
+      <w:pPr>
+        <w:ind w:left="840" w:hanging="420"/>
+      </w:pPr>
+      <w:rPr>
+        <w:rFonts w:ascii="Wingdings" w:hAnsi="Wingdings" w:hint="default"/>
+      </w:rPr>
+    </w:lvl>
+    <w:lvl w:ilvl="2" w:tplc="04090005" w:tentative="1">
+      <w:start w:val="1"/>
+      <w:numFmt w:val="bullet"/>
+      <w:lvlText w:val=""/>
+      <w:lvlJc w:val="left"/>
+      <w:pPr>
+        <w:ind w:left="1260" w:hanging="420"/>
+      </w:pPr>
+      <w:rPr>
+        <w:rFonts w:ascii="Wingdings" w:hAnsi="Wingdings" w:hint="default"/>
+      </w:rPr>
+    </w:lvl>
+    <w:lvl w:ilvl="3" w:tplc="04090001" w:tentative="1">
+      <w:start w:val="1"/>
+      <w:numFmt w:val="bullet"/>
+      <w:lvlText w:val=""/>
+      <w:lvlJc w:val="left"/>
+      <w:pPr>
+        <w:ind w:left="1680" w:hanging="420"/>
+      </w:pPr>
+      <w:rPr>
+        <w:rFonts w:ascii="Wingdings" w:hAnsi="Wingdings" w:hint="default"/>
+      </w:rPr>
+    </w:lvl>
+    <w:lvl w:ilvl="4" w:tplc="04090003" w:tentative="1">
+      <w:start w:val="1"/>
+      <w:numFmt w:val="bullet"/>
+      <w:lvlText w:val=""/>
+      <w:lvlJc w:val="left"/>
+      <w:pPr>
+        <w:ind w:left="2100" w:hanging="420"/>
+      </w:pPr>
+      <w:rPr>
+        <w:rFonts w:ascii="Wingdings" w:hAnsi="Wingdings" w:hint="default"/>
+      </w:rPr>
+    </w:lvl>
+    <w:lvl w:ilvl="5" w:tplc="04090005" w:tentative="1">
+      <w:start w:val="1"/>
+      <w:numFmt w:val="bullet"/>
+      <w:lvlText w:val=""/>
+      <w:lvlJc w:val="left"/>
+      <w:pPr>
+        <w:ind w:left="2520" w:hanging="420"/>
+      </w:pPr>
+      <w:rPr>
+        <w:rFonts w:ascii="Wingdings" w:hAnsi="Wingdings" w:hint="default"/>
+      </w:rPr>
+    </w:lvl>
+    <w:lvl w:ilvl="6" w:tplc="04090001" w:tentative="1">
+      <w:start w:val="1"/>
+      <w:numFmt w:val="bullet"/>
+      <w:lvlText w:val=""/>
+      <w:lvlJc w:val="left"/>
+      <w:pPr>
+        <w:ind w:left="2940" w:hanging="420"/>
+      </w:pPr>
+      <w:rPr>
+        <w:rFonts w:ascii="Wingdings" w:hAnsi="Wingdings" w:hint="default"/>
+      </w:rPr>
+    </w:lvl>
+    <w:lvl w:ilvl="7" w:tplc="04090003" w:tentative="1">
+      <w:start w:val="1"/>
+      <w:numFmt w:val="bullet"/>
+      <w:lvlText w:val=""/>
+      <w:lvlJc w:val="left"/>
+      <w:pPr>
+        <w:ind w:left="3360" w:hanging="420"/>
+      </w:pPr>
+      <w:rPr>
+        <w:rFonts w:ascii="Wingdings" w:hAnsi="Wingdings" w:hint="default"/>
+      </w:rPr>
+    </w:lvl>
+    <w:lvl w:ilvl="8" w:tplc="04090005" w:tentative="1">
+      <w:start w:val="1"/>
+      <w:numFmt w:val="bullet"/>
+      <w:lvlText w:val=""/>
+      <w:lvlJc w:val="left"/>
+      <w:pPr>
+        <w:ind w:left="3780" w:hanging="420"/>
+      </w:pPr>
+      <w:rPr>
+        <w:rFonts w:ascii="Wingdings" w:hAnsi="Wingdings" w:hint="default"/>
+      </w:rPr>
+    </w:lvl>
+  </w:abstractNum>
+  <w:abstractNum w:abstractNumId="15" w15:restartNumberingAfterBreak="0">
     <w:nsid w:val="79643F2B"/>
     <w:multiLevelType w:val="hybridMultilevel"/>
     <w:tmpl w:val="4852FD14"/>
@@ -7196,7 +7490,7 @@
       </w:rPr>
     </w:lvl>
   </w:abstractNum>
-  <w:abstractNum w:abstractNumId="15" w15:restartNumberingAfterBreak="0">
+  <w:abstractNum w:abstractNumId="16" w15:restartNumberingAfterBreak="0">
     <w:nsid w:val="7E2C1F0A"/>
     <w:multiLevelType w:val="hybridMultilevel"/>
     <w:tmpl w:val="F13AEC70"/>
@@ -7309,7 +7603,7 @@
       </w:rPr>
     </w:lvl>
   </w:abstractNum>
-  <w:abstractNum w:abstractNumId="16" w15:restartNumberingAfterBreak="0">
+  <w:abstractNum w:abstractNumId="17" w15:restartNumberingAfterBreak="0">
     <w:nsid w:val="7E7A59E1"/>
     <w:multiLevelType w:val="hybridMultilevel"/>
     <w:tmpl w:val="C4E04D26"/>
@@ -7395,7 +7689,7 @@
       </w:pPr>
     </w:lvl>
   </w:abstractNum>
-  <w:abstractNum w:abstractNumId="17" w15:restartNumberingAfterBreak="0">
+  <w:abstractNum w:abstractNumId="18" w15:restartNumberingAfterBreak="0">
     <w:nsid w:val="7FF812D5"/>
     <w:multiLevelType w:val="hybridMultilevel"/>
     <w:tmpl w:val="3BAC8524"/>
@@ -7524,7 +7818,7 @@
     <w:abstractNumId w:val="2"/>
   </w:num>
   <w:num w:numId="6">
-    <w:abstractNumId w:val="17"/>
+    <w:abstractNumId w:val="18"/>
   </w:num>
   <w:num w:numId="7">
     <w:abstractNumId w:val="8"/>
@@ -7536,7 +7830,7 @@
     <w:abstractNumId w:val="9"/>
   </w:num>
   <w:num w:numId="10">
-    <w:abstractNumId w:val="15"/>
+    <w:abstractNumId w:val="16"/>
   </w:num>
   <w:num w:numId="11">
     <w:abstractNumId w:val="6"/>
@@ -7545,7 +7839,7 @@
     <w:abstractNumId w:val="3"/>
   </w:num>
   <w:num w:numId="13">
-    <w:abstractNumId w:val="16"/>
+    <w:abstractNumId w:val="17"/>
   </w:num>
   <w:num w:numId="14">
     <w:abstractNumId w:val="1"/>
@@ -7557,10 +7851,13 @@
     <w:abstractNumId w:val="12"/>
   </w:num>
   <w:num w:numId="17">
-    <w:abstractNumId w:val="14"/>
+    <w:abstractNumId w:val="15"/>
   </w:num>
   <w:num w:numId="18">
     <w:abstractNumId w:val="11"/>
+  </w:num>
+  <w:num w:numId="19">
+    <w:abstractNumId w:val="14"/>
   </w:num>
   <w:numIdMacAtCleanup w:val="4"/>
 </w:numbering>
@@ -7971,6 +8268,7 @@
   <w:style w:type="character" w:default="1" w:styleId="a0">
     <w:name w:val="Default Paragraph Font"/>
     <w:uiPriority w:val="1"/>
+    <w:semiHidden/>
     <w:unhideWhenUsed/>
   </w:style>
   <w:style w:type="table" w:default="1" w:styleId="a1">
@@ -8498,7 +8796,7 @@
 </file>
 
 <file path=customXml/itemProps1.xml><?xml version="1.0" encoding="utf-8"?>
-<ds:datastoreItem xmlns:ds="http://schemas.openxmlformats.org/officeDocument/2006/customXml" ds:itemID="{5EDB0368-D2FD-4DB0-86E7-1039D4363194}">
+<ds:datastoreItem xmlns:ds="http://schemas.openxmlformats.org/officeDocument/2006/customXml" ds:itemID="{560D68B1-0E53-4986-9162-15B0C7305975}">
   <ds:schemaRefs>
     <ds:schemaRef ds:uri="http://schemas.openxmlformats.org/officeDocument/2006/bibliography"/>
   </ds:schemaRefs>

--- a/assets/CV_Zhihan_Zhang.docx
+++ b/assets/CV_Zhihan_Zhang.docx
@@ -778,7 +778,7 @@
         <w:snapToGrid w:val="0"/>
         <w:ind w:left="420"/>
         <w:rPr>
-          <w:rFonts w:ascii="Times New Roman" w:hAnsi="Times New Roman" w:hint="eastAsia"/>
+          <w:rFonts w:ascii="Times New Roman" w:hAnsi="Times New Roman"/>
           <w:sz w:val="22"/>
           <w:szCs w:val="20"/>
         </w:rPr>
@@ -926,17 +926,7 @@
           <w:u w:val="single"/>
         </w:rPr>
         <w:tab/>
-        <w:t xml:space="preserve"> </w:t>
-      </w:r>
-      <w:r>
-        <w:rPr>
-          <w:rFonts w:ascii="Times New Roman" w:hAnsi="Times New Roman"/>
-          <w:b/>
-          <w:sz w:val="22"/>
-          <w:szCs w:val="20"/>
-          <w:u w:val="single"/>
-        </w:rPr>
-        <w:t xml:space="preserve">           </w:t>
+        <w:t xml:space="preserve">            </w:t>
       </w:r>
     </w:p>
     <w:p>
@@ -1051,16 +1041,7 @@
           <w:sz w:val="22"/>
           <w:szCs w:val="20"/>
         </w:rPr>
-        <w:t>Natural Language Processing</w:t>
-      </w:r>
-      <w:r>
-        <w:rPr>
-          <w:rFonts w:ascii="Times New Roman" w:hAnsi="Times New Roman"/>
-          <w:i/>
-          <w:sz w:val="22"/>
-          <w:szCs w:val="20"/>
-        </w:rPr>
-        <w:t xml:space="preserve"> Group</w:t>
+        <w:t>Natural Language Processing Group</w:t>
       </w:r>
       <w:r>
         <w:rPr>
@@ -1142,7 +1123,7 @@
         <w:adjustRightInd w:val="0"/>
         <w:snapToGrid w:val="0"/>
         <w:rPr>
-          <w:rFonts w:ascii="Times New Roman" w:hAnsi="Times New Roman" w:hint="eastAsia"/>
+          <w:rFonts w:ascii="Times New Roman" w:hAnsi="Times New Roman"/>
           <w:sz w:val="22"/>
           <w:szCs w:val="20"/>
         </w:rPr>
@@ -1401,15 +1382,7 @@
           <w:sz w:val="22"/>
           <w:szCs w:val="20"/>
         </w:rPr>
-        <w:t xml:space="preserve">, </w:t>
-      </w:r>
-      <w:r>
-        <w:rPr>
-          <w:rFonts w:ascii="Times New Roman" w:hAnsi="Times New Roman"/>
-          <w:sz w:val="22"/>
-          <w:szCs w:val="20"/>
-        </w:rPr>
-        <w:t>Co-</w:t>
+        <w:t>, Co-</w:t>
       </w:r>
       <w:r>
         <w:rPr>
@@ -1468,7 +1441,7 @@
         <w:adjustRightInd w:val="0"/>
         <w:snapToGrid w:val="0"/>
         <w:rPr>
-          <w:rFonts w:ascii="Times New Roman" w:hAnsi="Times New Roman" w:hint="eastAsia"/>
+          <w:rFonts w:ascii="Times New Roman" w:hAnsi="Times New Roman"/>
           <w:sz w:val="22"/>
           <w:szCs w:val="20"/>
         </w:rPr>
@@ -1529,8 +1502,18 @@
           <w:sz w:val="22"/>
           <w:szCs w:val="20"/>
         </w:rPr>
-        <w:t>Jul 2018-Jun 2018</w:t>
-      </w:r>
+        <w:t>Jul 2018-Jun 201</w:t>
+      </w:r>
+      <w:r>
+        <w:rPr>
+          <w:rFonts w:ascii="Times New Roman" w:hAnsi="Times New Roman"/>
+          <w:sz w:val="22"/>
+          <w:szCs w:val="20"/>
+        </w:rPr>
+        <w:t>9</w:t>
+      </w:r>
+      <w:bookmarkStart w:id="4" w:name="_GoBack"/>
+      <w:bookmarkEnd w:id="4"/>
     </w:p>
     <w:p>
       <w:pPr>
@@ -1683,7 +1666,7 @@
         <w:snapToGrid w:val="0"/>
         <w:ind w:firstLineChars="0"/>
         <w:rPr>
-          <w:rFonts w:ascii="Times New Roman" w:hAnsi="Times New Roman" w:hint="eastAsia"/>
+          <w:rFonts w:ascii="Times New Roman" w:hAnsi="Times New Roman"/>
           <w:sz w:val="22"/>
           <w:szCs w:val="20"/>
         </w:rPr>
@@ -1725,7 +1708,7 @@
         <w:adjustRightInd w:val="0"/>
         <w:snapToGrid w:val="0"/>
         <w:rPr>
-          <w:rFonts w:ascii="Times New Roman" w:hAnsi="Times New Roman" w:hint="eastAsia"/>
+          <w:rFonts w:ascii="Times New Roman" w:hAnsi="Times New Roman"/>
           <w:sz w:val="22"/>
           <w:szCs w:val="20"/>
         </w:rPr>
@@ -1785,12 +1768,12 @@
         <w:adjustRightInd w:val="0"/>
         <w:snapToGrid w:val="0"/>
         <w:rPr>
-          <w:rFonts w:ascii="Times New Roman" w:hAnsi="Times New Roman" w:hint="eastAsia"/>
-          <w:sz w:val="22"/>
-        </w:rPr>
-      </w:pPr>
-      <w:bookmarkStart w:id="4" w:name="OLE_LINK5"/>
-      <w:bookmarkStart w:id="5" w:name="OLE_LINK6"/>
+          <w:rFonts w:ascii="Times New Roman" w:hAnsi="Times New Roman"/>
+          <w:sz w:val="22"/>
+        </w:rPr>
+      </w:pPr>
+      <w:bookmarkStart w:id="5" w:name="OLE_LINK5"/>
+      <w:bookmarkStart w:id="6" w:name="OLE_LINK6"/>
       <w:r>
         <w:rPr>
           <w:rFonts w:ascii="Times New Roman" w:hAnsi="Times New Roman"/>
@@ -1798,8 +1781,8 @@
         </w:rPr>
         <w:t>(* means equal contribution)</w:t>
       </w:r>
-      <w:bookmarkEnd w:id="4"/>
       <w:bookmarkEnd w:id="5"/>
+      <w:bookmarkEnd w:id="6"/>
     </w:p>
     <w:p>
       <w:pPr>
@@ -1976,110 +1959,110 @@
         <w:adjustRightInd w:val="0"/>
         <w:snapToGrid w:val="0"/>
         <w:rPr>
+          <w:rFonts w:ascii="Times New Roman" w:hAnsi="Times New Roman"/>
+          <w:b/>
+          <w:sz w:val="22"/>
+          <w:u w:val="single"/>
+        </w:rPr>
+      </w:pPr>
+      <w:r>
+        <w:rPr>
+          <w:rFonts w:ascii="Times New Roman" w:hAnsi="Times New Roman"/>
+          <w:sz w:val="22"/>
+        </w:rPr>
+        <w:t>[2]</w:t>
+      </w:r>
+      <w:r>
+        <w:rPr>
+          <w:rFonts w:ascii="Times New Roman" w:hAnsi="Times New Roman"/>
+          <w:b/>
+          <w:sz w:val="22"/>
+        </w:rPr>
+        <w:t xml:space="preserve"> </w:t>
+      </w:r>
+      <w:r>
+        <w:rPr>
+          <w:rFonts w:ascii="Times New Roman" w:hAnsi="Times New Roman"/>
+          <w:b/>
+          <w:sz w:val="22"/>
+        </w:rPr>
+        <w:t>Zhihan Zhang</w:t>
+      </w:r>
+      <w:r>
+        <w:rPr>
+          <w:rFonts w:ascii="Times New Roman" w:hAnsi="Times New Roman"/>
+          <w:sz w:val="22"/>
+        </w:rPr>
+        <w:t xml:space="preserve">, </w:t>
+      </w:r>
+      <w:proofErr w:type="spellStart"/>
+      <w:r>
+        <w:rPr>
+          <w:rFonts w:ascii="Times New Roman" w:hAnsi="Times New Roman"/>
+          <w:sz w:val="22"/>
+        </w:rPr>
+        <w:t>Zhiyi</w:t>
+      </w:r>
+      <w:proofErr w:type="spellEnd"/>
+      <w:r>
+        <w:rPr>
+          <w:rFonts w:ascii="Times New Roman" w:hAnsi="Times New Roman"/>
+          <w:sz w:val="22"/>
+        </w:rPr>
+        <w:t xml:space="preserve"> Yin, </w:t>
+      </w:r>
+      <w:proofErr w:type="spellStart"/>
+      <w:r>
+        <w:rPr>
+          <w:rFonts w:ascii="Times New Roman" w:hAnsi="Times New Roman"/>
+          <w:sz w:val="22"/>
+        </w:rPr>
+        <w:t>Shuhuai</w:t>
+      </w:r>
+      <w:proofErr w:type="spellEnd"/>
+      <w:r>
+        <w:rPr>
+          <w:rFonts w:ascii="Times New Roman" w:hAnsi="Times New Roman"/>
+          <w:sz w:val="22"/>
+        </w:rPr>
+        <w:t xml:space="preserve"> Ren, </w:t>
+      </w:r>
+      <w:proofErr w:type="spellStart"/>
+      <w:r>
+        <w:rPr>
+          <w:rFonts w:ascii="Times New Roman" w:hAnsi="Times New Roman"/>
+          <w:sz w:val="22"/>
+        </w:rPr>
+        <w:t>Xinhang</w:t>
+      </w:r>
+      <w:proofErr w:type="spellEnd"/>
+      <w:r>
+        <w:rPr>
+          <w:rFonts w:ascii="Times New Roman" w:hAnsi="Times New Roman"/>
+          <w:sz w:val="22"/>
+        </w:rPr>
+        <w:t xml:space="preserve"> Li and </w:t>
+      </w:r>
+      <w:proofErr w:type="spellStart"/>
+      <w:r>
+        <w:rPr>
+          <w:rFonts w:ascii="Times New Roman" w:hAnsi="Times New Roman"/>
+          <w:sz w:val="22"/>
+        </w:rPr>
+        <w:t>Shicheng</w:t>
+      </w:r>
+      <w:proofErr w:type="spellEnd"/>
+      <w:r>
+        <w:rPr>
+          <w:rFonts w:ascii="Times New Roman" w:hAnsi="Times New Roman"/>
+          <w:sz w:val="22"/>
+        </w:rPr>
+        <w:t xml:space="preserve"> Li. DCA: Diversified Co-Attention </w:t>
+      </w:r>
+      <w:bookmarkStart w:id="7" w:name="_Hlk25177259"/>
+      <w:r>
+        <w:rPr>
           <w:rFonts w:ascii="Times New Roman" w:hAnsi="Times New Roman" w:hint="eastAsia"/>
-          <w:b/>
-          <w:sz w:val="22"/>
-          <w:u w:val="single"/>
-        </w:rPr>
-      </w:pPr>
-      <w:r>
-        <w:rPr>
-          <w:rFonts w:ascii="Times New Roman" w:hAnsi="Times New Roman"/>
-          <w:sz w:val="22"/>
-        </w:rPr>
-        <w:t>[2]</w:t>
-      </w:r>
-      <w:r>
-        <w:rPr>
-          <w:rFonts w:ascii="Times New Roman" w:hAnsi="Times New Roman"/>
-          <w:b/>
-          <w:sz w:val="22"/>
-        </w:rPr>
-        <w:t xml:space="preserve"> </w:t>
-      </w:r>
-      <w:r>
-        <w:rPr>
-          <w:rFonts w:ascii="Times New Roman" w:hAnsi="Times New Roman"/>
-          <w:b/>
-          <w:sz w:val="22"/>
-        </w:rPr>
-        <w:t>Zhihan Zhang</w:t>
-      </w:r>
-      <w:r>
-        <w:rPr>
-          <w:rFonts w:ascii="Times New Roman" w:hAnsi="Times New Roman"/>
-          <w:sz w:val="22"/>
-        </w:rPr>
-        <w:t xml:space="preserve">, </w:t>
-      </w:r>
-      <w:proofErr w:type="spellStart"/>
-      <w:r>
-        <w:rPr>
-          <w:rFonts w:ascii="Times New Roman" w:hAnsi="Times New Roman"/>
-          <w:sz w:val="22"/>
-        </w:rPr>
-        <w:t>Zhiyi</w:t>
-      </w:r>
-      <w:proofErr w:type="spellEnd"/>
-      <w:r>
-        <w:rPr>
-          <w:rFonts w:ascii="Times New Roman" w:hAnsi="Times New Roman"/>
-          <w:sz w:val="22"/>
-        </w:rPr>
-        <w:t xml:space="preserve"> Yin, </w:t>
-      </w:r>
-      <w:proofErr w:type="spellStart"/>
-      <w:r>
-        <w:rPr>
-          <w:rFonts w:ascii="Times New Roman" w:hAnsi="Times New Roman"/>
-          <w:sz w:val="22"/>
-        </w:rPr>
-        <w:t>Shuhuai</w:t>
-      </w:r>
-      <w:proofErr w:type="spellEnd"/>
-      <w:r>
-        <w:rPr>
-          <w:rFonts w:ascii="Times New Roman" w:hAnsi="Times New Roman"/>
-          <w:sz w:val="22"/>
-        </w:rPr>
-        <w:t xml:space="preserve"> Ren, </w:t>
-      </w:r>
-      <w:proofErr w:type="spellStart"/>
-      <w:r>
-        <w:rPr>
-          <w:rFonts w:ascii="Times New Roman" w:hAnsi="Times New Roman"/>
-          <w:sz w:val="22"/>
-        </w:rPr>
-        <w:t>Xinhang</w:t>
-      </w:r>
-      <w:proofErr w:type="spellEnd"/>
-      <w:r>
-        <w:rPr>
-          <w:rFonts w:ascii="Times New Roman" w:hAnsi="Times New Roman"/>
-          <w:sz w:val="22"/>
-        </w:rPr>
-        <w:t xml:space="preserve"> Li and </w:t>
-      </w:r>
-      <w:proofErr w:type="spellStart"/>
-      <w:r>
-        <w:rPr>
-          <w:rFonts w:ascii="Times New Roman" w:hAnsi="Times New Roman"/>
-          <w:sz w:val="22"/>
-        </w:rPr>
-        <w:t>Shicheng</w:t>
-      </w:r>
-      <w:proofErr w:type="spellEnd"/>
-      <w:r>
-        <w:rPr>
-          <w:rFonts w:ascii="Times New Roman" w:hAnsi="Times New Roman"/>
-          <w:sz w:val="22"/>
-        </w:rPr>
-        <w:t xml:space="preserve"> Li. DCA: Diversified Co-Attention </w:t>
-      </w:r>
-      <w:bookmarkStart w:id="6" w:name="_Hlk25177259"/>
-      <w:r>
-        <w:rPr>
-          <w:rFonts w:ascii="Times New Roman" w:hAnsi="Times New Roman" w:hint="eastAsia"/>
           <w:sz w:val="22"/>
         </w:rPr>
         <w:t>t</w:t>
@@ -2091,7 +2074,7 @@
         </w:rPr>
         <w:t>owards Informative Live Video Commenting</w:t>
       </w:r>
-      <w:bookmarkEnd w:id="6"/>
+      <w:bookmarkEnd w:id="7"/>
       <w:r>
         <w:rPr>
           <w:rFonts w:ascii="Times New Roman" w:hAnsi="Times New Roman"/>
@@ -2275,7 +2258,7 @@
         </w:rPr>
         <w:t xml:space="preserve"> Huang and Xu Sun. Cross-Modal Commentator:</w:t>
       </w:r>
-      <w:bookmarkStart w:id="7" w:name="_Hlk25177309"/>
+      <w:bookmarkStart w:id="8" w:name="_Hlk25177309"/>
       <w:r>
         <w:rPr>
           <w:rFonts w:ascii="Times New Roman" w:hAnsi="Times New Roman"/>
@@ -2283,7 +2266,7 @@
         </w:rPr>
         <w:t xml:space="preserve"> Automatic Machine Commenting Based on Cross-Modal Information</w:t>
       </w:r>
-      <w:bookmarkEnd w:id="7"/>
+      <w:bookmarkEnd w:id="8"/>
       <w:r>
         <w:rPr>
           <w:rFonts w:ascii="Times New Roman" w:hAnsi="Times New Roman"/>
@@ -2417,7 +2400,7 @@
         <w:adjustRightInd w:val="0"/>
         <w:snapToGrid w:val="0"/>
         <w:rPr>
-          <w:rFonts w:ascii="Times New Roman" w:hAnsi="Times New Roman" w:hint="eastAsia"/>
+          <w:rFonts w:ascii="Times New Roman" w:hAnsi="Times New Roman"/>
           <w:sz w:val="22"/>
         </w:rPr>
       </w:pPr>
@@ -2493,8 +2476,8 @@
           <w:szCs w:val="20"/>
         </w:rPr>
       </w:pPr>
-      <w:bookmarkStart w:id="8" w:name="OLE_LINK1"/>
-      <w:bookmarkStart w:id="9" w:name="OLE_LINK2"/>
+      <w:bookmarkStart w:id="9" w:name="OLE_LINK1"/>
+      <w:bookmarkStart w:id="10" w:name="OLE_LINK2"/>
       <w:r>
         <w:rPr>
           <w:rFonts w:ascii="Times New Roman" w:hAnsi="Times New Roman"/>
@@ -2509,15 +2492,7 @@
           <w:sz w:val="22"/>
           <w:szCs w:val="20"/>
         </w:rPr>
-        <w:t>Conference reviewer: ACL, EMNLP</w:t>
-      </w:r>
-      <w:r>
-        <w:rPr>
-          <w:rFonts w:ascii="Times New Roman" w:hAnsi="Times New Roman"/>
-          <w:sz w:val="22"/>
-          <w:szCs w:val="20"/>
-        </w:rPr>
-        <w:t xml:space="preserve">                                            2019-Present</w:t>
+        <w:t>Conference reviewer: ACL, EMNLP                                            2019-Present</w:t>
       </w:r>
     </w:p>
     <w:p>
@@ -2652,21 +2627,21 @@
         </w:rPr>
         <w:t xml:space="preserve">  </w:t>
       </w:r>
-      <w:bookmarkStart w:id="10" w:name="OLE_LINK8"/>
-      <w:bookmarkStart w:id="11" w:name="OLE_LINK9"/>
-      <w:bookmarkStart w:id="12" w:name="OLE_LINK10"/>
-      <w:bookmarkStart w:id="13" w:name="OLE_LINK11"/>
-      <w:bookmarkStart w:id="14" w:name="OLE_LINK12"/>
-      <w:bookmarkStart w:id="15" w:name="OLE_LINK13"/>
-      <w:bookmarkStart w:id="16" w:name="OLE_LINK14"/>
-      <w:bookmarkStart w:id="17" w:name="OLE_LINK15"/>
-      <w:bookmarkStart w:id="18" w:name="OLE_LINK16"/>
-      <w:bookmarkStart w:id="19" w:name="OLE_LINK17"/>
-      <w:bookmarkStart w:id="20" w:name="OLE_LINK18"/>
-      <w:bookmarkStart w:id="21" w:name="OLE_LINK19"/>
-      <w:bookmarkStart w:id="22" w:name="OLE_LINK20"/>
-      <w:bookmarkStart w:id="23" w:name="OLE_LINK21"/>
-      <w:bookmarkStart w:id="24" w:name="OLE_LINK22"/>
+      <w:bookmarkStart w:id="11" w:name="OLE_LINK8"/>
+      <w:bookmarkStart w:id="12" w:name="OLE_LINK9"/>
+      <w:bookmarkStart w:id="13" w:name="OLE_LINK10"/>
+      <w:bookmarkStart w:id="14" w:name="OLE_LINK11"/>
+      <w:bookmarkStart w:id="15" w:name="OLE_LINK12"/>
+      <w:bookmarkStart w:id="16" w:name="OLE_LINK13"/>
+      <w:bookmarkStart w:id="17" w:name="OLE_LINK14"/>
+      <w:bookmarkStart w:id="18" w:name="OLE_LINK15"/>
+      <w:bookmarkStart w:id="19" w:name="OLE_LINK16"/>
+      <w:bookmarkStart w:id="20" w:name="OLE_LINK17"/>
+      <w:bookmarkStart w:id="21" w:name="OLE_LINK18"/>
+      <w:bookmarkStart w:id="22" w:name="OLE_LINK19"/>
+      <w:bookmarkStart w:id="23" w:name="OLE_LINK20"/>
+      <w:bookmarkStart w:id="24" w:name="OLE_LINK21"/>
+      <w:bookmarkStart w:id="25" w:name="OLE_LINK22"/>
       <w:r>
         <w:rPr>
           <w:rFonts w:ascii="Times New Roman" w:hAnsi="Times New Roman"/>
@@ -2675,7 +2650,6 @@
         </w:rPr>
         <w:t>PKU Freshmen Scholarship</w:t>
       </w:r>
-      <w:bookmarkEnd w:id="10"/>
       <w:bookmarkEnd w:id="11"/>
       <w:bookmarkEnd w:id="12"/>
       <w:bookmarkEnd w:id="13"/>
@@ -2690,6 +2664,7 @@
       <w:bookmarkEnd w:id="22"/>
       <w:bookmarkEnd w:id="23"/>
       <w:bookmarkEnd w:id="24"/>
+      <w:bookmarkEnd w:id="25"/>
       <w:r>
         <w:rPr>
           <w:rFonts w:ascii="Times New Roman" w:hAnsi="Times New Roman"/>
@@ -2724,8 +2699,8 @@
         </w:rPr>
         <w:t xml:space="preserve">                                2016</w:t>
       </w:r>
-      <w:bookmarkEnd w:id="8"/>
       <w:bookmarkEnd w:id="9"/>
+      <w:bookmarkEnd w:id="10"/>
     </w:p>
     <w:p>
       <w:pPr>
@@ -3024,8 +2999,6 @@
         <w:lastRenderedPageBreak/>
         <w:t xml:space="preserve">Standard English Tests: </w:t>
       </w:r>
-      <w:bookmarkStart w:id="25" w:name="_GoBack"/>
-      <w:bookmarkEnd w:id="25"/>
     </w:p>
     <w:p>
       <w:pPr>
@@ -3430,7 +3403,7 @@
         <v:path o:extrusionok="f" gradientshapeok="t" o:connecttype="rect"/>
         <o:lock v:ext="edit" aspectratio="t"/>
       </v:shapetype>
-      <v:shape id="_x0000_i1064" type="#_x0000_t75" style="width:12pt;height:12pt" o:bullet="t">
+      <v:shape id="_x0000_i1027" type="#_x0000_t75" style="width:12pt;height:12pt" o:bullet="t">
         <v:imagedata r:id="rId1" o:title="mso9987"/>
       </v:shape>
     </w:pict>
@@ -7104,7 +7077,7 @@
 </file>
 
 <file path=customXml/itemProps1.xml><?xml version="1.0" encoding="utf-8"?>
-<ds:datastoreItem xmlns:ds="http://schemas.openxmlformats.org/officeDocument/2006/customXml" ds:itemID="{AB948AFA-ECEA-4821-B416-9575AE822B78}">
+<ds:datastoreItem xmlns:ds="http://schemas.openxmlformats.org/officeDocument/2006/customXml" ds:itemID="{BC5199C1-4167-43ED-ADFA-B79CDCAB6D28}">
   <ds:schemaRefs>
     <ds:schemaRef ds:uri="http://schemas.openxmlformats.org/officeDocument/2006/bibliography"/>
   </ds:schemaRefs>

--- a/assets/CV_Zhihan_Zhang.docx
+++ b/assets/CV_Zhihan_Zhang.docx
@@ -1518,7 +1518,23 @@
           <w:sz w:val="22"/>
           <w:szCs w:val="20"/>
         </w:rPr>
-        <w:t xml:space="preserve"> [3]</w:t>
+        <w:t xml:space="preserve"> [</w:t>
+      </w:r>
+      <w:r>
+        <w:rPr>
+          <w:rFonts w:ascii="Times New Roman" w:hAnsi="Times New Roman"/>
+          <w:sz w:val="22"/>
+          <w:szCs w:val="20"/>
+        </w:rPr>
+        <w:t>2</w:t>
+      </w:r>
+      <w:r>
+        <w:rPr>
+          <w:rFonts w:ascii="Times New Roman" w:hAnsi="Times New Roman"/>
+          <w:sz w:val="22"/>
+          <w:szCs w:val="20"/>
+        </w:rPr>
+        <w:t>]</w:t>
       </w:r>
       <w:r>
         <w:rPr>
@@ -1554,7 +1570,21 @@
           <w:rFonts w:ascii="Times New Roman" w:hAnsi="Times New Roman"/>
           <w:sz w:val="22"/>
         </w:rPr>
-        <w:t xml:space="preserve"> [4]</w:t>
+        <w:t xml:space="preserve"> [</w:t>
+      </w:r>
+      <w:r>
+        <w:rPr>
+          <w:rFonts w:ascii="Times New Roman" w:hAnsi="Times New Roman"/>
+          <w:sz w:val="22"/>
+        </w:rPr>
+        <w:t>3</w:t>
+      </w:r>
+      <w:r>
+        <w:rPr>
+          <w:rFonts w:ascii="Times New Roman" w:hAnsi="Times New Roman"/>
+          <w:sz w:val="22"/>
+        </w:rPr>
+        <w:t>]</w:t>
       </w:r>
     </w:p>
     <w:p>
@@ -1821,7 +1851,21 @@
           <w:rFonts w:ascii="Times New Roman" w:hAnsi="Times New Roman"/>
           <w:sz w:val="22"/>
         </w:rPr>
-        <w:t xml:space="preserve"> [1], Diversified Co-Attention towards Informative Live Video Commenting [2]</w:t>
+        <w:t xml:space="preserve"> [1], Diversified Co-Attention towards Informative Live Video Commenting [</w:t>
+      </w:r>
+      <w:r>
+        <w:rPr>
+          <w:rFonts w:ascii="Times New Roman" w:hAnsi="Times New Roman"/>
+          <w:sz w:val="22"/>
+        </w:rPr>
+        <w:t>4</w:t>
+      </w:r>
+      <w:r>
+        <w:rPr>
+          <w:rFonts w:ascii="Times New Roman" w:hAnsi="Times New Roman"/>
+          <w:sz w:val="22"/>
+        </w:rPr>
+        <w:t>]</w:t>
       </w:r>
     </w:p>
     <w:p>
@@ -1914,13 +1958,15 @@
         <w:adjustRightInd w:val="0"/>
         <w:snapToGrid w:val="0"/>
         <w:rPr>
-          <w:rFonts w:ascii="Times New Roman" w:hAnsi="Times New Roman"/>
-          <w:sz w:val="22"/>
-        </w:rPr>
-      </w:pPr>
-      <w:r>
-        <w:rPr>
           <w:rFonts w:ascii="Times New Roman" w:hAnsi="Times New Roman" w:hint="eastAsia"/>
+          <w:b/>
+          <w:sz w:val="22"/>
+          <w:u w:val="single"/>
+        </w:rPr>
+      </w:pPr>
+      <w:r>
+        <w:rPr>
+          <w:rFonts w:ascii="Times New Roman" w:hAnsi="Times New Roman"/>
           <w:sz w:val="22"/>
         </w:rPr>
         <w:t>[</w:t>
@@ -1930,7 +1976,37 @@
           <w:rFonts w:ascii="Times New Roman" w:hAnsi="Times New Roman"/>
           <w:sz w:val="22"/>
         </w:rPr>
-        <w:t xml:space="preserve">4] </w:t>
+        <w:t>4</w:t>
+      </w:r>
+      <w:r>
+        <w:rPr>
+          <w:rFonts w:ascii="Times New Roman" w:hAnsi="Times New Roman"/>
+          <w:sz w:val="22"/>
+        </w:rPr>
+        <w:t>]</w:t>
+      </w:r>
+      <w:r>
+        <w:rPr>
+          <w:rFonts w:ascii="Times New Roman" w:hAnsi="Times New Roman"/>
+          <w:b/>
+          <w:sz w:val="22"/>
+        </w:rPr>
+        <w:t xml:space="preserve"> </w:t>
+      </w:r>
+      <w:r>
+        <w:rPr>
+          <w:rFonts w:ascii="Times New Roman" w:hAnsi="Times New Roman"/>
+          <w:b/>
+          <w:sz w:val="22"/>
+        </w:rPr>
+        <w:t>Zhihan Zhang</w:t>
+      </w:r>
+      <w:r>
+        <w:rPr>
+          <w:rFonts w:ascii="Times New Roman" w:hAnsi="Times New Roman"/>
+          <w:sz w:val="22"/>
+        </w:rPr>
+        <w:t xml:space="preserve">, </w:t>
       </w:r>
       <w:proofErr w:type="spellStart"/>
       <w:r>
@@ -1938,7 +2014,7 @@
           <w:rFonts w:ascii="Times New Roman" w:hAnsi="Times New Roman"/>
           <w:sz w:val="22"/>
         </w:rPr>
-        <w:t>Daheng</w:t>
+        <w:t>Zhiyi</w:t>
       </w:r>
       <w:proofErr w:type="spellEnd"/>
       <w:r>
@@ -1946,22 +2022,7 @@
           <w:rFonts w:ascii="Times New Roman" w:hAnsi="Times New Roman"/>
           <w:sz w:val="22"/>
         </w:rPr>
-        <w:t xml:space="preserve"> Wang, </w:t>
-      </w:r>
-      <w:r>
-        <w:rPr>
-          <w:rFonts w:ascii="Times New Roman" w:hAnsi="Times New Roman"/>
-          <w:b/>
-          <w:sz w:val="22"/>
-        </w:rPr>
-        <w:t>Zhihan Zhang</w:t>
-      </w:r>
-      <w:r>
-        <w:rPr>
-          <w:rFonts w:ascii="Times New Roman" w:hAnsi="Times New Roman"/>
-          <w:sz w:val="22"/>
-        </w:rPr>
-        <w:t xml:space="preserve">, </w:t>
+        <w:t xml:space="preserve"> Yin, </w:t>
       </w:r>
       <w:proofErr w:type="spellStart"/>
       <w:r>
@@ -1969,7 +2030,7 @@
           <w:rFonts w:ascii="Times New Roman" w:hAnsi="Times New Roman"/>
           <w:sz w:val="22"/>
         </w:rPr>
-        <w:t>Yihong</w:t>
+        <w:t>Shuhuai</w:t>
       </w:r>
       <w:proofErr w:type="spellEnd"/>
       <w:r>
@@ -1977,7 +2038,7 @@
           <w:rFonts w:ascii="Times New Roman" w:hAnsi="Times New Roman"/>
           <w:sz w:val="22"/>
         </w:rPr>
-        <w:t xml:space="preserve"> Ma, Tong Zhao, </w:t>
+        <w:t xml:space="preserve"> Ren, </w:t>
       </w:r>
       <w:proofErr w:type="spellStart"/>
       <w:r>
@@ -1985,7 +2046,7 @@
           <w:rFonts w:ascii="Times New Roman" w:hAnsi="Times New Roman"/>
           <w:sz w:val="22"/>
         </w:rPr>
-        <w:t>Tianwen</w:t>
+        <w:t>Xinhang</w:t>
       </w:r>
       <w:proofErr w:type="spellEnd"/>
       <w:r>
@@ -1993,54 +2054,93 @@
           <w:rFonts w:ascii="Times New Roman" w:hAnsi="Times New Roman"/>
           <w:sz w:val="22"/>
         </w:rPr>
-        <w:t xml:space="preserve"> Jiang, Nitesh Chawla and Meng Jiang</w:t>
-      </w:r>
-      <w:r>
-        <w:rPr>
-          <w:rFonts w:ascii="Times New Roman" w:hAnsi="Times New Roman"/>
-          <w:sz w:val="22"/>
-        </w:rPr>
-        <w:t xml:space="preserve">. </w:t>
-      </w:r>
-      <w:r>
-        <w:rPr>
-          <w:rFonts w:ascii="Times New Roman" w:hAnsi="Times New Roman"/>
-          <w:sz w:val="22"/>
-        </w:rPr>
-        <w:t>Learning Attribute-Structure Co-Evolutions in Dynamic Graphs</w:t>
-      </w:r>
-      <w:r>
-        <w:rPr>
-          <w:rFonts w:ascii="Times New Roman" w:hAnsi="Times New Roman"/>
-          <w:sz w:val="22"/>
-        </w:rPr>
-        <w:t xml:space="preserve">. In </w:t>
-      </w:r>
+        <w:t xml:space="preserve"> Li and </w:t>
+      </w:r>
+      <w:proofErr w:type="spellStart"/>
+      <w:r>
+        <w:rPr>
+          <w:rFonts w:ascii="Times New Roman" w:hAnsi="Times New Roman"/>
+          <w:sz w:val="22"/>
+        </w:rPr>
+        <w:t>Shicheng</w:t>
+      </w:r>
+      <w:proofErr w:type="spellEnd"/>
+      <w:r>
+        <w:rPr>
+          <w:rFonts w:ascii="Times New Roman" w:hAnsi="Times New Roman"/>
+          <w:sz w:val="22"/>
+        </w:rPr>
+        <w:t xml:space="preserve"> Li. DCA: Diversified Co-Attention </w:t>
+      </w:r>
+      <w:bookmarkStart w:id="6" w:name="_Hlk25177259"/>
+      <w:r>
+        <w:rPr>
+          <w:rFonts w:ascii="Times New Roman" w:hAnsi="Times New Roman" w:hint="eastAsia"/>
+          <w:sz w:val="22"/>
+        </w:rPr>
+        <w:t>t</w:t>
+      </w:r>
+      <w:r>
+        <w:rPr>
+          <w:rFonts w:ascii="Times New Roman" w:hAnsi="Times New Roman"/>
+          <w:sz w:val="22"/>
+        </w:rPr>
+        <w:t>owards Informative Live Video Commenting</w:t>
+      </w:r>
+      <w:bookmarkEnd w:id="6"/>
       <w:r>
         <w:rPr>
           <w:rFonts w:ascii="Times New Roman" w:hAnsi="Times New Roman"/>
           <w:i/>
           <w:sz w:val="22"/>
         </w:rPr>
-        <w:t>KDD Workshop on Deep Learning on Graphs: Methods and Applications (</w:t>
-      </w:r>
-      <w:r>
-        <w:rPr>
-          <w:rFonts w:ascii="Times New Roman" w:hAnsi="Times New Roman"/>
-          <w:b/>
+        <w:t>.</w:t>
+      </w:r>
+      <w:r>
+        <w:rPr>
+          <w:rFonts w:ascii="Times New Roman" w:hAnsi="Times New Roman"/>
+          <w:sz w:val="22"/>
+        </w:rPr>
+        <w:t xml:space="preserve"> </w:t>
+      </w:r>
+      <w:r>
+        <w:rPr>
+          <w:rFonts w:ascii="Times New Roman" w:hAnsi="Times New Roman"/>
+          <w:sz w:val="22"/>
+        </w:rPr>
+        <w:t xml:space="preserve">In </w:t>
+      </w:r>
+      <w:r>
+        <w:rPr>
+          <w:rFonts w:ascii="Times New Roman" w:hAnsi="Times New Roman"/>
           <w:i/>
           <w:sz w:val="22"/>
         </w:rPr>
-        <w:t>KDD-DLG</w:t>
-      </w:r>
-      <w:bookmarkStart w:id="6" w:name="_GoBack"/>
-      <w:bookmarkEnd w:id="6"/>
+        <w:t>CCF International Conference on Natural Language Processing and Chinese Computing</w:t>
+      </w:r>
       <w:r>
         <w:rPr>
           <w:rFonts w:ascii="Times New Roman" w:hAnsi="Times New Roman"/>
           <w:i/>
           <w:sz w:val="22"/>
         </w:rPr>
+        <w:t xml:space="preserve"> (</w:t>
+      </w:r>
+      <w:r>
+        <w:rPr>
+          <w:rFonts w:ascii="Times New Roman" w:hAnsi="Times New Roman"/>
+          <w:b/>
+          <w:i/>
+          <w:sz w:val="22"/>
+        </w:rPr>
+        <w:t>NLPCC</w:t>
+      </w:r>
+      <w:r>
+        <w:rPr>
+          <w:rFonts w:ascii="Times New Roman" w:hAnsi="Times New Roman"/>
+          <w:i/>
+          <w:sz w:val="22"/>
+        </w:rPr>
         <w:t>)</w:t>
       </w:r>
       <w:r>
@@ -2050,61 +2150,9 @@
         </w:rPr>
         <w:t>, 2020.</w:t>
       </w:r>
-    </w:p>
-    <w:p>
-      <w:pPr>
-        <w:tabs>
-          <w:tab w:val="right" w:pos="10490"/>
-        </w:tabs>
-        <w:adjustRightInd w:val="0"/>
-        <w:snapToGrid w:val="0"/>
-        <w:rPr>
-          <w:rFonts w:ascii="Times New Roman" w:hAnsi="Times New Roman"/>
-          <w:sz w:val="22"/>
-        </w:rPr>
-      </w:pPr>
-      <w:r>
-        <w:rPr>
-          <w:rFonts w:ascii="Times New Roman" w:hAnsi="Times New Roman"/>
-          <w:sz w:val="22"/>
-        </w:rPr>
-        <w:t xml:space="preserve">[3] </w:t>
-      </w:r>
-      <w:proofErr w:type="spellStart"/>
-      <w:r>
-        <w:rPr>
-          <w:rFonts w:ascii="Times New Roman" w:hAnsi="Times New Roman"/>
-          <w:sz w:val="22"/>
-        </w:rPr>
-        <w:t>Tianwen</w:t>
-      </w:r>
-      <w:proofErr w:type="spellEnd"/>
-      <w:r>
-        <w:rPr>
-          <w:rFonts w:ascii="Times New Roman" w:hAnsi="Times New Roman"/>
-          <w:sz w:val="22"/>
-        </w:rPr>
-        <w:t xml:space="preserve"> Jiang*, </w:t>
-      </w:r>
-      <w:r>
-        <w:rPr>
-          <w:rFonts w:ascii="Times New Roman" w:hAnsi="Times New Roman"/>
-          <w:b/>
-          <w:sz w:val="22"/>
-        </w:rPr>
-        <w:t>Zhihan Zhang</w:t>
-      </w:r>
-      <w:r>
-        <w:rPr>
-          <w:rFonts w:ascii="Times New Roman" w:hAnsi="Times New Roman"/>
-          <w:sz w:val="22"/>
-        </w:rPr>
-        <w:t>*, Tong Zhao, Bing Qin, Ting Liu, Nitesh Chawla and Meng Jiang. CTGA: Graph-based Biomedical Literature Search.</w:t>
-      </w:r>
-      <w:r>
-        <w:rPr>
-          <w:rFonts w:ascii="Times New Roman" w:hAnsi="Times New Roman"/>
-          <w:i/>
+      <w:r>
+        <w:rPr>
+          <w:rFonts w:ascii="Times New Roman" w:hAnsi="Times New Roman"/>
           <w:sz w:val="22"/>
         </w:rPr>
         <w:t xml:space="preserve"> </w:t>
@@ -2114,91 +2162,7 @@
           <w:rFonts w:ascii="Times New Roman" w:hAnsi="Times New Roman"/>
           <w:sz w:val="22"/>
         </w:rPr>
-        <w:t>In </w:t>
-      </w:r>
-      <w:r>
-        <w:rPr>
-          <w:rFonts w:ascii="Times New Roman" w:hAnsi="Times New Roman"/>
-          <w:i/>
-          <w:iCs/>
-          <w:sz w:val="22"/>
-        </w:rPr>
-        <w:t>IEEE International Conference on Bioinformatics and Biomedicine</w:t>
-      </w:r>
-      <w:r>
-        <w:rPr>
-          <w:rFonts w:ascii="Times New Roman" w:hAnsi="Times New Roman"/>
-          <w:b/>
-          <w:i/>
-          <w:iCs/>
-          <w:sz w:val="22"/>
-        </w:rPr>
-        <w:t xml:space="preserve"> </w:t>
-      </w:r>
-      <w:r>
-        <w:rPr>
-          <w:rFonts w:ascii="Times New Roman" w:hAnsi="Times New Roman"/>
-          <w:i/>
-          <w:iCs/>
-          <w:sz w:val="22"/>
-        </w:rPr>
-        <w:t>(</w:t>
-      </w:r>
-      <w:r>
-        <w:rPr>
-          <w:rFonts w:ascii="Times New Roman" w:hAnsi="Times New Roman"/>
-          <w:b/>
-          <w:bCs/>
-          <w:i/>
-          <w:iCs/>
-          <w:sz w:val="22"/>
-        </w:rPr>
-        <w:t>BIBM</w:t>
-      </w:r>
-      <w:r>
-        <w:rPr>
-          <w:rFonts w:ascii="Times New Roman" w:hAnsi="Times New Roman"/>
-          <w:i/>
-          <w:iCs/>
-          <w:sz w:val="22"/>
-        </w:rPr>
-        <w:t>)</w:t>
-      </w:r>
-      <w:r>
-        <w:rPr>
-          <w:rFonts w:ascii="Times New Roman" w:hAnsi="Times New Roman"/>
-          <w:b/>
-          <w:sz w:val="22"/>
-        </w:rPr>
-        <w:t xml:space="preserve">, </w:t>
-      </w:r>
-      <w:r>
-        <w:rPr>
-          <w:rFonts w:ascii="Times New Roman" w:hAnsi="Times New Roman"/>
-          <w:sz w:val="22"/>
-        </w:rPr>
-        <w:t>201</w:t>
-      </w:r>
-      <w:r>
-        <w:rPr>
-          <w:rFonts w:ascii="Times New Roman" w:hAnsi="Times New Roman"/>
-          <w:sz w:val="22"/>
-        </w:rPr>
-        <w:t>9</w:t>
-      </w:r>
-      <w:r>
-        <w:rPr>
-          <w:rFonts w:ascii="Times New Roman" w:hAnsi="Times New Roman"/>
-          <w:sz w:val="22"/>
-        </w:rPr>
-        <w:t>.</w:t>
-      </w:r>
-      <w:r>
-        <w:rPr>
-          <w:rFonts w:ascii="Times New Roman" w:hAnsi="Times New Roman"/>
-          <w:sz w:val="22"/>
-        </w:rPr>
-        <w:t xml:space="preserve"> [</w:t>
+        <w:t>[</w:t>
       </w:r>
       <w:hyperlink r:id="rId10" w:history="1">
         <w:r>
@@ -2212,6 +2176,7 @@
       </w:hyperlink>
       <w:r>
         <w:rPr>
+          <w:rStyle w:val="a4"/>
           <w:rFonts w:ascii="Times New Roman" w:hAnsi="Times New Roman"/>
           <w:sz w:val="22"/>
         </w:rPr>
@@ -2227,22 +2192,215 @@
         <w:snapToGrid w:val="0"/>
         <w:rPr>
           <w:rFonts w:ascii="Times New Roman" w:hAnsi="Times New Roman"/>
-          <w:b/>
-          <w:sz w:val="22"/>
-          <w:u w:val="single"/>
-        </w:rPr>
-      </w:pPr>
-      <w:r>
-        <w:rPr>
-          <w:rFonts w:ascii="Times New Roman" w:hAnsi="Times New Roman"/>
-          <w:sz w:val="22"/>
-        </w:rPr>
-        <w:t>[2]</w:t>
-      </w:r>
-      <w:r>
-        <w:rPr>
-          <w:rFonts w:ascii="Times New Roman" w:hAnsi="Times New Roman"/>
-          <w:b/>
+          <w:sz w:val="22"/>
+        </w:rPr>
+      </w:pPr>
+      <w:r>
+        <w:rPr>
+          <w:rFonts w:ascii="Times New Roman" w:hAnsi="Times New Roman" w:hint="eastAsia"/>
+          <w:sz w:val="22"/>
+        </w:rPr>
+        <w:t>[</w:t>
+      </w:r>
+      <w:r>
+        <w:rPr>
+          <w:rFonts w:ascii="Times New Roman" w:hAnsi="Times New Roman"/>
+          <w:sz w:val="22"/>
+        </w:rPr>
+        <w:t>3</w:t>
+      </w:r>
+      <w:r>
+        <w:rPr>
+          <w:rFonts w:ascii="Times New Roman" w:hAnsi="Times New Roman"/>
+          <w:sz w:val="22"/>
+        </w:rPr>
+        <w:t xml:space="preserve">] </w:t>
+      </w:r>
+      <w:proofErr w:type="spellStart"/>
+      <w:r>
+        <w:rPr>
+          <w:rFonts w:ascii="Times New Roman" w:hAnsi="Times New Roman"/>
+          <w:sz w:val="22"/>
+        </w:rPr>
+        <w:t>Daheng</w:t>
+      </w:r>
+      <w:proofErr w:type="spellEnd"/>
+      <w:r>
+        <w:rPr>
+          <w:rFonts w:ascii="Times New Roman" w:hAnsi="Times New Roman"/>
+          <w:sz w:val="22"/>
+        </w:rPr>
+        <w:t xml:space="preserve"> Wang, </w:t>
+      </w:r>
+      <w:r>
+        <w:rPr>
+          <w:rFonts w:ascii="Times New Roman" w:hAnsi="Times New Roman"/>
+          <w:b/>
+          <w:sz w:val="22"/>
+        </w:rPr>
+        <w:t>Zhihan Zhang</w:t>
+      </w:r>
+      <w:r>
+        <w:rPr>
+          <w:rFonts w:ascii="Times New Roman" w:hAnsi="Times New Roman"/>
+          <w:sz w:val="22"/>
+        </w:rPr>
+        <w:t xml:space="preserve">, </w:t>
+      </w:r>
+      <w:proofErr w:type="spellStart"/>
+      <w:r>
+        <w:rPr>
+          <w:rFonts w:ascii="Times New Roman" w:hAnsi="Times New Roman"/>
+          <w:sz w:val="22"/>
+        </w:rPr>
+        <w:t>Yihong</w:t>
+      </w:r>
+      <w:proofErr w:type="spellEnd"/>
+      <w:r>
+        <w:rPr>
+          <w:rFonts w:ascii="Times New Roman" w:hAnsi="Times New Roman"/>
+          <w:sz w:val="22"/>
+        </w:rPr>
+        <w:t xml:space="preserve"> Ma, Tong Zhao, </w:t>
+      </w:r>
+      <w:proofErr w:type="spellStart"/>
+      <w:r>
+        <w:rPr>
+          <w:rFonts w:ascii="Times New Roman" w:hAnsi="Times New Roman"/>
+          <w:sz w:val="22"/>
+        </w:rPr>
+        <w:t>Tianwen</w:t>
+      </w:r>
+      <w:proofErr w:type="spellEnd"/>
+      <w:r>
+        <w:rPr>
+          <w:rFonts w:ascii="Times New Roman" w:hAnsi="Times New Roman"/>
+          <w:sz w:val="22"/>
+        </w:rPr>
+        <w:t xml:space="preserve"> Jiang, Nitesh Chawla and Meng Jiang</w:t>
+      </w:r>
+      <w:r>
+        <w:rPr>
+          <w:rFonts w:ascii="Times New Roman" w:hAnsi="Times New Roman"/>
+          <w:sz w:val="22"/>
+        </w:rPr>
+        <w:t xml:space="preserve">. </w:t>
+      </w:r>
+      <w:r>
+        <w:rPr>
+          <w:rFonts w:ascii="Times New Roman" w:hAnsi="Times New Roman"/>
+          <w:sz w:val="22"/>
+        </w:rPr>
+        <w:t>Learning Attribute-Structure Co-Evolutions in Dynamic Graphs</w:t>
+      </w:r>
+      <w:r>
+        <w:rPr>
+          <w:rFonts w:ascii="Times New Roman" w:hAnsi="Times New Roman"/>
+          <w:sz w:val="22"/>
+        </w:rPr>
+        <w:t xml:space="preserve">. In </w:t>
+      </w:r>
+      <w:r>
+        <w:rPr>
+          <w:rFonts w:ascii="Times New Roman" w:hAnsi="Times New Roman"/>
+          <w:i/>
+          <w:sz w:val="22"/>
+        </w:rPr>
+        <w:t>KDD Workshop on Deep Learning on Graphs: Methods and Applications (</w:t>
+      </w:r>
+      <w:r>
+        <w:rPr>
+          <w:rFonts w:ascii="Times New Roman" w:hAnsi="Times New Roman"/>
+          <w:b/>
+          <w:i/>
+          <w:sz w:val="22"/>
+        </w:rPr>
+        <w:t>KDD-DLG</w:t>
+      </w:r>
+      <w:r>
+        <w:rPr>
+          <w:rFonts w:ascii="Times New Roman" w:hAnsi="Times New Roman"/>
+          <w:i/>
+          <w:sz w:val="22"/>
+        </w:rPr>
+        <w:t>)</w:t>
+      </w:r>
+      <w:r>
+        <w:rPr>
+          <w:rFonts w:ascii="Times New Roman" w:hAnsi="Times New Roman"/>
+          <w:sz w:val="22"/>
+        </w:rPr>
+        <w:t>, 2020.</w:t>
+      </w:r>
+    </w:p>
+    <w:p>
+      <w:pPr>
+        <w:tabs>
+          <w:tab w:val="right" w:pos="10490"/>
+        </w:tabs>
+        <w:adjustRightInd w:val="0"/>
+        <w:snapToGrid w:val="0"/>
+        <w:rPr>
+          <w:rFonts w:ascii="Times New Roman" w:hAnsi="Times New Roman"/>
+          <w:sz w:val="22"/>
+        </w:rPr>
+      </w:pPr>
+      <w:r>
+        <w:rPr>
+          <w:rFonts w:ascii="Times New Roman" w:hAnsi="Times New Roman"/>
+          <w:sz w:val="22"/>
+        </w:rPr>
+        <w:t>[</w:t>
+      </w:r>
+      <w:r>
+        <w:rPr>
+          <w:rFonts w:ascii="Times New Roman" w:hAnsi="Times New Roman"/>
+          <w:sz w:val="22"/>
+        </w:rPr>
+        <w:t>2</w:t>
+      </w:r>
+      <w:r>
+        <w:rPr>
+          <w:rFonts w:ascii="Times New Roman" w:hAnsi="Times New Roman"/>
+          <w:sz w:val="22"/>
+        </w:rPr>
+        <w:t xml:space="preserve">] </w:t>
+      </w:r>
+      <w:proofErr w:type="spellStart"/>
+      <w:r>
+        <w:rPr>
+          <w:rFonts w:ascii="Times New Roman" w:hAnsi="Times New Roman"/>
+          <w:sz w:val="22"/>
+        </w:rPr>
+        <w:t>Tianwen</w:t>
+      </w:r>
+      <w:proofErr w:type="spellEnd"/>
+      <w:r>
+        <w:rPr>
+          <w:rFonts w:ascii="Times New Roman" w:hAnsi="Times New Roman"/>
+          <w:sz w:val="22"/>
+        </w:rPr>
+        <w:t xml:space="preserve"> Jiang*, </w:t>
+      </w:r>
+      <w:r>
+        <w:rPr>
+          <w:rFonts w:ascii="Times New Roman" w:hAnsi="Times New Roman"/>
+          <w:b/>
+          <w:sz w:val="22"/>
+        </w:rPr>
+        <w:t>Zhihan Zhang</w:t>
+      </w:r>
+      <w:r>
+        <w:rPr>
+          <w:rFonts w:ascii="Times New Roman" w:hAnsi="Times New Roman"/>
+          <w:sz w:val="22"/>
+        </w:rPr>
+        <w:t>*, Tong Zhao, Bing Qin, Ting Liu, Nitesh Chawla and Meng Jiang. CTGA: Graph-based Biomedical Literature Search.</w:t>
+      </w:r>
+      <w:r>
+        <w:rPr>
+          <w:rFonts w:ascii="Times New Roman" w:hAnsi="Times New Roman"/>
+          <w:i/>
           <w:sz w:val="22"/>
         </w:rPr>
         <w:t xml:space="preserve"> </w:t>
@@ -2250,102 +2408,83 @@
       <w:r>
         <w:rPr>
           <w:rFonts w:ascii="Times New Roman" w:hAnsi="Times New Roman"/>
-          <w:b/>
-          <w:sz w:val="22"/>
-        </w:rPr>
-        <w:t>Zhihan Zhang</w:t>
-      </w:r>
-      <w:r>
-        <w:rPr>
-          <w:rFonts w:ascii="Times New Roman" w:hAnsi="Times New Roman"/>
+          <w:sz w:val="22"/>
+        </w:rPr>
+        <w:t>In </w:t>
+      </w:r>
+      <w:r>
+        <w:rPr>
+          <w:rFonts w:ascii="Times New Roman" w:hAnsi="Times New Roman"/>
+          <w:i/>
+          <w:iCs/>
+          <w:sz w:val="22"/>
+        </w:rPr>
+        <w:t>IEEE International Conference on Bioinformatics and Biomedicine</w:t>
+      </w:r>
+      <w:r>
+        <w:rPr>
+          <w:rFonts w:ascii="Times New Roman" w:hAnsi="Times New Roman"/>
+          <w:b/>
+          <w:i/>
+          <w:iCs/>
+          <w:sz w:val="22"/>
+        </w:rPr>
+        <w:t xml:space="preserve"> </w:t>
+      </w:r>
+      <w:r>
+        <w:rPr>
+          <w:rFonts w:ascii="Times New Roman" w:hAnsi="Times New Roman"/>
+          <w:i/>
+          <w:iCs/>
+          <w:sz w:val="22"/>
+        </w:rPr>
+        <w:t>(</w:t>
+      </w:r>
+      <w:r>
+        <w:rPr>
+          <w:rFonts w:ascii="Times New Roman" w:hAnsi="Times New Roman"/>
+          <w:b/>
+          <w:bCs/>
+          <w:i/>
+          <w:iCs/>
+          <w:sz w:val="22"/>
+        </w:rPr>
+        <w:t>BIBM</w:t>
+      </w:r>
+      <w:r>
+        <w:rPr>
+          <w:rFonts w:ascii="Times New Roman" w:hAnsi="Times New Roman"/>
+          <w:i/>
+          <w:iCs/>
+          <w:sz w:val="22"/>
+        </w:rPr>
+        <w:t>)</w:t>
+      </w:r>
+      <w:r>
+        <w:rPr>
+          <w:rFonts w:ascii="Times New Roman" w:hAnsi="Times New Roman"/>
+          <w:b/>
           <w:sz w:val="22"/>
         </w:rPr>
         <w:t xml:space="preserve">, </w:t>
       </w:r>
-      <w:proofErr w:type="spellStart"/>
-      <w:r>
-        <w:rPr>
-          <w:rFonts w:ascii="Times New Roman" w:hAnsi="Times New Roman"/>
-          <w:sz w:val="22"/>
-        </w:rPr>
-        <w:t>Zhiyi</w:t>
-      </w:r>
-      <w:proofErr w:type="spellEnd"/>
-      <w:r>
-        <w:rPr>
-          <w:rFonts w:ascii="Times New Roman" w:hAnsi="Times New Roman"/>
-          <w:sz w:val="22"/>
-        </w:rPr>
-        <w:t xml:space="preserve"> Yin, </w:t>
-      </w:r>
-      <w:proofErr w:type="spellStart"/>
-      <w:r>
-        <w:rPr>
-          <w:rFonts w:ascii="Times New Roman" w:hAnsi="Times New Roman"/>
-          <w:sz w:val="22"/>
-        </w:rPr>
-        <w:t>Shuhuai</w:t>
-      </w:r>
-      <w:proofErr w:type="spellEnd"/>
-      <w:r>
-        <w:rPr>
-          <w:rFonts w:ascii="Times New Roman" w:hAnsi="Times New Roman"/>
-          <w:sz w:val="22"/>
-        </w:rPr>
-        <w:t xml:space="preserve"> Ren, </w:t>
-      </w:r>
-      <w:proofErr w:type="spellStart"/>
-      <w:r>
-        <w:rPr>
-          <w:rFonts w:ascii="Times New Roman" w:hAnsi="Times New Roman"/>
-          <w:sz w:val="22"/>
-        </w:rPr>
-        <w:t>Xinhang</w:t>
-      </w:r>
-      <w:proofErr w:type="spellEnd"/>
-      <w:r>
-        <w:rPr>
-          <w:rFonts w:ascii="Times New Roman" w:hAnsi="Times New Roman"/>
-          <w:sz w:val="22"/>
-        </w:rPr>
-        <w:t xml:space="preserve"> Li and </w:t>
-      </w:r>
-      <w:proofErr w:type="spellStart"/>
-      <w:r>
-        <w:rPr>
-          <w:rFonts w:ascii="Times New Roman" w:hAnsi="Times New Roman"/>
-          <w:sz w:val="22"/>
-        </w:rPr>
-        <w:t>Shicheng</w:t>
-      </w:r>
-      <w:proofErr w:type="spellEnd"/>
-      <w:r>
-        <w:rPr>
-          <w:rFonts w:ascii="Times New Roman" w:hAnsi="Times New Roman"/>
-          <w:sz w:val="22"/>
-        </w:rPr>
-        <w:t xml:space="preserve"> Li. DCA: Diversified Co-Attention </w:t>
-      </w:r>
-      <w:bookmarkStart w:id="7" w:name="_Hlk25177259"/>
-      <w:r>
-        <w:rPr>
-          <w:rFonts w:ascii="Times New Roman" w:hAnsi="Times New Roman" w:hint="eastAsia"/>
-          <w:sz w:val="22"/>
-        </w:rPr>
-        <w:t>t</w:t>
-      </w:r>
-      <w:r>
-        <w:rPr>
-          <w:rFonts w:ascii="Times New Roman" w:hAnsi="Times New Roman"/>
-          <w:sz w:val="22"/>
-        </w:rPr>
-        <w:t>owards Informative Live Video Commenting</w:t>
-      </w:r>
-      <w:bookmarkEnd w:id="7"/>
-      <w:r>
-        <w:rPr>
-          <w:rFonts w:ascii="Times New Roman" w:hAnsi="Times New Roman"/>
-          <w:i/>
+      <w:r>
+        <w:rPr>
+          <w:rFonts w:ascii="Times New Roman" w:hAnsi="Times New Roman"/>
+          <w:sz w:val="22"/>
+        </w:rPr>
+        <w:t>201</w:t>
+      </w:r>
+      <w:r>
+        <w:rPr>
+          <w:rFonts w:ascii="Times New Roman" w:hAnsi="Times New Roman"/>
+          <w:sz w:val="22"/>
+        </w:rPr>
+        <w:t>9</w:t>
+      </w:r>
+      <w:r>
+        <w:rPr>
+          <w:rFonts w:ascii="Times New Roman" w:hAnsi="Times New Roman"/>
           <w:sz w:val="22"/>
         </w:rPr>
         <w:t>.</w:t>
@@ -2355,53 +2494,7 @@
           <w:rFonts w:ascii="Times New Roman" w:hAnsi="Times New Roman"/>
           <w:sz w:val="22"/>
         </w:rPr>
-        <w:t xml:space="preserve"> </w:t>
-      </w:r>
-      <w:r>
-        <w:rPr>
-          <w:rFonts w:ascii="Times New Roman" w:hAnsi="Times New Roman"/>
-          <w:sz w:val="22"/>
-        </w:rPr>
-        <w:t xml:space="preserve">In </w:t>
-      </w:r>
-      <w:proofErr w:type="spellStart"/>
-      <w:r>
-        <w:rPr>
-          <w:rFonts w:ascii="Times New Roman" w:hAnsi="Times New Roman"/>
-          <w:i/>
-          <w:sz w:val="22"/>
-        </w:rPr>
-        <w:t>Arxiv</w:t>
-      </w:r>
-      <w:proofErr w:type="spellEnd"/>
-      <w:r>
-        <w:rPr>
-          <w:rFonts w:ascii="Times New Roman" w:hAnsi="Times New Roman"/>
-          <w:i/>
-          <w:sz w:val="22"/>
-        </w:rPr>
-        <w:t xml:space="preserve"> preprint arXiv:1911.02739</w:t>
-      </w:r>
-      <w:r>
-        <w:rPr>
-          <w:rFonts w:ascii="Times New Roman" w:hAnsi="Times New Roman"/>
-          <w:sz w:val="22"/>
-        </w:rPr>
-        <w:t>.</w:t>
-      </w:r>
-      <w:r>
-        <w:rPr>
-          <w:rFonts w:ascii="Times New Roman" w:hAnsi="Times New Roman"/>
-          <w:sz w:val="22"/>
-        </w:rPr>
-        <w:t xml:space="preserve"> </w:t>
-      </w:r>
-      <w:r>
-        <w:rPr>
-          <w:rFonts w:ascii="Times New Roman" w:hAnsi="Times New Roman"/>
-          <w:sz w:val="22"/>
-        </w:rPr>
-        <w:t>[</w:t>
+        <w:t xml:space="preserve"> [</w:t>
       </w:r>
       <w:hyperlink r:id="rId11" w:history="1">
         <w:r>
@@ -2415,7 +2508,6 @@
       </w:hyperlink>
       <w:r>
         <w:rPr>
-          <w:rStyle w:val="a4"/>
           <w:rFonts w:ascii="Times New Roman" w:hAnsi="Times New Roman"/>
           <w:sz w:val="22"/>
         </w:rPr>
@@ -2525,7 +2617,7 @@
         </w:rPr>
         <w:t xml:space="preserve"> Huang and Xu Sun. Cross-Modal Commentator:</w:t>
       </w:r>
-      <w:bookmarkStart w:id="8" w:name="_Hlk25177309"/>
+      <w:bookmarkStart w:id="7" w:name="_Hlk25177309"/>
       <w:r>
         <w:rPr>
           <w:rFonts w:ascii="Times New Roman" w:hAnsi="Times New Roman"/>
@@ -2533,7 +2625,7 @@
         </w:rPr>
         <w:t xml:space="preserve"> Automatic Machine Commenting Based on Cross-Modal Information</w:t>
       </w:r>
-      <w:bookmarkEnd w:id="8"/>
+      <w:bookmarkEnd w:id="7"/>
       <w:r>
         <w:rPr>
           <w:rFonts w:ascii="Times New Roman" w:hAnsi="Times New Roman"/>
@@ -2674,6 +2766,21 @@
     </w:p>
     <w:p>
       <w:pPr>
+        <w:tabs>
+          <w:tab w:val="right" w:pos="10490"/>
+        </w:tabs>
+        <w:adjustRightInd w:val="0"/>
+        <w:snapToGrid w:val="0"/>
+        <w:rPr>
+          <w:rFonts w:ascii="Times New Roman" w:hAnsi="Times New Roman" w:hint="eastAsia"/>
+          <w:sz w:val="22"/>
+        </w:rPr>
+      </w:pPr>
+      <w:bookmarkStart w:id="8" w:name="_GoBack"/>
+      <w:bookmarkEnd w:id="8"/>
+    </w:p>
+    <w:p>
+      <w:pPr>
         <w:pStyle w:val="af0"/>
         <w:adjustRightInd w:val="0"/>
         <w:snapToGrid w:val="0"/>
@@ -2693,6 +2800,7 @@
           <w:szCs w:val="20"/>
           <w:u w:val="single"/>
         </w:rPr>
+        <w:lastRenderedPageBreak/>
         <w:t xml:space="preserve">HONORS AND </w:t>
       </w:r>
       <w:r>
@@ -2801,7 +2909,6 @@
           <w:sz w:val="22"/>
           <w:szCs w:val="20"/>
         </w:rPr>
-        <w:lastRenderedPageBreak/>
         <w:t xml:space="preserve">  </w:t>
       </w:r>
       <w:r>
@@ -3754,7 +3861,7 @@
         <v:path o:extrusionok="f" gradientshapeok="t" o:connecttype="rect"/>
         <o:lock v:ext="edit" aspectratio="t"/>
       </v:shapetype>
-      <v:shape id="_x0000_i1027" type="#_x0000_t75" style="width:12pt;height:12pt" o:bullet="t">
+      <v:shape id="_x0000_i1031" type="#_x0000_t75" style="width:12pt;height:12pt" o:bullet="t">
         <v:imagedata r:id="rId1" o:title="mso9987"/>
       </v:shape>
     </w:pict>
@@ -7660,7 +7767,7 @@
 </file>
 
 <file path=customXml/itemProps1.xml><?xml version="1.0" encoding="utf-8"?>
-<ds:datastoreItem xmlns:ds="http://schemas.openxmlformats.org/officeDocument/2006/customXml" ds:itemID="{10F3B403-3693-4E1B-9D7A-533CA90E9483}">
+<ds:datastoreItem xmlns:ds="http://schemas.openxmlformats.org/officeDocument/2006/customXml" ds:itemID="{E7CCA691-2586-4A70-9E14-1A9B083B3D0E}">
   <ds:schemaRefs>
     <ds:schemaRef ds:uri="http://schemas.openxmlformats.org/officeDocument/2006/bibliography"/>
   </ds:schemaRefs>

--- a/assets/CV_Zhihan_Zhang.docx
+++ b/assets/CV_Zhihan_Zhang.docx
@@ -1958,7 +1958,7 @@
         <w:adjustRightInd w:val="0"/>
         <w:snapToGrid w:val="0"/>
         <w:rPr>
-          <w:rFonts w:ascii="Times New Roman" w:hAnsi="Times New Roman" w:hint="eastAsia"/>
+          <w:rFonts w:ascii="Times New Roman" w:hAnsi="Times New Roman"/>
           <w:b/>
           <w:sz w:val="22"/>
           <w:u w:val="single"/>
@@ -2306,15 +2306,25 @@
           <w:i/>
           <w:sz w:val="22"/>
         </w:rPr>
-        <w:t>KDD Workshop on Deep Learning on Graphs: Methods and Applications (</w:t>
-      </w:r>
-      <w:r>
-        <w:rPr>
-          <w:rFonts w:ascii="Times New Roman" w:hAnsi="Times New Roman"/>
-          <w:b/>
+        <w:t>KDD</w:t>
+      </w:r>
+      <w:bookmarkStart w:id="7" w:name="_GoBack"/>
+      <w:bookmarkEnd w:id="7"/>
+      <w:r>
+        <w:rPr>
+          <w:rFonts w:ascii="Times New Roman" w:hAnsi="Times New Roman"/>
           <w:i/>
           <w:sz w:val="22"/>
         </w:rPr>
+        <w:t xml:space="preserve"> Workshop on Deep Learning on Graphs: Methods and Applications (</w:t>
+      </w:r>
+      <w:r>
+        <w:rPr>
+          <w:rFonts w:ascii="Times New Roman" w:hAnsi="Times New Roman"/>
+          <w:b/>
+          <w:i/>
+          <w:sz w:val="22"/>
+        </w:rPr>
         <w:t>KDD-DLG</w:t>
       </w:r>
       <w:r>
@@ -2331,163 +2341,6 @@
           <w:sz w:val="22"/>
         </w:rPr>
         <w:t>, 2020.</w:t>
-      </w:r>
-    </w:p>
-    <w:p>
-      <w:pPr>
-        <w:tabs>
-          <w:tab w:val="right" w:pos="10490"/>
-        </w:tabs>
-        <w:adjustRightInd w:val="0"/>
-        <w:snapToGrid w:val="0"/>
-        <w:rPr>
-          <w:rFonts w:ascii="Times New Roman" w:hAnsi="Times New Roman"/>
-          <w:sz w:val="22"/>
-        </w:rPr>
-      </w:pPr>
-      <w:r>
-        <w:rPr>
-          <w:rFonts w:ascii="Times New Roman" w:hAnsi="Times New Roman"/>
-          <w:sz w:val="22"/>
-        </w:rPr>
-        <w:t>[</w:t>
-      </w:r>
-      <w:r>
-        <w:rPr>
-          <w:rFonts w:ascii="Times New Roman" w:hAnsi="Times New Roman"/>
-          <w:sz w:val="22"/>
-        </w:rPr>
-        <w:t>2</w:t>
-      </w:r>
-      <w:r>
-        <w:rPr>
-          <w:rFonts w:ascii="Times New Roman" w:hAnsi="Times New Roman"/>
-          <w:sz w:val="22"/>
-        </w:rPr>
-        <w:t xml:space="preserve">] </w:t>
-      </w:r>
-      <w:proofErr w:type="spellStart"/>
-      <w:r>
-        <w:rPr>
-          <w:rFonts w:ascii="Times New Roman" w:hAnsi="Times New Roman"/>
-          <w:sz w:val="22"/>
-        </w:rPr>
-        <w:t>Tianwen</w:t>
-      </w:r>
-      <w:proofErr w:type="spellEnd"/>
-      <w:r>
-        <w:rPr>
-          <w:rFonts w:ascii="Times New Roman" w:hAnsi="Times New Roman"/>
-          <w:sz w:val="22"/>
-        </w:rPr>
-        <w:t xml:space="preserve"> Jiang*, </w:t>
-      </w:r>
-      <w:r>
-        <w:rPr>
-          <w:rFonts w:ascii="Times New Roman" w:hAnsi="Times New Roman"/>
-          <w:b/>
-          <w:sz w:val="22"/>
-        </w:rPr>
-        <w:t>Zhihan Zhang</w:t>
-      </w:r>
-      <w:r>
-        <w:rPr>
-          <w:rFonts w:ascii="Times New Roman" w:hAnsi="Times New Roman"/>
-          <w:sz w:val="22"/>
-        </w:rPr>
-        <w:t>*, Tong Zhao, Bing Qin, Ting Liu, Nitesh Chawla and Meng Jiang. CTGA: Graph-based Biomedical Literature Search.</w:t>
-      </w:r>
-      <w:r>
-        <w:rPr>
-          <w:rFonts w:ascii="Times New Roman" w:hAnsi="Times New Roman"/>
-          <w:i/>
-          <w:sz w:val="22"/>
-        </w:rPr>
-        <w:t xml:space="preserve"> </w:t>
-      </w:r>
-      <w:r>
-        <w:rPr>
-          <w:rFonts w:ascii="Times New Roman" w:hAnsi="Times New Roman"/>
-          <w:sz w:val="22"/>
-        </w:rPr>
-        <w:t>In </w:t>
-      </w:r>
-      <w:r>
-        <w:rPr>
-          <w:rFonts w:ascii="Times New Roman" w:hAnsi="Times New Roman"/>
-          <w:i/>
-          <w:iCs/>
-          <w:sz w:val="22"/>
-        </w:rPr>
-        <w:t>IEEE International Conference on Bioinformatics and Biomedicine</w:t>
-      </w:r>
-      <w:r>
-        <w:rPr>
-          <w:rFonts w:ascii="Times New Roman" w:hAnsi="Times New Roman"/>
-          <w:b/>
-          <w:i/>
-          <w:iCs/>
-          <w:sz w:val="22"/>
-        </w:rPr>
-        <w:t xml:space="preserve"> </w:t>
-      </w:r>
-      <w:r>
-        <w:rPr>
-          <w:rFonts w:ascii="Times New Roman" w:hAnsi="Times New Roman"/>
-          <w:i/>
-          <w:iCs/>
-          <w:sz w:val="22"/>
-        </w:rPr>
-        <w:t>(</w:t>
-      </w:r>
-      <w:r>
-        <w:rPr>
-          <w:rFonts w:ascii="Times New Roman" w:hAnsi="Times New Roman"/>
-          <w:b/>
-          <w:bCs/>
-          <w:i/>
-          <w:iCs/>
-          <w:sz w:val="22"/>
-        </w:rPr>
-        <w:t>BIBM</w:t>
-      </w:r>
-      <w:r>
-        <w:rPr>
-          <w:rFonts w:ascii="Times New Roman" w:hAnsi="Times New Roman"/>
-          <w:i/>
-          <w:iCs/>
-          <w:sz w:val="22"/>
-        </w:rPr>
-        <w:t>)</w:t>
-      </w:r>
-      <w:r>
-        <w:rPr>
-          <w:rFonts w:ascii="Times New Roman" w:hAnsi="Times New Roman"/>
-          <w:b/>
-          <w:sz w:val="22"/>
-        </w:rPr>
-        <w:t xml:space="preserve">, </w:t>
-      </w:r>
-      <w:r>
-        <w:rPr>
-          <w:rFonts w:ascii="Times New Roman" w:hAnsi="Times New Roman"/>
-          <w:sz w:val="22"/>
-        </w:rPr>
-        <w:t>201</w:t>
-      </w:r>
-      <w:r>
-        <w:rPr>
-          <w:rFonts w:ascii="Times New Roman" w:hAnsi="Times New Roman"/>
-          <w:sz w:val="22"/>
-        </w:rPr>
-        <w:t>9</w:t>
-      </w:r>
-      <w:r>
-        <w:rPr>
-          <w:rFonts w:ascii="Times New Roman" w:hAnsi="Times New Roman"/>
-          <w:sz w:val="22"/>
-        </w:rPr>
-        <w:t>.</w:t>
       </w:r>
       <w:r>
         <w:rPr>
@@ -2531,7 +2384,21 @@
           <w:rFonts w:ascii="Times New Roman" w:hAnsi="Times New Roman"/>
           <w:sz w:val="22"/>
         </w:rPr>
-        <w:t xml:space="preserve">[1] </w:t>
+        <w:t>[</w:t>
+      </w:r>
+      <w:r>
+        <w:rPr>
+          <w:rFonts w:ascii="Times New Roman" w:hAnsi="Times New Roman"/>
+          <w:sz w:val="22"/>
+        </w:rPr>
+        <w:t>2</w:t>
+      </w:r>
+      <w:r>
+        <w:rPr>
+          <w:rFonts w:ascii="Times New Roman" w:hAnsi="Times New Roman"/>
+          <w:sz w:val="22"/>
+        </w:rPr>
+        <w:t xml:space="preserve">] </w:t>
       </w:r>
       <w:proofErr w:type="spellStart"/>
       <w:r>
@@ -2539,7 +2406,7 @@
           <w:rFonts w:ascii="Times New Roman" w:hAnsi="Times New Roman"/>
           <w:sz w:val="22"/>
         </w:rPr>
-        <w:t>Pengcheng</w:t>
+        <w:t>Tianwen</w:t>
       </w:r>
       <w:proofErr w:type="spellEnd"/>
       <w:r>
@@ -2547,21 +2414,7 @@
           <w:rFonts w:ascii="Times New Roman" w:hAnsi="Times New Roman"/>
           <w:sz w:val="22"/>
         </w:rPr>
-        <w:t xml:space="preserve"> Yang</w:t>
-      </w:r>
-      <w:r>
-        <w:rPr>
-          <w:rFonts w:ascii="Times New Roman" w:hAnsi="Times New Roman" w:hint="eastAsia"/>
-          <w:sz w:val="22"/>
-        </w:rPr>
-        <w:t>*</w:t>
-      </w:r>
-      <w:r>
-        <w:rPr>
-          <w:rFonts w:ascii="Times New Roman" w:hAnsi="Times New Roman"/>
-          <w:sz w:val="22"/>
-        </w:rPr>
-        <w:t xml:space="preserve">, </w:t>
+        <w:t xml:space="preserve"> Jiang*, </w:t>
       </w:r>
       <w:r>
         <w:rPr>
@@ -2573,65 +2426,10 @@
       </w:r>
       <w:r>
         <w:rPr>
-          <w:rFonts w:ascii="Times New Roman" w:hAnsi="Times New Roman" w:hint="eastAsia"/>
-          <w:sz w:val="22"/>
-        </w:rPr>
-        <w:t>*</w:t>
-      </w:r>
-      <w:r>
-        <w:rPr>
-          <w:rFonts w:ascii="Times New Roman" w:hAnsi="Times New Roman"/>
-          <w:sz w:val="22"/>
-        </w:rPr>
-        <w:t xml:space="preserve">, </w:t>
-      </w:r>
-      <w:proofErr w:type="spellStart"/>
-      <w:r>
-        <w:rPr>
-          <w:rFonts w:ascii="Times New Roman" w:hAnsi="Times New Roman"/>
-          <w:sz w:val="22"/>
-        </w:rPr>
-        <w:t>Fuli</w:t>
-      </w:r>
-      <w:proofErr w:type="spellEnd"/>
-      <w:r>
-        <w:rPr>
-          <w:rFonts w:ascii="Times New Roman" w:hAnsi="Times New Roman"/>
-          <w:sz w:val="22"/>
-        </w:rPr>
-        <w:t xml:space="preserve"> Luo, Lei Li, </w:t>
-      </w:r>
-      <w:proofErr w:type="spellStart"/>
-      <w:r>
-        <w:rPr>
-          <w:rFonts w:ascii="Times New Roman" w:hAnsi="Times New Roman"/>
-          <w:sz w:val="22"/>
-        </w:rPr>
-        <w:t>Chengyang</w:t>
-      </w:r>
-      <w:proofErr w:type="spellEnd"/>
-      <w:r>
-        <w:rPr>
-          <w:rFonts w:ascii="Times New Roman" w:hAnsi="Times New Roman"/>
-          <w:sz w:val="22"/>
-        </w:rPr>
-        <w:t xml:space="preserve"> Huang and Xu Sun. Cross-Modal Commentator:</w:t>
-      </w:r>
-      <w:bookmarkStart w:id="7" w:name="_Hlk25177309"/>
-      <w:r>
-        <w:rPr>
-          <w:rFonts w:ascii="Times New Roman" w:hAnsi="Times New Roman"/>
-          <w:sz w:val="22"/>
-        </w:rPr>
-        <w:t xml:space="preserve"> Automatic Machine Commenting Based on Cross-Modal Information</w:t>
-      </w:r>
-      <w:bookmarkEnd w:id="7"/>
-      <w:r>
-        <w:rPr>
-          <w:rFonts w:ascii="Times New Roman" w:hAnsi="Times New Roman"/>
-          <w:sz w:val="22"/>
-        </w:rPr>
-        <w:t>.</w:t>
+          <w:rFonts w:ascii="Times New Roman" w:hAnsi="Times New Roman"/>
+          <w:sz w:val="22"/>
+        </w:rPr>
+        <w:t>*, Tong Zhao, Bing Qin, Ting Liu, Nitesh Chawla and Meng Jiang. CTGA: Graph-based Biomedical Literature Search.</w:t>
       </w:r>
       <w:r>
         <w:rPr>
@@ -2655,7 +2453,26 @@
           <w:iCs/>
           <w:sz w:val="22"/>
         </w:rPr>
-        <w:t>Proceedings of the 57th Annual Meeting of the Association for Computational Linguistics (</w:t>
+        <w:t>IEEE International Conference on Bioinformatics and Biomedicine</w:t>
+      </w:r>
+      <w:r>
+        <w:rPr>
+          <w:rFonts w:ascii="Times New Roman" w:hAnsi="Times New Roman"/>
+          <w:b/>
+          <w:i/>
+          <w:iCs/>
+          <w:sz w:val="22"/>
+        </w:rPr>
+        <w:t xml:space="preserve"> </w:t>
+      </w:r>
+      <w:r>
+        <w:rPr>
+          <w:rFonts w:ascii="Times New Roman" w:hAnsi="Times New Roman"/>
+          <w:i/>
+          <w:iCs/>
+          <w:sz w:val="22"/>
+        </w:rPr>
+        <w:t>(</w:t>
       </w:r>
       <w:r>
         <w:rPr>
@@ -2666,7 +2483,7 @@
           <w:iCs/>
           <w:sz w:val="22"/>
         </w:rPr>
-        <w:t>ACL</w:t>
+        <w:t>BIBM</w:t>
       </w:r>
       <w:r>
         <w:rPr>
@@ -2680,14 +2497,28 @@
       <w:r>
         <w:rPr>
           <w:rFonts w:ascii="Times New Roman" w:hAnsi="Times New Roman"/>
-          <w:i/>
-          <w:sz w:val="22"/>
-        </w:rPr>
-        <w:t>, 2019</w:t>
-      </w:r>
-      <w:r>
-        <w:rPr>
-          <w:rFonts w:ascii="Times New Roman" w:hAnsi="Times New Roman" w:hint="eastAsia"/>
+          <w:b/>
+          <w:sz w:val="22"/>
+        </w:rPr>
+        <w:t xml:space="preserve">, </w:t>
+      </w:r>
+      <w:r>
+        <w:rPr>
+          <w:rFonts w:ascii="Times New Roman" w:hAnsi="Times New Roman"/>
+          <w:sz w:val="22"/>
+        </w:rPr>
+        <w:t>201</w:t>
+      </w:r>
+      <w:r>
+        <w:rPr>
+          <w:rFonts w:ascii="Times New Roman" w:hAnsi="Times New Roman"/>
+          <w:sz w:val="22"/>
+        </w:rPr>
+        <w:t>9</w:t>
+      </w:r>
+      <w:r>
+        <w:rPr>
+          <w:rFonts w:ascii="Times New Roman" w:hAnsi="Times New Roman"/>
           <w:sz w:val="22"/>
         </w:rPr>
         <w:t>.</w:t>
@@ -2714,9 +2545,212 @@
           <w:rFonts w:ascii="Times New Roman" w:hAnsi="Times New Roman"/>
           <w:sz w:val="22"/>
         </w:rPr>
+        <w:t>]</w:t>
+      </w:r>
+    </w:p>
+    <w:p>
+      <w:pPr>
+        <w:tabs>
+          <w:tab w:val="right" w:pos="10490"/>
+        </w:tabs>
+        <w:adjustRightInd w:val="0"/>
+        <w:snapToGrid w:val="0"/>
+        <w:rPr>
+          <w:rFonts w:ascii="Times New Roman" w:hAnsi="Times New Roman"/>
+          <w:sz w:val="22"/>
+        </w:rPr>
+      </w:pPr>
+      <w:r>
+        <w:rPr>
+          <w:rFonts w:ascii="Times New Roman" w:hAnsi="Times New Roman"/>
+          <w:sz w:val="22"/>
+        </w:rPr>
+        <w:t xml:space="preserve">[1] </w:t>
+      </w:r>
+      <w:proofErr w:type="spellStart"/>
+      <w:r>
+        <w:rPr>
+          <w:rFonts w:ascii="Times New Roman" w:hAnsi="Times New Roman"/>
+          <w:sz w:val="22"/>
+        </w:rPr>
+        <w:t>Pengcheng</w:t>
+      </w:r>
+      <w:proofErr w:type="spellEnd"/>
+      <w:r>
+        <w:rPr>
+          <w:rFonts w:ascii="Times New Roman" w:hAnsi="Times New Roman"/>
+          <w:sz w:val="22"/>
+        </w:rPr>
+        <w:t xml:space="preserve"> Yang</w:t>
+      </w:r>
+      <w:r>
+        <w:rPr>
+          <w:rFonts w:ascii="Times New Roman" w:hAnsi="Times New Roman" w:hint="eastAsia"/>
+          <w:sz w:val="22"/>
+        </w:rPr>
+        <w:t>*</w:t>
+      </w:r>
+      <w:r>
+        <w:rPr>
+          <w:rFonts w:ascii="Times New Roman" w:hAnsi="Times New Roman"/>
+          <w:sz w:val="22"/>
+        </w:rPr>
+        <w:t xml:space="preserve">, </w:t>
+      </w:r>
+      <w:r>
+        <w:rPr>
+          <w:rFonts w:ascii="Times New Roman" w:hAnsi="Times New Roman"/>
+          <w:b/>
+          <w:sz w:val="22"/>
+        </w:rPr>
+        <w:t>Zhihan Zhang</w:t>
+      </w:r>
+      <w:r>
+        <w:rPr>
+          <w:rFonts w:ascii="Times New Roman" w:hAnsi="Times New Roman" w:hint="eastAsia"/>
+          <w:sz w:val="22"/>
+        </w:rPr>
+        <w:t>*</w:t>
+      </w:r>
+      <w:r>
+        <w:rPr>
+          <w:rFonts w:ascii="Times New Roman" w:hAnsi="Times New Roman"/>
+          <w:sz w:val="22"/>
+        </w:rPr>
+        <w:t xml:space="preserve">, </w:t>
+      </w:r>
+      <w:proofErr w:type="spellStart"/>
+      <w:r>
+        <w:rPr>
+          <w:rFonts w:ascii="Times New Roman" w:hAnsi="Times New Roman"/>
+          <w:sz w:val="22"/>
+        </w:rPr>
+        <w:t>Fuli</w:t>
+      </w:r>
+      <w:proofErr w:type="spellEnd"/>
+      <w:r>
+        <w:rPr>
+          <w:rFonts w:ascii="Times New Roman" w:hAnsi="Times New Roman"/>
+          <w:sz w:val="22"/>
+        </w:rPr>
+        <w:t xml:space="preserve"> Luo, Lei Li, </w:t>
+      </w:r>
+      <w:proofErr w:type="spellStart"/>
+      <w:r>
+        <w:rPr>
+          <w:rFonts w:ascii="Times New Roman" w:hAnsi="Times New Roman"/>
+          <w:sz w:val="22"/>
+        </w:rPr>
+        <w:t>Chengyang</w:t>
+      </w:r>
+      <w:proofErr w:type="spellEnd"/>
+      <w:r>
+        <w:rPr>
+          <w:rFonts w:ascii="Times New Roman" w:hAnsi="Times New Roman"/>
+          <w:sz w:val="22"/>
+        </w:rPr>
+        <w:t xml:space="preserve"> Huang and Xu Sun. Cross-Modal Commentator:</w:t>
+      </w:r>
+      <w:bookmarkStart w:id="8" w:name="_Hlk25177309"/>
+      <w:r>
+        <w:rPr>
+          <w:rFonts w:ascii="Times New Roman" w:hAnsi="Times New Roman"/>
+          <w:sz w:val="22"/>
+        </w:rPr>
+        <w:t xml:space="preserve"> Automatic Machine Commenting Based on Cross-Modal Information</w:t>
+      </w:r>
+      <w:bookmarkEnd w:id="8"/>
+      <w:r>
+        <w:rPr>
+          <w:rFonts w:ascii="Times New Roman" w:hAnsi="Times New Roman"/>
+          <w:sz w:val="22"/>
+        </w:rPr>
+        <w:t>.</w:t>
+      </w:r>
+      <w:r>
+        <w:rPr>
+          <w:rFonts w:ascii="Times New Roman" w:hAnsi="Times New Roman"/>
+          <w:i/>
+          <w:sz w:val="22"/>
+        </w:rPr>
+        <w:t xml:space="preserve"> </w:t>
+      </w:r>
+      <w:r>
+        <w:rPr>
+          <w:rFonts w:ascii="Times New Roman" w:hAnsi="Times New Roman"/>
+          <w:sz w:val="22"/>
+        </w:rPr>
+        <w:t>In </w:t>
+      </w:r>
+      <w:r>
+        <w:rPr>
+          <w:rFonts w:ascii="Times New Roman" w:hAnsi="Times New Roman"/>
+          <w:i/>
+          <w:iCs/>
+          <w:sz w:val="22"/>
+        </w:rPr>
+        <w:t>Proceedings of the 57th Annual Meeting of the Association for Computational Linguistics (</w:t>
+      </w:r>
+      <w:r>
+        <w:rPr>
+          <w:rFonts w:ascii="Times New Roman" w:hAnsi="Times New Roman"/>
+          <w:b/>
+          <w:bCs/>
+          <w:i/>
+          <w:iCs/>
+          <w:sz w:val="22"/>
+        </w:rPr>
+        <w:t>ACL</w:t>
+      </w:r>
+      <w:r>
+        <w:rPr>
+          <w:rFonts w:ascii="Times New Roman" w:hAnsi="Times New Roman"/>
+          <w:i/>
+          <w:iCs/>
+          <w:sz w:val="22"/>
+        </w:rPr>
+        <w:t>)</w:t>
+      </w:r>
+      <w:r>
+        <w:rPr>
+          <w:rFonts w:ascii="Times New Roman" w:hAnsi="Times New Roman"/>
+          <w:i/>
+          <w:sz w:val="22"/>
+        </w:rPr>
+        <w:t>, 2019</w:t>
+      </w:r>
+      <w:r>
+        <w:rPr>
+          <w:rFonts w:ascii="Times New Roman" w:hAnsi="Times New Roman" w:hint="eastAsia"/>
+          <w:sz w:val="22"/>
+        </w:rPr>
+        <w:t>.</w:t>
+      </w:r>
+      <w:r>
+        <w:rPr>
+          <w:rFonts w:ascii="Times New Roman" w:hAnsi="Times New Roman"/>
+          <w:sz w:val="22"/>
+        </w:rPr>
+        <w:t xml:space="preserve"> [</w:t>
+      </w:r>
+      <w:hyperlink r:id="rId13" w:history="1">
+        <w:r>
+          <w:rPr>
+            <w:rStyle w:val="a4"/>
+            <w:rFonts w:ascii="Times New Roman" w:hAnsi="Times New Roman"/>
+            <w:sz w:val="22"/>
+          </w:rPr>
+          <w:t>paper</w:t>
+        </w:r>
+      </w:hyperlink>
+      <w:r>
+        <w:rPr>
+          <w:rFonts w:ascii="Times New Roman" w:hAnsi="Times New Roman"/>
+          <w:sz w:val="22"/>
+        </w:rPr>
         <w:t>][</w:t>
       </w:r>
-      <w:hyperlink r:id="rId13" w:history="1">
+      <w:hyperlink r:id="rId14" w:history="1">
         <w:r>
           <w:rPr>
             <w:rStyle w:val="a4"/>
@@ -2733,7 +2767,7 @@
         </w:rPr>
         <w:t>][</w:t>
       </w:r>
-      <w:hyperlink r:id="rId14" w:history="1">
+      <w:hyperlink r:id="rId15" w:history="1">
         <w:r>
           <w:rPr>
             <w:rStyle w:val="a4"/>
@@ -2772,12 +2806,10 @@
         <w:adjustRightInd w:val="0"/>
         <w:snapToGrid w:val="0"/>
         <w:rPr>
-          <w:rFonts w:ascii="Times New Roman" w:hAnsi="Times New Roman" w:hint="eastAsia"/>
-          <w:sz w:val="22"/>
-        </w:rPr>
-      </w:pPr>
-      <w:bookmarkStart w:id="8" w:name="_GoBack"/>
-      <w:bookmarkEnd w:id="8"/>
+          <w:rFonts w:ascii="Times New Roman" w:hAnsi="Times New Roman"/>
+          <w:sz w:val="22"/>
+        </w:rPr>
+      </w:pPr>
     </w:p>
     <w:p>
       <w:pPr>
@@ -3861,7 +3893,7 @@
         <v:path o:extrusionok="f" gradientshapeok="t" o:connecttype="rect"/>
         <o:lock v:ext="edit" aspectratio="t"/>
       </v:shapetype>
-      <v:shape id="_x0000_i1031" type="#_x0000_t75" style="width:12pt;height:12pt" o:bullet="t">
+      <v:shape id="_x0000_i1027" type="#_x0000_t75" style="width:12pt;height:12pt" o:bullet="t">
         <v:imagedata r:id="rId1" o:title="mso9987"/>
       </v:shape>
     </w:pict>
@@ -7767,7 +7799,7 @@
 </file>
 
 <file path=customXml/itemProps1.xml><?xml version="1.0" encoding="utf-8"?>
-<ds:datastoreItem xmlns:ds="http://schemas.openxmlformats.org/officeDocument/2006/customXml" ds:itemID="{E7CCA691-2586-4A70-9E14-1A9B083B3D0E}">
+<ds:datastoreItem xmlns:ds="http://schemas.openxmlformats.org/officeDocument/2006/customXml" ds:itemID="{A58A8F75-1546-43FE-97DE-2C9CB208519B}">
   <ds:schemaRefs>
     <ds:schemaRef ds:uri="http://schemas.openxmlformats.org/officeDocument/2006/bibliography"/>
   </ds:schemaRefs>
